--- a/output/Mission_Zero_Rules_AR_EN.docx
+++ b/output/Mission_Zero_Rules_AR_EN.docx
@@ -4,18 +4,18 @@
   <w:body>
     <w:p>
       <w:pPr>
+        <w:bidi w:val="1"/>
         <w:spacing w:before="0" w:after="40" w:line="264" w:lineRule="auto"/>
-        <w:bidi w:val="1"/>
         <w:jc w:val="right"/>
       </w:pPr>
       <w:r>
         <w:rPr>
+          <w:rFonts w:cs="Arial"/>
           <w:b/>
           <w:i w:val="0"/>
           <w:color w:val="101E2E"/>
           <w:sz w:val="48"/>
           <w:szCs w:val="48"/>
-          <w:rFonts w:cs="Arial"/>
           <w:rtl w:val="1"/>
         </w:rPr>
         <w:t>المهمة صفر</w:t>
@@ -23,18 +23,18 @@
     </w:p>
     <w:p>
       <w:pPr>
+        <w:bidi w:val="1"/>
         <w:spacing w:before="0" w:after="160" w:line="300" w:lineRule="auto"/>
-        <w:bidi w:val="1"/>
         <w:jc w:val="right"/>
       </w:pPr>
       <w:r>
         <w:rPr>
+          <w:rFonts w:cs="Arial"/>
           <w:b w:val="0"/>
           <w:i/>
           <w:color w:val="63737F"/>
           <w:sz w:val="24"/>
           <w:szCs w:val="24"/>
-          <w:rFonts w:cs="Arial"/>
           <w:rtl w:val="1"/>
         </w:rPr>
         <w:t>من فكرة… إلى شركة قابلة للاستثمار في شهر واحد</w:t>
@@ -42,18 +42,18 @@
     </w:p>
     <w:p>
       <w:pPr>
+        <w:bidi w:val="1"/>
         <w:spacing w:before="0" w:after="40" w:line="300" w:lineRule="auto"/>
-        <w:bidi w:val="1"/>
         <w:jc w:val="right"/>
       </w:pPr>
       <w:r>
         <w:rPr>
+          <w:rFonts w:cs="Arial"/>
           <w:b/>
           <w:i w:val="0"/>
           <w:color w:val="0E7C86"/>
           <w:sz w:val="22"/>
           <w:szCs w:val="22"/>
-          <w:rFonts w:cs="Arial"/>
           <w:rtl w:val="1"/>
         </w:rPr>
         <w:t>قواعد المسابقة ومعايير التقييم</w:t>
@@ -61,18 +61,18 @@
     </w:p>
     <w:p>
       <w:pPr>
+        <w:bidi w:val="1"/>
         <w:spacing w:before="0" w:after="280" w:line="300" w:lineRule="auto"/>
-        <w:bidi w:val="1"/>
         <w:jc w:val="right"/>
       </w:pPr>
       <w:r>
         <w:rPr>
+          <w:rFonts w:cs="Arial"/>
           <w:b w:val="0"/>
           <w:i w:val="0"/>
           <w:color w:val="63737F"/>
           <w:sz w:val="17"/>
           <w:szCs w:val="17"/>
-          <w:rFonts w:cs="Arial"/>
           <w:rtl w:val="1"/>
         </w:rPr>
         <w:t>الإصدار 1.0 — 13 سبتمبر 2026</w:t>
@@ -80,18 +80,18 @@
     </w:p>
     <w:p>
       <w:pPr>
+        <w:bidi w:val="1"/>
         <w:spacing w:before="280" w:after="100" w:line="300" w:lineRule="auto"/>
-        <w:bidi w:val="1"/>
         <w:jc w:val="right"/>
       </w:pPr>
       <w:r>
         <w:rPr>
+          <w:rFonts w:cs="Arial"/>
           <w:b/>
           <w:i w:val="0"/>
           <w:color w:val="0E7C86"/>
           <w:sz w:val="27"/>
           <w:szCs w:val="27"/>
-          <w:rFonts w:cs="Arial"/>
           <w:rtl w:val="1"/>
         </w:rPr>
         <w:t>ما هي المهمة صفر</w:t>
@@ -99,18 +99,18 @@
     </w:p>
     <w:p>
       <w:pPr>
+        <w:bidi w:val="1"/>
         <w:spacing w:before="0" w:after="140" w:line="300" w:lineRule="auto"/>
-        <w:bidi w:val="1"/>
         <w:jc w:val="right"/>
       </w:pPr>
       <w:r>
         <w:rPr>
+          <w:rFonts w:cs="Arial"/>
           <w:b w:val="0"/>
           <w:i w:val="0"/>
           <w:color w:val="101E2E"/>
           <w:sz w:val="21"/>
           <w:szCs w:val="21"/>
-          <w:rFonts w:cs="Arial"/>
           <w:rtl w:val="1"/>
         </w:rPr>
         <w:t>«المهمة صفر» تحدٍّ وطني مفتوح لرواد الأعمال الشباب في مصر. المشاركة فيه ليست بعرض تقديمي، بل بإنجاز: تُكمل مهام منصة StartPad الخمس عشرة خلال شهر واحد، من تحليل المشكلة حتى الانطلاق إلى السوق. من يُكملها جميعًا يدخل التقييم، وأفضل عشرة يعرضون مشاريعهم أمام لجنة تحكيم في يوم العرض النهائي.</w:t>
@@ -118,18 +118,18 @@
     </w:p>
     <w:p>
       <w:pPr>
+        <w:bidi w:val="1"/>
         <w:spacing w:before="0" w:after="140" w:line="300" w:lineRule="auto"/>
-        <w:bidi w:val="1"/>
         <w:jc w:val="right"/>
       </w:pPr>
       <w:r>
         <w:rPr>
+          <w:rFonts w:cs="Arial"/>
           <w:b w:val="0"/>
           <w:i w:val="0"/>
           <w:color w:val="101E2E"/>
           <w:sz w:val="21"/>
           <w:szCs w:val="21"/>
-          <w:rFonts w:cs="Arial"/>
           <w:rtl w:val="1"/>
         </w:rPr>
         <w:t>أُطلق التحدي من على مسرح تكني سميت الإسكندرية، وتنظّمه StartPad التابعة لمجموعة GrowthLabs.</w:t>
@@ -137,18 +137,18 @@
     </w:p>
     <w:p>
       <w:pPr>
+        <w:bidi w:val="1"/>
         <w:spacing w:before="280" w:after="100" w:line="300" w:lineRule="auto"/>
-        <w:bidi w:val="1"/>
         <w:jc w:val="right"/>
       </w:pPr>
       <w:r>
         <w:rPr>
+          <w:rFonts w:cs="Arial"/>
           <w:b/>
           <w:i w:val="0"/>
           <w:color w:val="0E7C86"/>
           <w:sz w:val="27"/>
           <w:szCs w:val="27"/>
-          <w:rFonts w:cs="Arial"/>
           <w:rtl w:val="1"/>
         </w:rPr>
         <w:t>التواريخ</w:t>
@@ -156,9 +156,9 @@
     </w:p>
     <w:tbl>
       <w:tblPr>
+        <w:bidiVisual w:val="1"/>
         <w:tblW w:type="auto" w:w="0"/>
         <w:jc w:val="center"/>
-        <w:tblLook w:firstColumn="1" w:firstRow="1" w:lastColumn="0" w:lastRow="0" w:noHBand="0" w:noVBand="1" w:val="04A0"/>
         <w:tblBorders>
           <w:top w:val="single" w:sz="4" w:color="D9DBD3"/>
           <w:left w:val="single" w:sz="4" w:color="D9DBD3"/>
@@ -167,7 +167,7 @@
           <w:insideH w:val="single" w:sz="4" w:color="D9DBD3"/>
           <w:insideV w:val="single" w:sz="4" w:color="D9DBD3"/>
         </w:tblBorders>
-        <w:bidiVisual w:val="1"/>
+        <w:tblLook w:firstColumn="1" w:firstRow="1" w:lastColumn="0" w:lastRow="0" w:noHBand="0" w:noVBand="1" w:val="04A0"/>
       </w:tblPr>
       <w:tblGrid>
         <w:gridCol w:w="3324"/>
@@ -182,19 +182,19 @@
           </w:tcPr>
           <w:p>
             <w:pPr>
+              <w:bidi w:val="1"/>
               <w:spacing w:after="20" w:line="276" w:lineRule="auto"/>
-              <w:bidi w:val="1"/>
               <w:jc w:val="right"/>
             </w:pPr>
             <w:r/>
             <w:r>
               <w:rPr>
+                <w:rFonts w:cs="Arial"/>
                 <w:b/>
                 <w:i w:val="0"/>
                 <w:color w:val="0E7C86"/>
                 <w:sz w:val="17"/>
                 <w:szCs w:val="17"/>
-                <w:rFonts w:cs="Arial"/>
                 <w:rtl w:val="1"/>
               </w:rPr>
               <w:t>متى</w:t>
@@ -208,19 +208,19 @@
           </w:tcPr>
           <w:p>
             <w:pPr>
+              <w:bidi w:val="1"/>
               <w:spacing w:after="20" w:line="276" w:lineRule="auto"/>
-              <w:bidi w:val="1"/>
               <w:jc w:val="right"/>
             </w:pPr>
             <w:r/>
             <w:r>
               <w:rPr>
+                <w:rFonts w:cs="Arial"/>
                 <w:b/>
                 <w:i w:val="0"/>
                 <w:color w:val="0E7C86"/>
                 <w:sz w:val="17"/>
                 <w:szCs w:val="17"/>
-                <w:rFonts w:cs="Arial"/>
                 <w:rtl w:val="1"/>
               </w:rPr>
               <w:t>ماذا</w:t>
@@ -234,19 +234,19 @@
           </w:tcPr>
           <w:p>
             <w:pPr>
+              <w:bidi w:val="1"/>
               <w:spacing w:after="20" w:line="276" w:lineRule="auto"/>
-              <w:bidi w:val="1"/>
               <w:jc w:val="right"/>
             </w:pPr>
             <w:r/>
             <w:r>
               <w:rPr>
+                <w:rFonts w:cs="Arial"/>
                 <w:b/>
                 <w:i w:val="0"/>
                 <w:color w:val="0E7C86"/>
                 <w:sz w:val="17"/>
                 <w:szCs w:val="17"/>
-                <w:rFonts w:cs="Arial"/>
                 <w:rtl w:val="1"/>
               </w:rPr>
               <w:t>التفاصيل</w:t>
@@ -261,19 +261,19 @@
           </w:tcPr>
           <w:p>
             <w:pPr>
+              <w:bidi w:val="1"/>
               <w:spacing w:after="20" w:line="276" w:lineRule="auto"/>
-              <w:bidi w:val="1"/>
               <w:jc w:val="right"/>
             </w:pPr>
             <w:r/>
             <w:r>
               <w:rPr>
+                <w:rFonts w:cs="Arial"/>
                 <w:b w:val="0"/>
                 <w:i w:val="0"/>
                 <w:color w:val="101E2E"/>
                 <w:sz w:val="18"/>
                 <w:szCs w:val="18"/>
-                <w:rFonts w:cs="Arial"/>
                 <w:rtl w:val="1"/>
               </w:rPr>
               <w:t>21 سبتمبر</w:t>
@@ -286,19 +286,19 @@
           </w:tcPr>
           <w:p>
             <w:pPr>
+              <w:bidi w:val="1"/>
               <w:spacing w:after="20" w:line="276" w:lineRule="auto"/>
-              <w:bidi w:val="1"/>
               <w:jc w:val="right"/>
             </w:pPr>
             <w:r/>
             <w:r>
               <w:rPr>
+                <w:rFonts w:cs="Arial"/>
                 <w:b w:val="0"/>
                 <w:i w:val="0"/>
                 <w:color w:val="101E2E"/>
                 <w:sz w:val="18"/>
                 <w:szCs w:val="18"/>
-                <w:rFonts w:cs="Arial"/>
                 <w:rtl w:val="1"/>
               </w:rPr>
               <w:t>فتح التسجيل</w:t>
@@ -311,19 +311,19 @@
           </w:tcPr>
           <w:p>
             <w:pPr>
+              <w:bidi w:val="1"/>
               <w:spacing w:after="20" w:line="276" w:lineRule="auto"/>
-              <w:bidi w:val="1"/>
               <w:jc w:val="right"/>
             </w:pPr>
             <w:r/>
             <w:r>
               <w:rPr>
+                <w:rFonts w:cs="Arial"/>
                 <w:b w:val="0"/>
                 <w:i w:val="0"/>
                 <w:color w:val="101E2E"/>
                 <w:sz w:val="18"/>
                 <w:szCs w:val="18"/>
-                <w:rFonts w:cs="Arial"/>
                 <w:rtl w:val="1"/>
               </w:rPr>
               <w:t>التسجيل مجاني عبر startpad.me</w:t>
@@ -338,19 +338,19 @@
           </w:tcPr>
           <w:p>
             <w:pPr>
+              <w:bidi w:val="1"/>
               <w:spacing w:after="20" w:line="276" w:lineRule="auto"/>
-              <w:bidi w:val="1"/>
               <w:jc w:val="right"/>
             </w:pPr>
             <w:r/>
             <w:r>
               <w:rPr>
+                <w:rFonts w:cs="Arial"/>
                 <w:b w:val="0"/>
                 <w:i w:val="0"/>
                 <w:color w:val="101E2E"/>
                 <w:sz w:val="18"/>
                 <w:szCs w:val="18"/>
-                <w:rFonts w:cs="Arial"/>
                 <w:rtl w:val="1"/>
               </w:rPr>
               <w:t>3–5 أكتوبر</w:t>
@@ -363,19 +363,19 @@
           </w:tcPr>
           <w:p>
             <w:pPr>
+              <w:bidi w:val="1"/>
               <w:spacing w:after="20" w:line="276" w:lineRule="auto"/>
-              <w:bidi w:val="1"/>
               <w:jc w:val="right"/>
             </w:pPr>
             <w:r/>
             <w:r>
               <w:rPr>
+                <w:rFonts w:cs="Arial"/>
                 <w:b w:val="0"/>
                 <w:i w:val="0"/>
                 <w:color w:val="101E2E"/>
                 <w:sz w:val="18"/>
                 <w:szCs w:val="18"/>
-                <w:rFonts w:cs="Arial"/>
                 <w:rtl w:val="1"/>
               </w:rPr>
               <w:t>الإطلاق من الإسكندرية</w:t>
@@ -388,19 +388,19 @@
           </w:tcPr>
           <w:p>
             <w:pPr>
+              <w:bidi w:val="1"/>
               <w:spacing w:after="20" w:line="276" w:lineRule="auto"/>
-              <w:bidi w:val="1"/>
               <w:jc w:val="right"/>
             </w:pPr>
             <w:r/>
             <w:r>
               <w:rPr>
+                <w:rFonts w:cs="Arial"/>
                 <w:b w:val="0"/>
                 <w:i w:val="0"/>
                 <w:color w:val="101E2E"/>
                 <w:sz w:val="18"/>
                 <w:szCs w:val="18"/>
-                <w:rFonts w:cs="Arial"/>
                 <w:rtl w:val="1"/>
               </w:rPr>
               <w:t>جناح التحدي طوال أيام القمة، وورشة «المهمة الأولى مباشرة»</w:t>
@@ -415,19 +415,19 @@
           </w:tcPr>
           <w:p>
             <w:pPr>
+              <w:bidi w:val="1"/>
               <w:spacing w:after="20" w:line="276" w:lineRule="auto"/>
-              <w:bidi w:val="1"/>
               <w:jc w:val="right"/>
             </w:pPr>
             <w:r/>
             <w:r>
               <w:rPr>
+                <w:rFonts w:cs="Arial"/>
                 <w:b w:val="0"/>
                 <w:i w:val="0"/>
                 <w:color w:val="101E2E"/>
                 <w:sz w:val="18"/>
                 <w:szCs w:val="18"/>
-                <w:rFonts w:cs="Arial"/>
                 <w:rtl w:val="1"/>
               </w:rPr>
               <w:t>4 أكتوبر</w:t>
@@ -440,19 +440,19 @@
           </w:tcPr>
           <w:p>
             <w:pPr>
+              <w:bidi w:val="1"/>
               <w:spacing w:after="20" w:line="276" w:lineRule="auto"/>
-              <w:bidi w:val="1"/>
               <w:jc w:val="right"/>
             </w:pPr>
             <w:r/>
             <w:r>
               <w:rPr>
+                <w:rFonts w:cs="Arial"/>
                 <w:b w:val="0"/>
                 <w:i w:val="0"/>
                 <w:color w:val="101E2E"/>
                 <w:sz w:val="18"/>
                 <w:szCs w:val="18"/>
-                <w:rFonts w:cs="Arial"/>
                 <w:rtl w:val="1"/>
               </w:rPr>
               <w:t>بدء المهام</w:t>
@@ -465,19 +465,19 @@
           </w:tcPr>
           <w:p>
             <w:pPr>
+              <w:bidi w:val="1"/>
               <w:spacing w:after="20" w:line="276" w:lineRule="auto"/>
-              <w:bidi w:val="1"/>
               <w:jc w:val="right"/>
             </w:pPr>
             <w:r/>
             <w:r>
               <w:rPr>
+                <w:rFonts w:cs="Arial"/>
                 <w:b w:val="0"/>
                 <w:i w:val="0"/>
                 <w:color w:val="101E2E"/>
                 <w:sz w:val="18"/>
                 <w:szCs w:val="18"/>
-                <w:rFonts w:cs="Arial"/>
                 <w:rtl w:val="1"/>
               </w:rPr>
               <w:t>تُفتح المهام الخمس عشرة لجميع المسجَّلين</w:t>
@@ -492,19 +492,19 @@
           </w:tcPr>
           <w:p>
             <w:pPr>
+              <w:bidi w:val="1"/>
               <w:spacing w:after="20" w:line="276" w:lineRule="auto"/>
-              <w:bidi w:val="1"/>
               <w:jc w:val="right"/>
             </w:pPr>
             <w:r/>
             <w:r>
               <w:rPr>
+                <w:rFonts w:cs="Arial"/>
                 <w:b w:val="0"/>
                 <w:i w:val="0"/>
                 <w:color w:val="101E2E"/>
                 <w:sz w:val="18"/>
                 <w:szCs w:val="18"/>
-                <w:rFonts w:cs="Arial"/>
                 <w:rtl w:val="1"/>
               </w:rPr>
               <w:t>4 نوفمبر</w:t>
@@ -517,19 +517,19 @@
           </w:tcPr>
           <w:p>
             <w:pPr>
+              <w:bidi w:val="1"/>
               <w:spacing w:after="20" w:line="276" w:lineRule="auto"/>
-              <w:bidi w:val="1"/>
               <w:jc w:val="right"/>
             </w:pPr>
             <w:r/>
             <w:r>
               <w:rPr>
+                <w:rFonts w:cs="Arial"/>
                 <w:b w:val="0"/>
                 <w:i w:val="0"/>
                 <w:color w:val="101E2E"/>
                 <w:sz w:val="18"/>
                 <w:szCs w:val="18"/>
-                <w:rFonts w:cs="Arial"/>
                 <w:rtl w:val="1"/>
               </w:rPr>
               <w:t>الموعد النهائي للتسليم</w:t>
@@ -542,19 +542,19 @@
           </w:tcPr>
           <w:p>
             <w:pPr>
+              <w:bidi w:val="1"/>
               <w:spacing w:after="20" w:line="276" w:lineRule="auto"/>
-              <w:bidi w:val="1"/>
               <w:jc w:val="right"/>
             </w:pPr>
             <w:r/>
             <w:r>
               <w:rPr>
+                <w:rFonts w:cs="Arial"/>
                 <w:b w:val="0"/>
                 <w:i w:val="0"/>
                 <w:color w:val="101E2E"/>
                 <w:sz w:val="18"/>
                 <w:szCs w:val="18"/>
-                <w:rFonts w:cs="Arial"/>
                 <w:rtl w:val="1"/>
               </w:rPr>
               <w:t>11:59 مساءً بتوقيت القاهرة — لا تمديد</w:t>
@@ -569,19 +569,19 @@
           </w:tcPr>
           <w:p>
             <w:pPr>
+              <w:bidi w:val="1"/>
               <w:spacing w:after="20" w:line="276" w:lineRule="auto"/>
-              <w:bidi w:val="1"/>
               <w:jc w:val="right"/>
             </w:pPr>
             <w:r/>
             <w:r>
               <w:rPr>
+                <w:rFonts w:cs="Arial"/>
                 <w:b w:val="0"/>
                 <w:i w:val="0"/>
                 <w:color w:val="101E2E"/>
                 <w:sz w:val="18"/>
                 <w:szCs w:val="18"/>
-                <w:rFonts w:cs="Arial"/>
                 <w:rtl w:val="1"/>
               </w:rPr>
               <w:t>5–12 نوفمبر</w:t>
@@ -594,19 +594,19 @@
           </w:tcPr>
           <w:p>
             <w:pPr>
+              <w:bidi w:val="1"/>
               <w:spacing w:after="20" w:line="276" w:lineRule="auto"/>
-              <w:bidi w:val="1"/>
               <w:jc w:val="right"/>
             </w:pPr>
             <w:r/>
             <w:r>
               <w:rPr>
+                <w:rFonts w:cs="Arial"/>
                 <w:b w:val="0"/>
                 <w:i w:val="0"/>
                 <w:color w:val="101E2E"/>
                 <w:sz w:val="18"/>
                 <w:szCs w:val="18"/>
-                <w:rFonts w:cs="Arial"/>
                 <w:rtl w:val="1"/>
               </w:rPr>
               <w:t>التقييم</w:t>
@@ -619,19 +619,19 @@
           </w:tcPr>
           <w:p>
             <w:pPr>
+              <w:bidi w:val="1"/>
               <w:spacing w:after="20" w:line="276" w:lineRule="auto"/>
-              <w:bidi w:val="1"/>
               <w:jc w:val="right"/>
             </w:pPr>
             <w:r/>
             <w:r>
               <w:rPr>
+                <w:rFonts w:cs="Arial"/>
                 <w:b w:val="0"/>
                 <w:i w:val="0"/>
                 <w:color w:val="101E2E"/>
                 <w:sz w:val="18"/>
                 <w:szCs w:val="18"/>
-                <w:rFonts w:cs="Arial"/>
                 <w:rtl w:val="1"/>
               </w:rPr>
               <w:t>فرز آلي، ثم لجنة بشرية، ثم تحقق هاتفي</w:t>
@@ -646,19 +646,19 @@
           </w:tcPr>
           <w:p>
             <w:pPr>
+              <w:bidi w:val="1"/>
               <w:spacing w:after="20" w:line="276" w:lineRule="auto"/>
-              <w:bidi w:val="1"/>
               <w:jc w:val="right"/>
             </w:pPr>
             <w:r/>
             <w:r>
               <w:rPr>
+                <w:rFonts w:cs="Arial"/>
                 <w:b w:val="0"/>
                 <w:i w:val="0"/>
                 <w:color w:val="101E2E"/>
                 <w:sz w:val="18"/>
                 <w:szCs w:val="18"/>
-                <w:rFonts w:cs="Arial"/>
                 <w:rtl w:val="1"/>
               </w:rPr>
               <w:t>أواخر نوفمبر</w:t>
@@ -671,19 +671,19 @@
           </w:tcPr>
           <w:p>
             <w:pPr>
+              <w:bidi w:val="1"/>
               <w:spacing w:after="20" w:line="276" w:lineRule="auto"/>
-              <w:bidi w:val="1"/>
               <w:jc w:val="right"/>
             </w:pPr>
             <w:r/>
             <w:r>
               <w:rPr>
+                <w:rFonts w:cs="Arial"/>
                 <w:b w:val="0"/>
                 <w:i w:val="0"/>
                 <w:color w:val="101E2E"/>
                 <w:sz w:val="18"/>
                 <w:szCs w:val="18"/>
-                <w:rFonts w:cs="Arial"/>
                 <w:rtl w:val="1"/>
               </w:rPr>
               <w:t>يوم العرض والجوائز</w:t>
@@ -696,19 +696,19 @@
           </w:tcPr>
           <w:p>
             <w:pPr>
+              <w:bidi w:val="1"/>
               <w:spacing w:after="20" w:line="276" w:lineRule="auto"/>
-              <w:bidi w:val="1"/>
               <w:jc w:val="right"/>
             </w:pPr>
             <w:r/>
             <w:r>
               <w:rPr>
+                <w:rFonts w:cs="Arial"/>
                 <w:b w:val="0"/>
                 <w:i w:val="0"/>
                 <w:color w:val="101E2E"/>
                 <w:sz w:val="18"/>
                 <w:szCs w:val="18"/>
-                <w:rFonts w:cs="Arial"/>
                 <w:rtl w:val="1"/>
               </w:rPr>
               <w:t>عشرة عروض، وثلاثة فائزين</w:t>
@@ -724,18 +724,18 @@
     </w:p>
     <w:p>
       <w:pPr>
+        <w:bidi w:val="1"/>
         <w:spacing w:before="280" w:after="100" w:line="300" w:lineRule="auto"/>
-        <w:bidi w:val="1"/>
         <w:jc w:val="right"/>
       </w:pPr>
       <w:r>
         <w:rPr>
+          <w:rFonts w:cs="Arial"/>
           <w:b/>
           <w:i w:val="0"/>
           <w:color w:val="0E7C86"/>
           <w:sz w:val="27"/>
           <w:szCs w:val="27"/>
-          <w:rFonts w:cs="Arial"/>
           <w:rtl w:val="1"/>
         </w:rPr>
         <w:t>من يحق له المشاركة</w:t>
@@ -743,9 +743,9 @@
     </w:p>
     <w:tbl>
       <w:tblPr>
+        <w:bidiVisual w:val="1"/>
         <w:tblW w:type="auto" w:w="0"/>
         <w:jc w:val="center"/>
-        <w:tblLook w:firstColumn="1" w:firstRow="1" w:lastColumn="0" w:lastRow="0" w:noHBand="0" w:noVBand="1" w:val="04A0"/>
         <w:tblBorders>
           <w:top w:val="single" w:sz="4" w:color="D9DBD3"/>
           <w:left w:val="single" w:sz="4" w:color="D9DBD3"/>
@@ -754,7 +754,7 @@
           <w:insideH w:val="single" w:sz="4" w:color="D9DBD3"/>
           <w:insideV w:val="single" w:sz="4" w:color="D9DBD3"/>
         </w:tblBorders>
-        <w:bidiVisual w:val="1"/>
+        <w:tblLook w:firstColumn="1" w:firstRow="1" w:lastColumn="0" w:lastRow="0" w:noHBand="0" w:noVBand="1" w:val="04A0"/>
       </w:tblPr>
       <w:tblGrid>
         <w:gridCol w:w="4986"/>
@@ -768,19 +768,19 @@
           </w:tcPr>
           <w:p>
             <w:pPr>
+              <w:bidi w:val="1"/>
               <w:spacing w:after="20" w:line="276" w:lineRule="auto"/>
-              <w:bidi w:val="1"/>
               <w:jc w:val="right"/>
             </w:pPr>
             <w:r/>
             <w:r>
               <w:rPr>
+                <w:rFonts w:cs="Arial"/>
                 <w:b/>
                 <w:i w:val="0"/>
                 <w:color w:val="0E7C86"/>
                 <w:sz w:val="17"/>
                 <w:szCs w:val="17"/>
-                <w:rFonts w:cs="Arial"/>
                 <w:rtl w:val="1"/>
               </w:rPr>
               <w:t>الشرط</w:t>
@@ -794,19 +794,19 @@
           </w:tcPr>
           <w:p>
             <w:pPr>
+              <w:bidi w:val="1"/>
               <w:spacing w:after="20" w:line="276" w:lineRule="auto"/>
-              <w:bidi w:val="1"/>
               <w:jc w:val="right"/>
             </w:pPr>
             <w:r/>
             <w:r>
               <w:rPr>
+                <w:rFonts w:cs="Arial"/>
                 <w:b/>
                 <w:i w:val="0"/>
                 <w:color w:val="0E7C86"/>
                 <w:sz w:val="17"/>
                 <w:szCs w:val="17"/>
-                <w:rFonts w:cs="Arial"/>
                 <w:rtl w:val="1"/>
               </w:rPr>
               <w:t>التفصيل</w:t>
@@ -821,19 +821,19 @@
           </w:tcPr>
           <w:p>
             <w:pPr>
+              <w:bidi w:val="1"/>
               <w:spacing w:after="20" w:line="276" w:lineRule="auto"/>
-              <w:bidi w:val="1"/>
               <w:jc w:val="right"/>
             </w:pPr>
             <w:r/>
             <w:r>
               <w:rPr>
+                <w:rFonts w:cs="Arial"/>
                 <w:b w:val="0"/>
                 <w:i w:val="0"/>
                 <w:color w:val="101E2E"/>
                 <w:sz w:val="18"/>
                 <w:szCs w:val="18"/>
-                <w:rFonts w:cs="Arial"/>
                 <w:rtl w:val="1"/>
               </w:rPr>
               <w:t>العمر</w:t>
@@ -846,19 +846,19 @@
           </w:tcPr>
           <w:p>
             <w:pPr>
+              <w:bidi w:val="1"/>
               <w:spacing w:after="20" w:line="276" w:lineRule="auto"/>
-              <w:bidi w:val="1"/>
               <w:jc w:val="right"/>
             </w:pPr>
             <w:r/>
             <w:r>
               <w:rPr>
+                <w:rFonts w:cs="Arial"/>
                 <w:b w:val="0"/>
                 <w:i w:val="0"/>
                 <w:color w:val="101E2E"/>
                 <w:sz w:val="18"/>
                 <w:szCs w:val="18"/>
-                <w:rFonts w:cs="Arial"/>
                 <w:rtl w:val="1"/>
               </w:rPr>
               <w:t>من 18 إلى 30 عامًا في تاريخ إغلاق التسجيل</w:t>
@@ -873,19 +873,19 @@
           </w:tcPr>
           <w:p>
             <w:pPr>
+              <w:bidi w:val="1"/>
               <w:spacing w:after="20" w:line="276" w:lineRule="auto"/>
-              <w:bidi w:val="1"/>
               <w:jc w:val="right"/>
             </w:pPr>
             <w:r/>
             <w:r>
               <w:rPr>
+                <w:rFonts w:cs="Arial"/>
                 <w:b w:val="0"/>
                 <w:i w:val="0"/>
                 <w:color w:val="101E2E"/>
                 <w:sz w:val="18"/>
                 <w:szCs w:val="18"/>
-                <w:rFonts w:cs="Arial"/>
                 <w:rtl w:val="1"/>
               </w:rPr>
               <w:t>الإقامة</w:t>
@@ -898,19 +898,19 @@
           </w:tcPr>
           <w:p>
             <w:pPr>
+              <w:bidi w:val="1"/>
               <w:spacing w:after="20" w:line="276" w:lineRule="auto"/>
-              <w:bidi w:val="1"/>
               <w:jc w:val="right"/>
             </w:pPr>
             <w:r/>
             <w:r>
               <w:rPr>
+                <w:rFonts w:cs="Arial"/>
                 <w:b w:val="0"/>
                 <w:i w:val="0"/>
                 <w:color w:val="101E2E"/>
                 <w:sz w:val="18"/>
                 <w:szCs w:val="18"/>
-                <w:rFonts w:cs="Arial"/>
                 <w:rtl w:val="1"/>
               </w:rPr>
               <w:t>مقيم في جمهورية مصر العربية</w:t>
@@ -925,19 +925,19 @@
           </w:tcPr>
           <w:p>
             <w:pPr>
+              <w:bidi w:val="1"/>
               <w:spacing w:after="20" w:line="276" w:lineRule="auto"/>
-              <w:bidi w:val="1"/>
               <w:jc w:val="right"/>
             </w:pPr>
             <w:r/>
             <w:r>
               <w:rPr>
+                <w:rFonts w:cs="Arial"/>
                 <w:b w:val="0"/>
                 <w:i w:val="0"/>
                 <w:color w:val="101E2E"/>
                 <w:sz w:val="18"/>
                 <w:szCs w:val="18"/>
-                <w:rFonts w:cs="Arial"/>
                 <w:rtl w:val="1"/>
               </w:rPr>
               <w:t>الفريق</w:t>
@@ -950,19 +950,19 @@
           </w:tcPr>
           <w:p>
             <w:pPr>
+              <w:bidi w:val="1"/>
               <w:spacing w:after="20" w:line="276" w:lineRule="auto"/>
-              <w:bidi w:val="1"/>
               <w:jc w:val="right"/>
             </w:pPr>
             <w:r/>
             <w:r>
               <w:rPr>
+                <w:rFonts w:cs="Arial"/>
                 <w:b w:val="0"/>
                 <w:i w:val="0"/>
                 <w:color w:val="101E2E"/>
                 <w:sz w:val="18"/>
                 <w:szCs w:val="18"/>
-                <w:rFonts w:cs="Arial"/>
                 <w:rtl w:val="1"/>
               </w:rPr>
               <w:t>من فرد واحد إلى أربعة، مع قائد واحد مُسمّى يملك الحساب</w:t>
@@ -977,19 +977,19 @@
           </w:tcPr>
           <w:p>
             <w:pPr>
+              <w:bidi w:val="1"/>
               <w:spacing w:after="20" w:line="276" w:lineRule="auto"/>
-              <w:bidi w:val="1"/>
               <w:jc w:val="right"/>
             </w:pPr>
             <w:r/>
             <w:r>
               <w:rPr>
+                <w:rFonts w:cs="Arial"/>
                 <w:b w:val="0"/>
                 <w:i w:val="0"/>
                 <w:color w:val="101E2E"/>
                 <w:sz w:val="18"/>
                 <w:szCs w:val="18"/>
-                <w:rFonts w:cs="Arial"/>
                 <w:rtl w:val="1"/>
               </w:rPr>
               <w:t>مرحلة المشروع</w:t>
@@ -1002,19 +1002,19 @@
           </w:tcPr>
           <w:p>
             <w:pPr>
+              <w:bidi w:val="1"/>
               <w:spacing w:after="20" w:line="276" w:lineRule="auto"/>
-              <w:bidi w:val="1"/>
               <w:jc w:val="right"/>
             </w:pPr>
             <w:r/>
             <w:r>
               <w:rPr>
+                <w:rFonts w:cs="Arial"/>
                 <w:b w:val="0"/>
                 <w:i w:val="0"/>
                 <w:color w:val="101E2E"/>
                 <w:sz w:val="18"/>
                 <w:szCs w:val="18"/>
-                <w:rFonts w:cs="Arial"/>
                 <w:rtl w:val="1"/>
               </w:rPr>
               <w:t>بدون شركة مسجَّلة، وبدون تمويل خارجي، وبدون إيرادات — هذا تحدٍّ لمن لم يبدأ بعد</w:t>
@@ -1029,19 +1029,19 @@
           </w:tcPr>
           <w:p>
             <w:pPr>
+              <w:bidi w:val="1"/>
               <w:spacing w:after="20" w:line="276" w:lineRule="auto"/>
-              <w:bidi w:val="1"/>
               <w:jc w:val="right"/>
             </w:pPr>
             <w:r/>
             <w:r>
               <w:rPr>
+                <w:rFonts w:cs="Arial"/>
                 <w:b w:val="0"/>
                 <w:i w:val="0"/>
                 <w:color w:val="101E2E"/>
                 <w:sz w:val="18"/>
                 <w:szCs w:val="18"/>
-                <w:rFonts w:cs="Arial"/>
                 <w:rtl w:val="1"/>
               </w:rPr>
               <w:t>عدد المشاركات</w:t>
@@ -1054,19 +1054,19 @@
           </w:tcPr>
           <w:p>
             <w:pPr>
+              <w:bidi w:val="1"/>
               <w:spacing w:after="20" w:line="276" w:lineRule="auto"/>
-              <w:bidi w:val="1"/>
               <w:jc w:val="right"/>
             </w:pPr>
             <w:r/>
             <w:r>
               <w:rPr>
+                <w:rFonts w:cs="Arial"/>
                 <w:b w:val="0"/>
                 <w:i w:val="0"/>
                 <w:color w:val="101E2E"/>
                 <w:sz w:val="18"/>
                 <w:szCs w:val="18"/>
-                <w:rFonts w:cs="Arial"/>
                 <w:rtl w:val="1"/>
               </w:rPr>
               <w:t>مشاركة واحدة لكل شخص</w:t>
@@ -1081,19 +1081,19 @@
           </w:tcPr>
           <w:p>
             <w:pPr>
+              <w:bidi w:val="1"/>
               <w:spacing w:after="20" w:line="276" w:lineRule="auto"/>
-              <w:bidi w:val="1"/>
               <w:jc w:val="right"/>
             </w:pPr>
             <w:r/>
             <w:r>
               <w:rPr>
+                <w:rFonts w:cs="Arial"/>
                 <w:b w:val="0"/>
                 <w:i w:val="0"/>
                 <w:color w:val="101E2E"/>
                 <w:sz w:val="18"/>
                 <w:szCs w:val="18"/>
-                <w:rFonts w:cs="Arial"/>
                 <w:rtl w:val="1"/>
               </w:rPr>
               <w:t>رسوم الاشتراك</w:t>
@@ -1106,19 +1106,19 @@
           </w:tcPr>
           <w:p>
             <w:pPr>
+              <w:bidi w:val="1"/>
               <w:spacing w:after="20" w:line="276" w:lineRule="auto"/>
-              <w:bidi w:val="1"/>
               <w:jc w:val="right"/>
             </w:pPr>
             <w:r/>
             <w:r>
               <w:rPr>
+                <w:rFonts w:cs="Arial"/>
                 <w:b w:val="0"/>
                 <w:i w:val="0"/>
                 <w:color w:val="101E2E"/>
                 <w:sz w:val="18"/>
                 <w:szCs w:val="18"/>
-                <w:rFonts w:cs="Arial"/>
                 <w:rtl w:val="1"/>
               </w:rPr>
               <w:t>لا توجد. المشاركة مجانية بالكامل</w:t>
@@ -1134,18 +1134,18 @@
     </w:p>
     <w:p>
       <w:pPr>
+        <w:bidi w:val="1"/>
         <w:spacing w:before="0" w:after="140" w:line="300" w:lineRule="auto"/>
-        <w:bidi w:val="1"/>
         <w:jc w:val="right"/>
       </w:pPr>
       <w:r>
         <w:rPr>
+          <w:rFonts w:cs="Arial"/>
           <w:b w:val="0"/>
           <w:i w:val="0"/>
           <w:color w:val="101E2E"/>
           <w:sz w:val="21"/>
           <w:szCs w:val="21"/>
-          <w:rFonts w:cs="Arial"/>
           <w:rtl w:val="1"/>
         </w:rPr>
         <w:t>لا يحق المشاركة لموظفي StartPad وGrowthLabs وتكني وأفراد أسرهم المباشرين، ولا لأعضاء لجنة التحكيم.</w:t>
@@ -1153,18 +1153,18 @@
     </w:p>
     <w:p>
       <w:pPr>
+        <w:bidi w:val="1"/>
         <w:spacing w:before="280" w:after="100" w:line="300" w:lineRule="auto"/>
-        <w:bidi w:val="1"/>
         <w:jc w:val="right"/>
       </w:pPr>
       <w:r>
         <w:rPr>
+          <w:rFonts w:cs="Arial"/>
           <w:b/>
           <w:i w:val="0"/>
           <w:color w:val="0E7C86"/>
           <w:sz w:val="27"/>
           <w:szCs w:val="27"/>
-          <w:rFonts w:cs="Arial"/>
           <w:rtl w:val="1"/>
         </w:rPr>
         <w:t>كيف تشارك</w:t>
@@ -1172,19 +1172,19 @@
     </w:p>
     <w:p>
       <w:pPr>
+        <w:bidi w:val="1"/>
         <w:spacing w:before="0" w:after="60" w:line="300" w:lineRule="auto"/>
         <w:ind w:right="340"/>
-        <w:bidi w:val="1"/>
         <w:jc w:val="right"/>
       </w:pPr>
       <w:r>
         <w:rPr>
+          <w:rFonts w:cs="Arial"/>
           <w:b w:val="0"/>
           <w:i w:val="0"/>
           <w:color w:val="101E2E"/>
           <w:sz w:val="20"/>
           <w:szCs w:val="20"/>
-          <w:rFonts w:cs="Arial"/>
           <w:rtl w:val="1"/>
         </w:rPr>
         <w:t>1.  سجّل عبر startpad.me — بريد إلكتروني ورقم هاتف وبيانات أساسية.</w:t>
@@ -1192,19 +1192,19 @@
     </w:p>
     <w:p>
       <w:pPr>
+        <w:bidi w:val="1"/>
         <w:spacing w:before="0" w:after="60" w:line="300" w:lineRule="auto"/>
         <w:ind w:right="340"/>
-        <w:bidi w:val="1"/>
         <w:jc w:val="right"/>
       </w:pPr>
       <w:r>
         <w:rPr>
+          <w:rFonts w:cs="Arial"/>
           <w:b w:val="0"/>
           <w:i w:val="0"/>
           <w:color w:val="101E2E"/>
           <w:sz w:val="20"/>
           <w:szCs w:val="20"/>
-          <w:rFonts w:cs="Arial"/>
           <w:rtl w:val="1"/>
         </w:rPr>
         <w:t>2.  أنشئ حسابك وابدأ المهمة الأولى.</w:t>
@@ -1212,19 +1212,19 @@
     </w:p>
     <w:p>
       <w:pPr>
+        <w:bidi w:val="1"/>
         <w:spacing w:before="0" w:after="60" w:line="300" w:lineRule="auto"/>
         <w:ind w:right="340"/>
-        <w:bidi w:val="1"/>
         <w:jc w:val="right"/>
       </w:pPr>
       <w:r>
         <w:rPr>
+          <w:rFonts w:cs="Arial"/>
           <w:b w:val="0"/>
           <w:i w:val="0"/>
           <w:color w:val="101E2E"/>
           <w:sz w:val="20"/>
           <w:szCs w:val="20"/>
-          <w:rFonts w:cs="Arial"/>
           <w:rtl w:val="1"/>
         </w:rPr>
         <w:t>3.  أكمل المهام الخمس عشرة قبل الموعد النهائي.</w:t>
@@ -1232,19 +1232,19 @@
     </w:p>
     <w:p>
       <w:pPr>
+        <w:bidi w:val="1"/>
         <w:spacing w:before="0" w:after="60" w:line="300" w:lineRule="auto"/>
         <w:ind w:right="340"/>
-        <w:bidi w:val="1"/>
         <w:jc w:val="right"/>
       </w:pPr>
       <w:r>
         <w:rPr>
+          <w:rFonts w:cs="Arial"/>
           <w:b w:val="0"/>
           <w:i w:val="0"/>
           <w:color w:val="101E2E"/>
           <w:sz w:val="20"/>
           <w:szCs w:val="20"/>
-          <w:rFonts w:cs="Arial"/>
           <w:rtl w:val="1"/>
         </w:rPr>
         <w:t>4.  اضغط «تسليم نهائي». لا تُقيَّم المشاركة قبل التسليم، حتى لو اكتملت المهام.</w:t>
@@ -1252,18 +1252,18 @@
     </w:p>
     <w:p>
       <w:pPr>
+        <w:bidi w:val="1"/>
         <w:spacing w:before="280" w:after="100" w:line="300" w:lineRule="auto"/>
-        <w:bidi w:val="1"/>
         <w:jc w:val="right"/>
       </w:pPr>
       <w:r>
         <w:rPr>
+          <w:rFonts w:cs="Arial"/>
           <w:b/>
           <w:i w:val="0"/>
           <w:color w:val="0E7C86"/>
           <w:sz w:val="27"/>
           <w:szCs w:val="27"/>
-          <w:rFonts w:cs="Arial"/>
           <w:rtl w:val="1"/>
         </w:rPr>
         <w:t>الشهر: أربعة أسابيع</w:t>
@@ -1271,9 +1271,9 @@
     </w:p>
     <w:tbl>
       <w:tblPr>
+        <w:bidiVisual w:val="1"/>
         <w:tblW w:type="auto" w:w="0"/>
         <w:jc w:val="center"/>
-        <w:tblLook w:firstColumn="1" w:firstRow="1" w:lastColumn="0" w:lastRow="0" w:noHBand="0" w:noVBand="1" w:val="04A0"/>
         <w:tblBorders>
           <w:top w:val="single" w:sz="4" w:color="D9DBD3"/>
           <w:left w:val="single" w:sz="4" w:color="D9DBD3"/>
@@ -1282,7 +1282,7 @@
           <w:insideH w:val="single" w:sz="4" w:color="D9DBD3"/>
           <w:insideV w:val="single" w:sz="4" w:color="D9DBD3"/>
         </w:tblBorders>
-        <w:bidiVisual w:val="1"/>
+        <w:tblLook w:firstColumn="1" w:firstRow="1" w:lastColumn="0" w:lastRow="0" w:noHBand="0" w:noVBand="1" w:val="04A0"/>
       </w:tblPr>
       <w:tblGrid>
         <w:gridCol w:w="2493"/>
@@ -1298,19 +1298,19 @@
           </w:tcPr>
           <w:p>
             <w:pPr>
+              <w:bidi w:val="1"/>
               <w:spacing w:after="20" w:line="276" w:lineRule="auto"/>
-              <w:bidi w:val="1"/>
               <w:jc w:val="right"/>
             </w:pPr>
             <w:r/>
             <w:r>
               <w:rPr>
+                <w:rFonts w:cs="Arial"/>
                 <w:b/>
                 <w:i w:val="0"/>
                 <w:color w:val="0E7C86"/>
                 <w:sz w:val="17"/>
                 <w:szCs w:val="17"/>
-                <w:rFonts w:cs="Arial"/>
                 <w:rtl w:val="1"/>
               </w:rPr>
               <w:t>الأسبوع</w:t>
@@ -1324,19 +1324,19 @@
           </w:tcPr>
           <w:p>
             <w:pPr>
+              <w:bidi w:val="1"/>
               <w:spacing w:after="20" w:line="276" w:lineRule="auto"/>
-              <w:bidi w:val="1"/>
               <w:jc w:val="right"/>
             </w:pPr>
             <w:r/>
             <w:r>
               <w:rPr>
+                <w:rFonts w:cs="Arial"/>
                 <w:b/>
                 <w:i w:val="0"/>
                 <w:color w:val="0E7C86"/>
                 <w:sz w:val="17"/>
                 <w:szCs w:val="17"/>
-                <w:rFonts w:cs="Arial"/>
                 <w:rtl w:val="1"/>
               </w:rPr>
               <w:t>المهام</w:t>
@@ -1350,19 +1350,19 @@
           </w:tcPr>
           <w:p>
             <w:pPr>
+              <w:bidi w:val="1"/>
               <w:spacing w:after="20" w:line="276" w:lineRule="auto"/>
-              <w:bidi w:val="1"/>
               <w:jc w:val="right"/>
             </w:pPr>
             <w:r/>
             <w:r>
               <w:rPr>
+                <w:rFonts w:cs="Arial"/>
                 <w:b/>
                 <w:i w:val="0"/>
                 <w:color w:val="0E7C86"/>
                 <w:sz w:val="17"/>
                 <w:szCs w:val="17"/>
-                <w:rFonts w:cs="Arial"/>
                 <w:rtl w:val="1"/>
               </w:rPr>
               <w:t>نقطة المراجعة</w:t>
@@ -1376,19 +1376,19 @@
           </w:tcPr>
           <w:p>
             <w:pPr>
+              <w:bidi w:val="1"/>
               <w:spacing w:after="20" w:line="276" w:lineRule="auto"/>
-              <w:bidi w:val="1"/>
               <w:jc w:val="right"/>
             </w:pPr>
             <w:r/>
             <w:r>
               <w:rPr>
+                <w:rFonts w:cs="Arial"/>
                 <w:b/>
                 <w:i w:val="0"/>
                 <w:color w:val="0E7C86"/>
                 <w:sz w:val="17"/>
                 <w:szCs w:val="17"/>
-                <w:rFonts w:cs="Arial"/>
                 <w:rtl w:val="1"/>
               </w:rPr>
               <w:t>الجلسة المباشرة</w:t>
@@ -1403,19 +1403,19 @@
           </w:tcPr>
           <w:p>
             <w:pPr>
+              <w:bidi w:val="1"/>
               <w:spacing w:after="20" w:line="276" w:lineRule="auto"/>
-              <w:bidi w:val="1"/>
               <w:jc w:val="right"/>
             </w:pPr>
             <w:r/>
             <w:r>
               <w:rPr>
+                <w:rFonts w:cs="Arial"/>
                 <w:b w:val="0"/>
                 <w:i w:val="0"/>
                 <w:color w:val="101E2E"/>
                 <w:sz w:val="18"/>
                 <w:szCs w:val="18"/>
-                <w:rFonts w:cs="Arial"/>
                 <w:rtl w:val="1"/>
               </w:rPr>
               <w:t>الأول</w:t>
@@ -1423,18 +1423,18 @@
           </w:p>
           <w:p>
             <w:pPr>
+              <w:bidi w:val="1"/>
               <w:spacing w:after="20" w:line="276" w:lineRule="auto"/>
-              <w:bidi w:val="1"/>
               <w:jc w:val="right"/>
             </w:pPr>
             <w:r>
               <w:rPr>
+                <w:rFonts w:cs="Arial"/>
                 <w:b w:val="0"/>
                 <w:i w:val="0"/>
                 <w:color w:val="101E2E"/>
                 <w:sz w:val="18"/>
                 <w:szCs w:val="18"/>
-                <w:rFonts w:cs="Arial"/>
                 <w:rtl w:val="1"/>
               </w:rPr>
               <w:t>4–11 أكتوبر</w:t>
@@ -1447,19 +1447,19 @@
           </w:tcPr>
           <w:p>
             <w:pPr>
+              <w:bidi w:val="1"/>
               <w:spacing w:after="20" w:line="276" w:lineRule="auto"/>
-              <w:bidi w:val="1"/>
               <w:jc w:val="right"/>
             </w:pPr>
             <w:r/>
             <w:r>
               <w:rPr>
+                <w:rFonts w:cs="Arial"/>
                 <w:b w:val="0"/>
                 <w:i w:val="0"/>
                 <w:color w:val="101E2E"/>
                 <w:sz w:val="18"/>
                 <w:szCs w:val="18"/>
-                <w:rFonts w:cs="Arial"/>
                 <w:rtl w:val="1"/>
               </w:rPr>
               <w:t>1–5 · تحليل المشكلة حتى اختيار الفكرة</w:t>
@@ -1472,19 +1472,19 @@
           </w:tcPr>
           <w:p>
             <w:pPr>
+              <w:bidi w:val="1"/>
               <w:spacing w:after="20" w:line="276" w:lineRule="auto"/>
-              <w:bidi w:val="1"/>
               <w:jc w:val="right"/>
             </w:pPr>
             <w:r/>
             <w:r>
               <w:rPr>
+                <w:rFonts w:cs="Arial"/>
                 <w:b w:val="0"/>
                 <w:i w:val="0"/>
                 <w:color w:val="101E2E"/>
                 <w:sz w:val="18"/>
                 <w:szCs w:val="18"/>
-                <w:rFonts w:cs="Arial"/>
                 <w:rtl w:val="1"/>
               </w:rPr>
               <w:t>بيان مشكلة مدعوم بـ 5 مقابلات موثَّقة</w:t>
@@ -1497,19 +1497,19 @@
           </w:tcPr>
           <w:p>
             <w:pPr>
+              <w:bidi w:val="1"/>
               <w:spacing w:after="20" w:line="276" w:lineRule="auto"/>
-              <w:bidi w:val="1"/>
               <w:jc w:val="right"/>
             </w:pPr>
             <w:r/>
             <w:r>
               <w:rPr>
+                <w:rFonts w:cs="Arial"/>
                 <w:b w:val="0"/>
                 <w:i w:val="0"/>
                 <w:color w:val="101E2E"/>
                 <w:sz w:val="18"/>
                 <w:szCs w:val="18"/>
-                <w:rFonts w:cs="Arial"/>
                 <w:rtl w:val="1"/>
               </w:rPr>
               <w:t>«كيف تُجري مقابلة مع شخص لا تعرفه»</w:t>
@@ -1524,19 +1524,19 @@
           </w:tcPr>
           <w:p>
             <w:pPr>
+              <w:bidi w:val="1"/>
               <w:spacing w:after="20" w:line="276" w:lineRule="auto"/>
-              <w:bidi w:val="1"/>
               <w:jc w:val="right"/>
             </w:pPr>
             <w:r/>
             <w:r>
               <w:rPr>
+                <w:rFonts w:cs="Arial"/>
                 <w:b w:val="0"/>
                 <w:i w:val="0"/>
                 <w:color w:val="101E2E"/>
                 <w:sz w:val="18"/>
                 <w:szCs w:val="18"/>
-                <w:rFonts w:cs="Arial"/>
                 <w:rtl w:val="1"/>
               </w:rPr>
               <w:t>الثاني</w:t>
@@ -1544,18 +1544,18 @@
           </w:p>
           <w:p>
             <w:pPr>
+              <w:bidi w:val="1"/>
               <w:spacing w:after="20" w:line="276" w:lineRule="auto"/>
-              <w:bidi w:val="1"/>
               <w:jc w:val="right"/>
             </w:pPr>
             <w:r>
               <w:rPr>
+                <w:rFonts w:cs="Arial"/>
                 <w:b w:val="0"/>
                 <w:i w:val="0"/>
                 <w:color w:val="101E2E"/>
                 <w:sz w:val="18"/>
                 <w:szCs w:val="18"/>
-                <w:rFonts w:cs="Arial"/>
                 <w:rtl w:val="1"/>
               </w:rPr>
               <w:t>12–18 أكتوبر</w:t>
@@ -1568,19 +1568,19 @@
           </w:tcPr>
           <w:p>
             <w:pPr>
+              <w:bidi w:val="1"/>
               <w:spacing w:after="20" w:line="276" w:lineRule="auto"/>
-              <w:bidi w:val="1"/>
               <w:jc w:val="right"/>
             </w:pPr>
             <w:r/>
             <w:r>
               <w:rPr>
+                <w:rFonts w:cs="Arial"/>
                 <w:b w:val="0"/>
                 <w:i w:val="0"/>
                 <w:color w:val="101E2E"/>
                 <w:sz w:val="18"/>
                 <w:szCs w:val="18"/>
-                <w:rFonts w:cs="Arial"/>
                 <w:rtl w:val="1"/>
               </w:rPr>
               <w:t>6–8 · وصف الفكرة حتى نموذج العمل</w:t>
@@ -1593,19 +1593,19 @@
           </w:tcPr>
           <w:p>
             <w:pPr>
+              <w:bidi w:val="1"/>
               <w:spacing w:after="20" w:line="276" w:lineRule="auto"/>
-              <w:bidi w:val="1"/>
               <w:jc w:val="right"/>
             </w:pPr>
             <w:r/>
             <w:r>
               <w:rPr>
+                <w:rFonts w:cs="Arial"/>
                 <w:b w:val="0"/>
                 <w:i w:val="0"/>
                 <w:color w:val="101E2E"/>
                 <w:sz w:val="18"/>
                 <w:szCs w:val="18"/>
-                <w:rFonts w:cs="Arial"/>
                 <w:rtl w:val="1"/>
               </w:rPr>
               <w:t>نموذج عمل مكتمل</w:t>
@@ -1618,19 +1618,19 @@
           </w:tcPr>
           <w:p>
             <w:pPr>
+              <w:bidi w:val="1"/>
               <w:spacing w:after="20" w:line="276" w:lineRule="auto"/>
-              <w:bidi w:val="1"/>
               <w:jc w:val="right"/>
             </w:pPr>
             <w:r/>
             <w:r>
               <w:rPr>
+                <w:rFonts w:cs="Arial"/>
                 <w:b w:val="0"/>
                 <w:i w:val="0"/>
                 <w:color w:val="101E2E"/>
                 <w:sz w:val="18"/>
                 <w:szCs w:val="18"/>
-                <w:rFonts w:cs="Arial"/>
                 <w:rtl w:val="1"/>
               </w:rPr>
               <w:t>«نموذج عملك يجب أن ينبع من أدلتك»</w:t>
@@ -1645,19 +1645,19 @@
           </w:tcPr>
           <w:p>
             <w:pPr>
+              <w:bidi w:val="1"/>
               <w:spacing w:after="20" w:line="276" w:lineRule="auto"/>
-              <w:bidi w:val="1"/>
               <w:jc w:val="right"/>
             </w:pPr>
             <w:r/>
             <w:r>
               <w:rPr>
+                <w:rFonts w:cs="Arial"/>
                 <w:b w:val="0"/>
                 <w:i w:val="0"/>
                 <w:color w:val="101E2E"/>
                 <w:sz w:val="18"/>
                 <w:szCs w:val="18"/>
-                <w:rFonts w:cs="Arial"/>
                 <w:rtl w:val="1"/>
               </w:rPr>
               <w:t>الثالث</w:t>
@@ -1665,18 +1665,18 @@
           </w:p>
           <w:p>
             <w:pPr>
+              <w:bidi w:val="1"/>
               <w:spacing w:after="20" w:line="276" w:lineRule="auto"/>
-              <w:bidi w:val="1"/>
               <w:jc w:val="right"/>
             </w:pPr>
             <w:r>
               <w:rPr>
+                <w:rFonts w:cs="Arial"/>
                 <w:b w:val="0"/>
                 <w:i w:val="0"/>
                 <w:color w:val="101E2E"/>
                 <w:sz w:val="18"/>
                 <w:szCs w:val="18"/>
-                <w:rFonts w:cs="Arial"/>
                 <w:rtl w:val="1"/>
               </w:rPr>
               <w:t>19–26 أكتوبر</w:t>
@@ -1689,19 +1689,19 @@
           </w:tcPr>
           <w:p>
             <w:pPr>
+              <w:bidi w:val="1"/>
               <w:spacing w:after="20" w:line="276" w:lineRule="auto"/>
-              <w:bidi w:val="1"/>
               <w:jc w:val="right"/>
             </w:pPr>
             <w:r/>
             <w:r>
               <w:rPr>
+                <w:rFonts w:cs="Arial"/>
                 <w:b w:val="0"/>
                 <w:i w:val="0"/>
                 <w:color w:val="101E2E"/>
                 <w:sz w:val="18"/>
                 <w:szCs w:val="18"/>
-                <w:rFonts w:cs="Arial"/>
                 <w:rtl w:val="1"/>
               </w:rPr>
               <w:t>9–12 · النموذج الأولي حتى التحقق من السوق</w:t>
@@ -1714,19 +1714,19 @@
           </w:tcPr>
           <w:p>
             <w:pPr>
+              <w:bidi w:val="1"/>
               <w:spacing w:after="20" w:line="276" w:lineRule="auto"/>
-              <w:bidi w:val="1"/>
               <w:jc w:val="right"/>
             </w:pPr>
             <w:r/>
             <w:r>
               <w:rPr>
+                <w:rFonts w:cs="Arial"/>
                 <w:b w:val="0"/>
                 <w:i w:val="0"/>
                 <w:color w:val="101E2E"/>
                 <w:sz w:val="18"/>
                 <w:szCs w:val="18"/>
-                <w:rFonts w:cs="Arial"/>
                 <w:rtl w:val="1"/>
               </w:rPr>
               <w:t>نموذج أولي تفاعلي جُرِّب مع 5 مستخدمين</w:t>
@@ -1739,19 +1739,19 @@
           </w:tcPr>
           <w:p>
             <w:pPr>
+              <w:bidi w:val="1"/>
               <w:spacing w:after="20" w:line="276" w:lineRule="auto"/>
-              <w:bidi w:val="1"/>
               <w:jc w:val="right"/>
             </w:pPr>
             <w:r/>
             <w:r>
               <w:rPr>
+                <w:rFonts w:cs="Arial"/>
                 <w:b w:val="0"/>
                 <w:i w:val="0"/>
                 <w:color w:val="101E2E"/>
                 <w:sz w:val="18"/>
                 <w:szCs w:val="18"/>
-                <w:rFonts w:cs="Arial"/>
                 <w:rtl w:val="1"/>
               </w:rPr>
               <w:t>«نموذج أولي بلا برمجة، في عطلة أسبوع»</w:t>
@@ -1766,19 +1766,19 @@
           </w:tcPr>
           <w:p>
             <w:pPr>
+              <w:bidi w:val="1"/>
               <w:spacing w:after="20" w:line="276" w:lineRule="auto"/>
-              <w:bidi w:val="1"/>
               <w:jc w:val="right"/>
             </w:pPr>
             <w:r/>
             <w:r>
               <w:rPr>
+                <w:rFonts w:cs="Arial"/>
                 <w:b w:val="0"/>
                 <w:i w:val="0"/>
                 <w:color w:val="101E2E"/>
                 <w:sz w:val="18"/>
                 <w:szCs w:val="18"/>
-                <w:rFonts w:cs="Arial"/>
                 <w:rtl w:val="1"/>
               </w:rPr>
               <w:t>الرابع</w:t>
@@ -1786,18 +1786,18 @@
           </w:p>
           <w:p>
             <w:pPr>
+              <w:bidi w:val="1"/>
               <w:spacing w:after="20" w:line="276" w:lineRule="auto"/>
-              <w:bidi w:val="1"/>
               <w:jc w:val="right"/>
             </w:pPr>
             <w:r>
               <w:rPr>
+                <w:rFonts w:cs="Arial"/>
                 <w:b w:val="0"/>
                 <w:i w:val="0"/>
                 <w:color w:val="101E2E"/>
                 <w:sz w:val="18"/>
                 <w:szCs w:val="18"/>
-                <w:rFonts w:cs="Arial"/>
                 <w:rtl w:val="1"/>
               </w:rPr>
               <w:t>27 أكتوبر – 4 نوفمبر</w:t>
@@ -1810,19 +1810,19 @@
           </w:tcPr>
           <w:p>
             <w:pPr>
+              <w:bidi w:val="1"/>
               <w:spacing w:after="20" w:line="276" w:lineRule="auto"/>
-              <w:bidi w:val="1"/>
               <w:jc w:val="right"/>
             </w:pPr>
             <w:r/>
             <w:r>
               <w:rPr>
+                <w:rFonts w:cs="Arial"/>
                 <w:b w:val="0"/>
                 <w:i w:val="0"/>
                 <w:color w:val="101E2E"/>
                 <w:sz w:val="18"/>
                 <w:szCs w:val="18"/>
-                <w:rFonts w:cs="Arial"/>
                 <w:rtl w:val="1"/>
               </w:rPr>
               <w:t>13–15 · المنتج الأدنى حتى الانطلاق للسوق</w:t>
@@ -1835,19 +1835,19 @@
           </w:tcPr>
           <w:p>
             <w:pPr>
+              <w:bidi w:val="1"/>
               <w:spacing w:after="20" w:line="276" w:lineRule="auto"/>
-              <w:bidi w:val="1"/>
               <w:jc w:val="right"/>
             </w:pPr>
             <w:r/>
             <w:r>
               <w:rPr>
+                <w:rFonts w:cs="Arial"/>
                 <w:b w:val="0"/>
                 <w:i w:val="0"/>
                 <w:color w:val="101E2E"/>
                 <w:sz w:val="18"/>
                 <w:szCs w:val="18"/>
-                <w:rFonts w:cs="Arial"/>
                 <w:rtl w:val="1"/>
               </w:rPr>
               <w:t>التسليم النهائي</w:t>
@@ -1860,19 +1860,19 @@
           </w:tcPr>
           <w:p>
             <w:pPr>
+              <w:bidi w:val="1"/>
               <w:spacing w:after="20" w:line="276" w:lineRule="auto"/>
-              <w:bidi w:val="1"/>
               <w:jc w:val="right"/>
             </w:pPr>
             <w:r/>
             <w:r>
               <w:rPr>
+                <w:rFonts w:cs="Arial"/>
                 <w:b w:val="0"/>
                 <w:i w:val="0"/>
                 <w:color w:val="101E2E"/>
                 <w:sz w:val="18"/>
                 <w:szCs w:val="18"/>
-                <w:rFonts w:cs="Arial"/>
                 <w:rtl w:val="1"/>
               </w:rPr>
               <w:t>«منتج أدنى يدوي، وكيف تعرض في ثلاث دقائق»</w:t>
@@ -1888,18 +1888,18 @@
     </w:p>
     <w:p>
       <w:pPr>
+        <w:bidi w:val="1"/>
         <w:spacing w:before="0" w:after="140" w:line="300" w:lineRule="auto"/>
-        <w:bidi w:val="1"/>
         <w:jc w:val="right"/>
       </w:pPr>
       <w:r>
         <w:rPr>
+          <w:rFonts w:cs="Arial"/>
           <w:b w:val="0"/>
           <w:i w:val="0"/>
           <w:color w:val="101E2E"/>
           <w:sz w:val="21"/>
           <w:szCs w:val="21"/>
-          <w:rFonts w:cs="Arial"/>
           <w:rtl w:val="1"/>
         </w:rPr>
         <w:t>نقاط المراجعة ليست استبعادًا. من تأخّر يستطيع اللحاق والتسليم في موعده. وظيفتها أن تمنحك إيقاعًا أسبوعيًا واضحًا، وأن تُظهر لك موقعك على لوحة المتصدرين.</w:t>
@@ -1907,18 +1907,18 @@
     </w:p>
     <w:p>
       <w:pPr>
+        <w:bidi w:val="1"/>
         <w:spacing w:before="280" w:after="100" w:line="300" w:lineRule="auto"/>
-        <w:bidi w:val="1"/>
         <w:jc w:val="right"/>
       </w:pPr>
       <w:r>
         <w:rPr>
+          <w:rFonts w:cs="Arial"/>
           <w:b/>
           <w:i w:val="0"/>
           <w:color w:val="0E7C86"/>
           <w:sz w:val="27"/>
           <w:szCs w:val="27"/>
-          <w:rFonts w:cs="Arial"/>
           <w:rtl w:val="1"/>
         </w:rPr>
         <w:t>ما الذي يُحتسب إنجازًا</w:t>
@@ -1926,18 +1926,18 @@
     </w:p>
     <w:p>
       <w:pPr>
+        <w:bidi w:val="1"/>
         <w:spacing w:before="0" w:after="140" w:line="300" w:lineRule="auto"/>
-        <w:bidi w:val="1"/>
         <w:jc w:val="right"/>
       </w:pPr>
       <w:r>
         <w:rPr>
+          <w:rFonts w:cs="Arial"/>
           <w:b w:val="0"/>
           <w:i w:val="0"/>
           <w:color w:val="101E2E"/>
           <w:sz w:val="21"/>
           <w:szCs w:val="21"/>
-          <w:rFonts w:cs="Arial"/>
           <w:rtl w:val="1"/>
         </w:rPr>
         <w:t>أربع مهام تحتاج تعريفًا دقيقًا حتى لا يظن أحد أن المطلوب بناء تطبيق كامل في شهر. هذا ما نقبله — وهو ما يفعله المؤسس الرشيق في هذه المرحلة فعلًا:</w:t>
@@ -1945,9 +1945,9 @@
     </w:p>
     <w:tbl>
       <w:tblPr>
+        <w:bidiVisual w:val="1"/>
         <w:tblW w:type="auto" w:w="0"/>
         <w:jc w:val="center"/>
-        <w:tblLook w:firstColumn="1" w:firstRow="1" w:lastColumn="0" w:lastRow="0" w:noHBand="0" w:noVBand="1" w:val="04A0"/>
         <w:tblBorders>
           <w:top w:val="single" w:sz="4" w:color="D9DBD3"/>
           <w:left w:val="single" w:sz="4" w:color="D9DBD3"/>
@@ -1956,7 +1956,7 @@
           <w:insideH w:val="single" w:sz="4" w:color="D9DBD3"/>
           <w:insideV w:val="single" w:sz="4" w:color="D9DBD3"/>
         </w:tblBorders>
-        <w:bidiVisual w:val="1"/>
+        <w:tblLook w:firstColumn="1" w:firstRow="1" w:lastColumn="0" w:lastRow="0" w:noHBand="0" w:noVBand="1" w:val="04A0"/>
       </w:tblPr>
       <w:tblGrid>
         <w:gridCol w:w="3324"/>
@@ -1971,19 +1971,19 @@
           </w:tcPr>
           <w:p>
             <w:pPr>
+              <w:bidi w:val="1"/>
               <w:spacing w:after="20" w:line="276" w:lineRule="auto"/>
-              <w:bidi w:val="1"/>
               <w:jc w:val="right"/>
             </w:pPr>
             <w:r/>
             <w:r>
               <w:rPr>
+                <w:rFonts w:cs="Arial"/>
                 <w:b/>
                 <w:i w:val="0"/>
                 <w:color w:val="0E7C86"/>
                 <w:sz w:val="17"/>
                 <w:szCs w:val="17"/>
-                <w:rFonts w:cs="Arial"/>
                 <w:rtl w:val="1"/>
               </w:rPr>
               <w:t>المهمة</w:t>
@@ -1997,19 +1997,19 @@
           </w:tcPr>
           <w:p>
             <w:pPr>
+              <w:bidi w:val="1"/>
               <w:spacing w:after="20" w:line="276" w:lineRule="auto"/>
-              <w:bidi w:val="1"/>
               <w:jc w:val="right"/>
             </w:pPr>
             <w:r/>
             <w:r>
               <w:rPr>
+                <w:rFonts w:cs="Arial"/>
                 <w:b/>
                 <w:i w:val="0"/>
                 <w:color w:val="0E7C86"/>
                 <w:sz w:val="17"/>
                 <w:szCs w:val="17"/>
-                <w:rFonts w:cs="Arial"/>
                 <w:rtl w:val="1"/>
               </w:rPr>
               <w:t>يُقبل</w:t>
@@ -2023,19 +2023,19 @@
           </w:tcPr>
           <w:p>
             <w:pPr>
+              <w:bidi w:val="1"/>
               <w:spacing w:after="20" w:line="276" w:lineRule="auto"/>
-              <w:bidi w:val="1"/>
               <w:jc w:val="right"/>
             </w:pPr>
             <w:r/>
             <w:r>
               <w:rPr>
+                <w:rFonts w:cs="Arial"/>
                 <w:b/>
                 <w:i w:val="0"/>
                 <w:color w:val="0E7C86"/>
                 <w:sz w:val="17"/>
                 <w:szCs w:val="17"/>
-                <w:rFonts w:cs="Arial"/>
                 <w:rtl w:val="1"/>
               </w:rPr>
               <w:t>غير مطلوب</w:t>
@@ -2050,19 +2050,19 @@
           </w:tcPr>
           <w:p>
             <w:pPr>
+              <w:bidi w:val="1"/>
               <w:spacing w:after="20" w:line="276" w:lineRule="auto"/>
-              <w:bidi w:val="1"/>
               <w:jc w:val="right"/>
             </w:pPr>
             <w:r/>
             <w:r>
               <w:rPr>
+                <w:rFonts w:cs="Arial"/>
                 <w:b w:val="0"/>
                 <w:i w:val="0"/>
                 <w:color w:val="101E2E"/>
                 <w:sz w:val="18"/>
                 <w:szCs w:val="18"/>
-                <w:rFonts w:cs="Arial"/>
                 <w:rtl w:val="1"/>
               </w:rPr>
               <w:t>9 · بناء النموذج الأولي</w:t>
@@ -2075,19 +2075,19 @@
           </w:tcPr>
           <w:p>
             <w:pPr>
+              <w:bidi w:val="1"/>
               <w:spacing w:after="20" w:line="276" w:lineRule="auto"/>
-              <w:bidi w:val="1"/>
               <w:jc w:val="right"/>
             </w:pPr>
             <w:r/>
             <w:r>
               <w:rPr>
+                <w:rFonts w:cs="Arial"/>
                 <w:b w:val="0"/>
                 <w:i w:val="0"/>
                 <w:color w:val="101E2E"/>
                 <w:sz w:val="18"/>
                 <w:szCs w:val="18"/>
-                <w:rFonts w:cs="Arial"/>
                 <w:rtl w:val="1"/>
               </w:rPr>
               <w:t>نموذج تفاعلي (Figma أو أي أداة بلا برمجة)، أو نموذج ورقي مصوَّر، أو عرض مُخطَّط — مع عرضه على 5 أشخاص على الأقل</w:t>
@@ -2100,19 +2100,19 @@
           </w:tcPr>
           <w:p>
             <w:pPr>
+              <w:bidi w:val="1"/>
               <w:spacing w:after="20" w:line="276" w:lineRule="auto"/>
-              <w:bidi w:val="1"/>
               <w:jc w:val="right"/>
             </w:pPr>
             <w:r/>
             <w:r>
               <w:rPr>
+                <w:rFonts w:cs="Arial"/>
                 <w:b w:val="0"/>
                 <w:i w:val="0"/>
                 <w:color w:val="101E2E"/>
                 <w:sz w:val="18"/>
                 <w:szCs w:val="18"/>
-                <w:rFonts w:cs="Arial"/>
                 <w:rtl w:val="1"/>
               </w:rPr>
               <w:t>أي كود مكتوب</w:t>
@@ -2127,19 +2127,19 @@
           </w:tcPr>
           <w:p>
             <w:pPr>
+              <w:bidi w:val="1"/>
               <w:spacing w:after="20" w:line="276" w:lineRule="auto"/>
-              <w:bidi w:val="1"/>
               <w:jc w:val="right"/>
             </w:pPr>
             <w:r/>
             <w:r>
               <w:rPr>
+                <w:rFonts w:cs="Arial"/>
                 <w:b w:val="0"/>
                 <w:i w:val="0"/>
                 <w:color w:val="101E2E"/>
                 <w:sz w:val="18"/>
                 <w:szCs w:val="18"/>
-                <w:rFonts w:cs="Arial"/>
                 <w:rtl w:val="1"/>
               </w:rPr>
               <w:t>13 · بناء المنتج الأدنى</w:t>
@@ -2152,19 +2152,19 @@
           </w:tcPr>
           <w:p>
             <w:pPr>
+              <w:bidi w:val="1"/>
               <w:spacing w:after="20" w:line="276" w:lineRule="auto"/>
-              <w:bidi w:val="1"/>
               <w:jc w:val="right"/>
             </w:pPr>
             <w:r/>
             <w:r>
               <w:rPr>
+                <w:rFonts w:cs="Arial"/>
                 <w:b w:val="0"/>
                 <w:i w:val="0"/>
                 <w:color w:val="101E2E"/>
                 <w:sz w:val="18"/>
                 <w:szCs w:val="18"/>
-                <w:rFonts w:cs="Arial"/>
                 <w:rtl w:val="1"/>
               </w:rPr>
               <w:t>منتج أدنى يدوي: صفحة هبوط بتسجيلات حقيقية، أو خدمة تُقدَّم يدويًا، أو خدمة عبر واتساب أو نموذج — مع 10 مستخدمين أو تسجيلات حقيقية على الأقل</w:t>
@@ -2177,19 +2177,19 @@
           </w:tcPr>
           <w:p>
             <w:pPr>
+              <w:bidi w:val="1"/>
               <w:spacing w:after="20" w:line="276" w:lineRule="auto"/>
-              <w:bidi w:val="1"/>
               <w:jc w:val="right"/>
             </w:pPr>
             <w:r/>
             <w:r>
               <w:rPr>
+                <w:rFonts w:cs="Arial"/>
                 <w:b w:val="0"/>
                 <w:i w:val="0"/>
                 <w:color w:val="101E2E"/>
                 <w:sz w:val="18"/>
                 <w:szCs w:val="18"/>
-                <w:rFonts w:cs="Arial"/>
                 <w:rtl w:val="1"/>
               </w:rPr>
               <w:t>منتج منشور، أو تطبيق على المتاجر، أو مدفوعات</w:t>
@@ -2204,19 +2204,19 @@
           </w:tcPr>
           <w:p>
             <w:pPr>
+              <w:bidi w:val="1"/>
               <w:spacing w:after="20" w:line="276" w:lineRule="auto"/>
-              <w:bidi w:val="1"/>
               <w:jc w:val="right"/>
             </w:pPr>
             <w:r/>
             <w:r>
               <w:rPr>
+                <w:rFonts w:cs="Arial"/>
                 <w:b w:val="0"/>
                 <w:i w:val="0"/>
                 <w:color w:val="101E2E"/>
                 <w:sz w:val="18"/>
                 <w:szCs w:val="18"/>
-                <w:rFonts w:cs="Arial"/>
                 <w:rtl w:val="1"/>
               </w:rPr>
               <w:t>14 · اختبار ملاءمة المنتج للسوق</w:t>
@@ -2229,19 +2229,19 @@
           </w:tcPr>
           <w:p>
             <w:pPr>
+              <w:bidi w:val="1"/>
               <w:spacing w:after="20" w:line="276" w:lineRule="auto"/>
-              <w:bidi w:val="1"/>
               <w:jc w:val="right"/>
             </w:pPr>
             <w:r/>
             <w:r>
               <w:rPr>
+                <w:rFonts w:cs="Arial"/>
                 <w:b w:val="0"/>
                 <w:i w:val="0"/>
                 <w:color w:val="101E2E"/>
                 <w:sz w:val="18"/>
                 <w:szCs w:val="18"/>
-                <w:rFonts w:cs="Arial"/>
                 <w:rtl w:val="1"/>
               </w:rPr>
               <w:t>اختبار إشارة طلب على 20 مستخدمًا مستهدفًا: سؤال شون إيليس، أو تحويل طلب مسبق أو قائمة انتظار، أو اختبار نية شرائية</w:t>
@@ -2254,19 +2254,19 @@
           </w:tcPr>
           <w:p>
             <w:pPr>
+              <w:bidi w:val="1"/>
               <w:spacing w:after="20" w:line="276" w:lineRule="auto"/>
-              <w:bidi w:val="1"/>
               <w:jc w:val="right"/>
             </w:pPr>
             <w:r/>
             <w:r>
               <w:rPr>
+                <w:rFonts w:cs="Arial"/>
                 <w:b w:val="0"/>
                 <w:i w:val="0"/>
                 <w:color w:val="101E2E"/>
                 <w:sz w:val="18"/>
                 <w:szCs w:val="18"/>
-                <w:rFonts w:cs="Arial"/>
                 <w:rtl w:val="1"/>
               </w:rPr>
               <w:t>درجة ملاءمة حقيقية — لا أحد يحقق ملاءمة المنتج للسوق في أربعة أسابيع، ولن نطلب منك تقييم نفسك من عشرة</w:t>
@@ -2281,19 +2281,19 @@
           </w:tcPr>
           <w:p>
             <w:pPr>
+              <w:bidi w:val="1"/>
               <w:spacing w:after="20" w:line="276" w:lineRule="auto"/>
-              <w:bidi w:val="1"/>
               <w:jc w:val="right"/>
             </w:pPr>
             <w:r/>
             <w:r>
               <w:rPr>
+                <w:rFonts w:cs="Arial"/>
                 <w:b w:val="0"/>
                 <w:i w:val="0"/>
                 <w:color w:val="101E2E"/>
                 <w:sz w:val="18"/>
                 <w:szCs w:val="18"/>
-                <w:rFonts w:cs="Arial"/>
                 <w:rtl w:val="1"/>
               </w:rPr>
               <w:t>15 · الانطلاق إلى السوق</w:t>
@@ -2306,19 +2306,19 @@
           </w:tcPr>
           <w:p>
             <w:pPr>
+              <w:bidi w:val="1"/>
               <w:spacing w:after="20" w:line="276" w:lineRule="auto"/>
-              <w:bidi w:val="1"/>
               <w:jc w:val="right"/>
             </w:pPr>
             <w:r/>
             <w:r>
               <w:rPr>
+                <w:rFonts w:cs="Arial"/>
                 <w:b w:val="0"/>
                 <w:i w:val="0"/>
                 <w:color w:val="101E2E"/>
                 <w:sz w:val="18"/>
                 <w:szCs w:val="18"/>
-                <w:rFonts w:cs="Arial"/>
                 <w:rtl w:val="1"/>
               </w:rPr>
               <w:t>خطة 90 يومًا بقناة واحدة محددة وميزانية وهدف — مع اختبار قناة واحدة فعليًا خلال الشهر</w:t>
@@ -2331,19 +2331,19 @@
           </w:tcPr>
           <w:p>
             <w:pPr>
+              <w:bidi w:val="1"/>
               <w:spacing w:after="20" w:line="276" w:lineRule="auto"/>
-              <w:bidi w:val="1"/>
               <w:jc w:val="right"/>
             </w:pPr>
             <w:r/>
             <w:r>
               <w:rPr>
+                <w:rFonts w:cs="Arial"/>
                 <w:b w:val="0"/>
                 <w:i w:val="0"/>
                 <w:color w:val="101E2E"/>
                 <w:sz w:val="18"/>
                 <w:szCs w:val="18"/>
-                <w:rFonts w:cs="Arial"/>
                 <w:rtl w:val="1"/>
               </w:rPr>
               <w:t>حملات منفَّذة أو إنفاق إعلاني</w:t>
@@ -2359,18 +2359,18 @@
     </w:p>
     <w:p>
       <w:pPr>
+        <w:bidi w:val="1"/>
         <w:spacing w:before="280" w:after="100" w:line="300" w:lineRule="auto"/>
-        <w:bidi w:val="1"/>
         <w:jc w:val="right"/>
       </w:pPr>
       <w:r>
         <w:rPr>
+          <w:rFonts w:cs="Arial"/>
           <w:b/>
           <w:i w:val="0"/>
           <w:color w:val="0E7C86"/>
           <w:sz w:val="27"/>
           <w:szCs w:val="27"/>
-          <w:rFonts w:cs="Arial"/>
           <w:rtl w:val="1"/>
         </w:rPr>
         <w:t>كيف تُقيَّم المشاركات</w:t>
@@ -2378,18 +2378,18 @@
     </w:p>
     <w:p>
       <w:pPr>
+        <w:bidi w:val="1"/>
         <w:spacing w:before="0" w:after="140" w:line="300" w:lineRule="auto"/>
-        <w:bidi w:val="1"/>
         <w:jc w:val="right"/>
       </w:pPr>
       <w:r>
         <w:rPr>
+          <w:rFonts w:cs="Arial"/>
           <w:b w:val="0"/>
           <w:i w:val="0"/>
           <w:color w:val="101E2E"/>
           <w:sz w:val="21"/>
           <w:szCs w:val="21"/>
-          <w:rFonts w:cs="Arial"/>
           <w:rtl w:val="1"/>
         </w:rPr>
         <w:t>التقييم مصمَّم على افتراض أن البعض سيحاول الكتابة لإرضاء المُقيِّم الآلي بدل التحدث إلى عملاء حقيقيين. لذلك:</w:t>
@@ -2397,19 +2397,19 @@
     </w:p>
     <w:p>
       <w:pPr>
+        <w:bidi w:val="1"/>
         <w:spacing w:before="0" w:after="60" w:line="300" w:lineRule="auto"/>
         <w:ind w:right="340"/>
-        <w:bidi w:val="1"/>
         <w:jc w:val="right"/>
       </w:pPr>
       <w:r>
         <w:rPr>
+          <w:rFonts w:cs="Arial"/>
           <w:b w:val="0"/>
           <w:i w:val="0"/>
           <w:color w:val="101E2E"/>
           <w:sz w:val="20"/>
           <w:szCs w:val="20"/>
-          <w:rFonts w:cs="Arial"/>
           <w:rtl w:val="1"/>
         </w:rPr>
         <w:t>1.  التقييم الآلي يفرز ولا يحكم. يُمرّر نحو 25% من المشاركات إلى المراجعة البشرية، ولا يختار الفائزين.</w:t>
@@ -2417,19 +2417,19 @@
     </w:p>
     <w:p>
       <w:pPr>
+        <w:bidi w:val="1"/>
         <w:spacing w:before="0" w:after="60" w:line="300" w:lineRule="auto"/>
         <w:ind w:right="340"/>
-        <w:bidi w:val="1"/>
         <w:jc w:val="right"/>
       </w:pPr>
       <w:r>
         <w:rPr>
+          <w:rFonts w:cs="Arial"/>
           <w:b w:val="0"/>
           <w:i w:val="0"/>
           <w:color w:val="101E2E"/>
           <w:sz w:val="20"/>
           <w:szCs w:val="20"/>
-          <w:rFonts w:cs="Arial"/>
           <w:rtl w:val="1"/>
         </w:rPr>
         <w:t>2.  الأدلة مطلوبة كسجلات لا كنصوص: كل مقابلة تُسجَّل باسم أول ومدينة وتاريخ وقناة تواصل وإقرار موافقة. بلا سجل، لا درجة على هذا السؤال.</w:t>
@@ -2437,19 +2437,19 @@
     </w:p>
     <w:p>
       <w:pPr>
+        <w:bidi w:val="1"/>
         <w:spacing w:before="0" w:after="60" w:line="300" w:lineRule="auto"/>
         <w:ind w:right="340"/>
-        <w:bidi w:val="1"/>
         <w:jc w:val="right"/>
       </w:pPr>
       <w:r>
         <w:rPr>
+          <w:rFonts w:cs="Arial"/>
           <w:b w:val="0"/>
           <w:i w:val="0"/>
           <w:color w:val="101E2E"/>
           <w:sz w:val="20"/>
           <w:szCs w:val="20"/>
-          <w:rFonts w:cs="Arial"/>
           <w:rtl w:val="1"/>
         </w:rPr>
         <w:t>3.  نتصل هاتفيًا بعيّنة عشوائية (10%) من الأشخاص الذين قابلهم المتأهلون للنهائيات، للتأكد من أن المقابلة جرت فعلًا.</w:t>
@@ -2457,19 +2457,19 @@
     </w:p>
     <w:p>
       <w:pPr>
+        <w:bidi w:val="1"/>
         <w:spacing w:before="0" w:after="60" w:line="300" w:lineRule="auto"/>
         <w:ind w:right="340"/>
-        <w:bidi w:val="1"/>
         <w:jc w:val="right"/>
       </w:pPr>
       <w:r>
         <w:rPr>
+          <w:rFonts w:cs="Arial"/>
           <w:b w:val="0"/>
           <w:i w:val="0"/>
           <w:color w:val="101E2E"/>
           <w:sz w:val="20"/>
           <w:szCs w:val="20"/>
-          <w:rFonts w:cs="Arial"/>
           <w:rtl w:val="1"/>
         </w:rPr>
         <w:t>4.  نفحص التكرار والتشابه بين المشاركات.</w:t>
@@ -2477,19 +2477,19 @@
     </w:p>
     <w:p>
       <w:pPr>
+        <w:bidi w:val="1"/>
         <w:spacing w:before="0" w:after="60" w:line="300" w:lineRule="auto"/>
         <w:ind w:right="340"/>
-        <w:bidi w:val="1"/>
         <w:jc w:val="right"/>
       </w:pPr>
       <w:r>
         <w:rPr>
+          <w:rFonts w:cs="Arial"/>
           <w:b w:val="0"/>
           <w:i w:val="0"/>
           <w:color w:val="101E2E"/>
           <w:sz w:val="20"/>
           <w:szCs w:val="20"/>
-          <w:rFonts w:cs="Arial"/>
           <w:rtl w:val="1"/>
         </w:rPr>
         <w:t>5.  لجنة بشرية تقيّم القائمة القصيرة دون معرفة الأسماء أو الجامعات.</w:t>
@@ -2497,19 +2497,19 @@
     </w:p>
     <w:p>
       <w:pPr>
+        <w:bidi w:val="1"/>
         <w:spacing w:before="0" w:after="60" w:line="300" w:lineRule="auto"/>
         <w:ind w:right="340"/>
-        <w:bidi w:val="1"/>
         <w:jc w:val="right"/>
       </w:pPr>
       <w:r>
         <w:rPr>
+          <w:rFonts w:cs="Arial"/>
           <w:b w:val="0"/>
           <w:i w:val="0"/>
           <w:color w:val="101E2E"/>
           <w:sz w:val="20"/>
           <w:szCs w:val="20"/>
-          <w:rFonts w:cs="Arial"/>
           <w:rtl w:val="1"/>
         </w:rPr>
         <w:t>6.  العرض المباشر هو الفيصل: ثلاث دقائق عرض، وأربع دقائق أسئلة.</w:t>
@@ -2517,18 +2517,18 @@
     </w:p>
     <w:p>
       <w:pPr>
+        <w:bidi w:val="1"/>
         <w:spacing w:before="280" w:after="100" w:line="300" w:lineRule="auto"/>
-        <w:bidi w:val="1"/>
         <w:jc w:val="right"/>
       </w:pPr>
       <w:r>
         <w:rPr>
+          <w:rFonts w:cs="Arial"/>
           <w:b/>
           <w:i w:val="0"/>
           <w:color w:val="0E7C86"/>
           <w:sz w:val="27"/>
           <w:szCs w:val="27"/>
-          <w:rFonts w:cs="Arial"/>
           <w:rtl w:val="1"/>
         </w:rPr>
         <w:t>معايير التقييم المعلنة</w:t>
@@ -2536,9 +2536,9 @@
     </w:p>
     <w:tbl>
       <w:tblPr>
+        <w:bidiVisual w:val="1"/>
         <w:tblW w:type="auto" w:w="0"/>
         <w:jc w:val="center"/>
-        <w:tblLook w:firstColumn="1" w:firstRow="1" w:lastColumn="0" w:lastRow="0" w:noHBand="0" w:noVBand="1" w:val="04A0"/>
         <w:tblBorders>
           <w:top w:val="single" w:sz="4" w:color="D9DBD3"/>
           <w:left w:val="single" w:sz="4" w:color="D9DBD3"/>
@@ -2547,7 +2547,7 @@
           <w:insideH w:val="single" w:sz="4" w:color="D9DBD3"/>
           <w:insideV w:val="single" w:sz="4" w:color="D9DBD3"/>
         </w:tblBorders>
-        <w:bidiVisual w:val="1"/>
+        <w:tblLook w:firstColumn="1" w:firstRow="1" w:lastColumn="0" w:lastRow="0" w:noHBand="0" w:noVBand="1" w:val="04A0"/>
       </w:tblPr>
       <w:tblGrid>
         <w:gridCol w:w="3324"/>
@@ -2562,19 +2562,19 @@
           </w:tcPr>
           <w:p>
             <w:pPr>
+              <w:bidi w:val="1"/>
               <w:spacing w:after="20" w:line="276" w:lineRule="auto"/>
-              <w:bidi w:val="1"/>
               <w:jc w:val="right"/>
             </w:pPr>
             <w:r/>
             <w:r>
               <w:rPr>
+                <w:rFonts w:cs="Arial"/>
                 <w:b/>
                 <w:i w:val="0"/>
                 <w:color w:val="0E7C86"/>
                 <w:sz w:val="17"/>
                 <w:szCs w:val="17"/>
-                <w:rFonts w:cs="Arial"/>
                 <w:rtl w:val="1"/>
               </w:rPr>
               <w:t>المعيار</w:t>
@@ -2588,19 +2588,19 @@
           </w:tcPr>
           <w:p>
             <w:pPr>
+              <w:bidi w:val="1"/>
               <w:spacing w:after="20" w:line="276" w:lineRule="auto"/>
-              <w:bidi w:val="1"/>
               <w:jc w:val="right"/>
             </w:pPr>
             <w:r/>
             <w:r>
               <w:rPr>
+                <w:rFonts w:cs="Arial"/>
                 <w:b/>
                 <w:i w:val="0"/>
                 <w:color w:val="0E7C86"/>
                 <w:sz w:val="17"/>
                 <w:szCs w:val="17"/>
-                <w:rFonts w:cs="Arial"/>
                 <w:rtl w:val="1"/>
               </w:rPr>
               <w:t>الوزن</w:t>
@@ -2614,19 +2614,19 @@
           </w:tcPr>
           <w:p>
             <w:pPr>
+              <w:bidi w:val="1"/>
               <w:spacing w:after="20" w:line="276" w:lineRule="auto"/>
-              <w:bidi w:val="1"/>
               <w:jc w:val="right"/>
             </w:pPr>
             <w:r/>
             <w:r>
               <w:rPr>
+                <w:rFonts w:cs="Arial"/>
                 <w:b/>
                 <w:i w:val="0"/>
                 <w:color w:val="0E7C86"/>
                 <w:sz w:val="17"/>
                 <w:szCs w:val="17"/>
-                <w:rFonts w:cs="Arial"/>
                 <w:rtl w:val="1"/>
               </w:rPr>
               <w:t>ما الذي يمنح الدرجة</w:t>
@@ -2641,19 +2641,19 @@
           </w:tcPr>
           <w:p>
             <w:pPr>
+              <w:bidi w:val="1"/>
               <w:spacing w:after="20" w:line="276" w:lineRule="auto"/>
-              <w:bidi w:val="1"/>
               <w:jc w:val="right"/>
             </w:pPr>
             <w:r/>
             <w:r>
               <w:rPr>
+                <w:rFonts w:cs="Arial"/>
                 <w:b w:val="0"/>
                 <w:i w:val="0"/>
                 <w:color w:val="101E2E"/>
                 <w:sz w:val="18"/>
                 <w:szCs w:val="18"/>
-                <w:rFonts w:cs="Arial"/>
                 <w:rtl w:val="1"/>
               </w:rPr>
               <w:t>قوة الأدلة</w:t>
@@ -2666,19 +2666,19 @@
           </w:tcPr>
           <w:p>
             <w:pPr>
+              <w:bidi w:val="1"/>
               <w:spacing w:after="20" w:line="276" w:lineRule="auto"/>
-              <w:bidi w:val="1"/>
               <w:jc w:val="right"/>
             </w:pPr>
             <w:r/>
             <w:r>
               <w:rPr>
+                <w:rFonts w:cs="Arial"/>
                 <w:b w:val="0"/>
                 <w:i w:val="0"/>
                 <w:color w:val="101E2E"/>
                 <w:sz w:val="18"/>
                 <w:szCs w:val="18"/>
-                <w:rFonts w:cs="Arial"/>
                 <w:rtl w:val="1"/>
               </w:rPr>
               <w:t>30%</w:t>
@@ -2691,19 +2691,19 @@
           </w:tcPr>
           <w:p>
             <w:pPr>
+              <w:bidi w:val="1"/>
               <w:spacing w:after="20" w:line="276" w:lineRule="auto"/>
-              <w:bidi w:val="1"/>
               <w:jc w:val="right"/>
             </w:pPr>
             <w:r/>
             <w:r>
               <w:rPr>
+                <w:rFonts w:cs="Arial"/>
                 <w:b w:val="0"/>
                 <w:i w:val="0"/>
                 <w:color w:val="101E2E"/>
                 <w:sz w:val="18"/>
                 <w:szCs w:val="18"/>
-                <w:rFonts w:cs="Arial"/>
                 <w:rtl w:val="1"/>
               </w:rPr>
               <w:t>محادثات حقيقية مع أشخاص حقيقيين، موثَّقة — وكم غيّرت إجاباتهم رأيك</w:t>
@@ -2718,19 +2718,19 @@
           </w:tcPr>
           <w:p>
             <w:pPr>
+              <w:bidi w:val="1"/>
               <w:spacing w:after="20" w:line="276" w:lineRule="auto"/>
-              <w:bidi w:val="1"/>
               <w:jc w:val="right"/>
             </w:pPr>
             <w:r/>
             <w:r>
               <w:rPr>
+                <w:rFonts w:cs="Arial"/>
                 <w:b w:val="0"/>
                 <w:i w:val="0"/>
                 <w:color w:val="101E2E"/>
                 <w:sz w:val="18"/>
                 <w:szCs w:val="18"/>
-                <w:rFonts w:cs="Arial"/>
                 <w:rtl w:val="1"/>
               </w:rPr>
               <w:t>ما بنيته واختبرته</w:t>
@@ -2743,19 +2743,19 @@
           </w:tcPr>
           <w:p>
             <w:pPr>
+              <w:bidi w:val="1"/>
               <w:spacing w:after="20" w:line="276" w:lineRule="auto"/>
-              <w:bidi w:val="1"/>
               <w:jc w:val="right"/>
             </w:pPr>
             <w:r/>
             <w:r>
               <w:rPr>
+                <w:rFonts w:cs="Arial"/>
                 <w:b w:val="0"/>
                 <w:i w:val="0"/>
                 <w:color w:val="101E2E"/>
                 <w:sz w:val="18"/>
                 <w:szCs w:val="18"/>
-                <w:rFonts w:cs="Arial"/>
                 <w:rtl w:val="1"/>
               </w:rPr>
               <w:t>20%</w:t>
@@ -2768,19 +2768,19 @@
           </w:tcPr>
           <w:p>
             <w:pPr>
+              <w:bidi w:val="1"/>
               <w:spacing w:after="20" w:line="276" w:lineRule="auto"/>
-              <w:bidi w:val="1"/>
               <w:jc w:val="right"/>
             </w:pPr>
             <w:r/>
             <w:r>
               <w:rPr>
+                <w:rFonts w:cs="Arial"/>
                 <w:b w:val="0"/>
                 <w:i w:val="0"/>
                 <w:color w:val="101E2E"/>
                 <w:sz w:val="18"/>
                 <w:szCs w:val="18"/>
-                <w:rFonts w:cs="Arial"/>
                 <w:rtl w:val="1"/>
               </w:rPr>
               <w:t>نموذج أولي ومنتج أدنى يدوي وُضعا فعلًا أمام مستخدمين، وماذا كانت النتيجة</w:t>
@@ -2795,19 +2795,19 @@
           </w:tcPr>
           <w:p>
             <w:pPr>
+              <w:bidi w:val="1"/>
               <w:spacing w:after="20" w:line="276" w:lineRule="auto"/>
-              <w:bidi w:val="1"/>
               <w:jc w:val="right"/>
             </w:pPr>
             <w:r/>
             <w:r>
               <w:rPr>
+                <w:rFonts w:cs="Arial"/>
                 <w:b w:val="0"/>
                 <w:i w:val="0"/>
                 <w:color w:val="101E2E"/>
                 <w:sz w:val="18"/>
                 <w:szCs w:val="18"/>
-                <w:rFonts w:cs="Arial"/>
                 <w:rtl w:val="1"/>
               </w:rPr>
               <w:t>عمق إنجاز المهام</w:t>
@@ -2820,19 +2820,19 @@
           </w:tcPr>
           <w:p>
             <w:pPr>
+              <w:bidi w:val="1"/>
               <w:spacing w:after="20" w:line="276" w:lineRule="auto"/>
-              <w:bidi w:val="1"/>
               <w:jc w:val="right"/>
             </w:pPr>
             <w:r/>
             <w:r>
               <w:rPr>
+                <w:rFonts w:cs="Arial"/>
                 <w:b w:val="0"/>
                 <w:i w:val="0"/>
                 <w:color w:val="101E2E"/>
                 <w:sz w:val="18"/>
                 <w:szCs w:val="18"/>
-                <w:rFonts w:cs="Arial"/>
                 <w:rtl w:val="1"/>
               </w:rPr>
               <w:t>20%</w:t>
@@ -2845,19 +2845,19 @@
           </w:tcPr>
           <w:p>
             <w:pPr>
+              <w:bidi w:val="1"/>
               <w:spacing w:after="20" w:line="276" w:lineRule="auto"/>
-              <w:bidi w:val="1"/>
               <w:jc w:val="right"/>
             </w:pPr>
             <w:r/>
             <w:r>
               <w:rPr>
+                <w:rFonts w:cs="Arial"/>
                 <w:b w:val="0"/>
                 <w:i w:val="0"/>
                 <w:color w:val="101E2E"/>
                 <w:sz w:val="18"/>
                 <w:szCs w:val="18"/>
-                <w:rFonts w:cs="Arial"/>
                 <w:rtl w:val="1"/>
               </w:rPr>
               <w:t>خمس عشرة مهمة مُجابة بعمق، لا خمس عشرة إجابة من سطر</w:t>
@@ -2872,19 +2872,19 @@
           </w:tcPr>
           <w:p>
             <w:pPr>
+              <w:bidi w:val="1"/>
               <w:spacing w:after="20" w:line="276" w:lineRule="auto"/>
-              <w:bidi w:val="1"/>
               <w:jc w:val="right"/>
             </w:pPr>
             <w:r/>
             <w:r>
               <w:rPr>
+                <w:rFonts w:cs="Arial"/>
                 <w:b w:val="0"/>
                 <w:i w:val="0"/>
                 <w:color w:val="101E2E"/>
                 <w:sz w:val="18"/>
                 <w:szCs w:val="18"/>
-                <w:rFonts w:cs="Arial"/>
                 <w:rtl w:val="1"/>
               </w:rPr>
               <w:t>وضوح المشكلة وتماسك النموذج</w:t>
@@ -2897,19 +2897,19 @@
           </w:tcPr>
           <w:p>
             <w:pPr>
+              <w:bidi w:val="1"/>
               <w:spacing w:after="20" w:line="276" w:lineRule="auto"/>
-              <w:bidi w:val="1"/>
               <w:jc w:val="right"/>
             </w:pPr>
             <w:r/>
             <w:r>
               <w:rPr>
+                <w:rFonts w:cs="Arial"/>
                 <w:b w:val="0"/>
                 <w:i w:val="0"/>
                 <w:color w:val="101E2E"/>
                 <w:sz w:val="18"/>
                 <w:szCs w:val="18"/>
-                <w:rFonts w:cs="Arial"/>
                 <w:rtl w:val="1"/>
               </w:rPr>
               <w:t>15%</w:t>
@@ -2922,19 +2922,19 @@
           </w:tcPr>
           <w:p>
             <w:pPr>
+              <w:bidi w:val="1"/>
               <w:spacing w:after="20" w:line="276" w:lineRule="auto"/>
-              <w:bidi w:val="1"/>
               <w:jc w:val="right"/>
             </w:pPr>
             <w:r/>
             <w:r>
               <w:rPr>
+                <w:rFonts w:cs="Arial"/>
                 <w:b w:val="0"/>
                 <w:i w:val="0"/>
                 <w:color w:val="101E2E"/>
                 <w:sz w:val="18"/>
                 <w:szCs w:val="18"/>
-                <w:rFonts w:cs="Arial"/>
                 <w:rtl w:val="1"/>
               </w:rPr>
               <w:t>شخص محدد بمشكلة محددة، ونموذج عمل ينبع من الأدلة لا يسبقها</w:t>
@@ -2949,19 +2949,19 @@
           </w:tcPr>
           <w:p>
             <w:pPr>
+              <w:bidi w:val="1"/>
               <w:spacing w:after="20" w:line="276" w:lineRule="auto"/>
-              <w:bidi w:val="1"/>
               <w:jc w:val="right"/>
             </w:pPr>
             <w:r/>
             <w:r>
               <w:rPr>
+                <w:rFonts w:cs="Arial"/>
                 <w:b w:val="0"/>
                 <w:i w:val="0"/>
                 <w:color w:val="101E2E"/>
                 <w:sz w:val="18"/>
                 <w:szCs w:val="18"/>
-                <w:rFonts w:cs="Arial"/>
                 <w:rtl w:val="1"/>
               </w:rPr>
               <w:t>العرض والإجابات</w:t>
@@ -2974,19 +2974,19 @@
           </w:tcPr>
           <w:p>
             <w:pPr>
+              <w:bidi w:val="1"/>
               <w:spacing w:after="20" w:line="276" w:lineRule="auto"/>
-              <w:bidi w:val="1"/>
               <w:jc w:val="right"/>
             </w:pPr>
             <w:r/>
             <w:r>
               <w:rPr>
+                <w:rFonts w:cs="Arial"/>
                 <w:b w:val="0"/>
                 <w:i w:val="0"/>
                 <w:color w:val="101E2E"/>
                 <w:sz w:val="18"/>
                 <w:szCs w:val="18"/>
-                <w:rFonts w:cs="Arial"/>
                 <w:rtl w:val="1"/>
               </w:rPr>
               <w:t>15%</w:t>
@@ -2999,19 +2999,19 @@
           </w:tcPr>
           <w:p>
             <w:pPr>
+              <w:bidi w:val="1"/>
               <w:spacing w:after="20" w:line="276" w:lineRule="auto"/>
-              <w:bidi w:val="1"/>
               <w:jc w:val="right"/>
             </w:pPr>
             <w:r/>
             <w:r>
               <w:rPr>
+                <w:rFonts w:cs="Arial"/>
                 <w:b w:val="0"/>
                 <w:i w:val="0"/>
                 <w:color w:val="101E2E"/>
                 <w:sz w:val="18"/>
                 <w:szCs w:val="18"/>
-                <w:rFonts w:cs="Arial"/>
                 <w:rtl w:val="1"/>
               </w:rPr>
               <w:t>في النهائيات فقط: الوضوح تحت الأسئلة</w:t>
@@ -3027,18 +3027,18 @@
     </w:p>
     <w:p>
       <w:pPr>
+        <w:bidi w:val="1"/>
         <w:spacing w:before="280" w:after="100" w:line="300" w:lineRule="auto"/>
-        <w:bidi w:val="1"/>
         <w:jc w:val="right"/>
       </w:pPr>
       <w:r>
         <w:rPr>
+          <w:rFonts w:cs="Arial"/>
           <w:b/>
           <w:i w:val="0"/>
           <w:color w:val="0E7C86"/>
           <w:sz w:val="27"/>
           <w:szCs w:val="27"/>
-          <w:rFonts w:cs="Arial"/>
           <w:rtl w:val="1"/>
         </w:rPr>
         <w:t>الجوائز</w:t>
@@ -3046,9 +3046,9 @@
     </w:p>
     <w:tbl>
       <w:tblPr>
+        <w:bidiVisual w:val="1"/>
         <w:tblW w:type="auto" w:w="0"/>
         <w:jc w:val="center"/>
-        <w:tblLook w:firstColumn="1" w:firstRow="1" w:lastColumn="0" w:lastRow="0" w:noHBand="0" w:noVBand="1" w:val="04A0"/>
         <w:tblBorders>
           <w:top w:val="single" w:sz="4" w:color="D9DBD3"/>
           <w:left w:val="single" w:sz="4" w:color="D9DBD3"/>
@@ -3057,7 +3057,7 @@
           <w:insideH w:val="single" w:sz="4" w:color="D9DBD3"/>
           <w:insideV w:val="single" w:sz="4" w:color="D9DBD3"/>
         </w:tblBorders>
-        <w:bidiVisual w:val="1"/>
+        <w:tblLook w:firstColumn="1" w:firstRow="1" w:lastColumn="0" w:lastRow="0" w:noHBand="0" w:noVBand="1" w:val="04A0"/>
       </w:tblPr>
       <w:tblGrid>
         <w:gridCol w:w="3324"/>
@@ -3072,19 +3072,19 @@
           </w:tcPr>
           <w:p>
             <w:pPr>
+              <w:bidi w:val="1"/>
               <w:spacing w:after="20" w:line="276" w:lineRule="auto"/>
-              <w:bidi w:val="1"/>
               <w:jc w:val="right"/>
             </w:pPr>
             <w:r/>
             <w:r>
               <w:rPr>
+                <w:rFonts w:cs="Arial"/>
                 <w:b/>
                 <w:i w:val="0"/>
                 <w:color w:val="0E7C86"/>
                 <w:sz w:val="17"/>
                 <w:szCs w:val="17"/>
-                <w:rFonts w:cs="Arial"/>
                 <w:rtl w:val="1"/>
               </w:rPr>
               <w:t>المركز</w:t>
@@ -3098,19 +3098,19 @@
           </w:tcPr>
           <w:p>
             <w:pPr>
+              <w:bidi w:val="1"/>
               <w:spacing w:after="20" w:line="276" w:lineRule="auto"/>
-              <w:bidi w:val="1"/>
               <w:jc w:val="right"/>
             </w:pPr>
             <w:r/>
             <w:r>
               <w:rPr>
+                <w:rFonts w:cs="Arial"/>
                 <w:b/>
                 <w:i w:val="0"/>
                 <w:color w:val="0E7C86"/>
                 <w:sz w:val="17"/>
                 <w:szCs w:val="17"/>
-                <w:rFonts w:cs="Arial"/>
                 <w:rtl w:val="1"/>
               </w:rPr>
               <w:t>الجائزة النقدية</w:t>
@@ -3124,19 +3124,19 @@
           </w:tcPr>
           <w:p>
             <w:pPr>
+              <w:bidi w:val="1"/>
               <w:spacing w:after="20" w:line="276" w:lineRule="auto"/>
-              <w:bidi w:val="1"/>
               <w:jc w:val="right"/>
             </w:pPr>
             <w:r/>
             <w:r>
               <w:rPr>
+                <w:rFonts w:cs="Arial"/>
                 <w:b/>
                 <w:i w:val="0"/>
                 <w:color w:val="0E7C86"/>
                 <w:sz w:val="17"/>
                 <w:szCs w:val="17"/>
-                <w:rFonts w:cs="Arial"/>
                 <w:rtl w:val="1"/>
               </w:rPr>
               <w:t>ما هو أهم من النقود</w:t>
@@ -3151,19 +3151,19 @@
           </w:tcPr>
           <w:p>
             <w:pPr>
+              <w:bidi w:val="1"/>
               <w:spacing w:after="20" w:line="276" w:lineRule="auto"/>
-              <w:bidi w:val="1"/>
               <w:jc w:val="right"/>
             </w:pPr>
             <w:r/>
             <w:r>
               <w:rPr>
+                <w:rFonts w:cs="Arial"/>
                 <w:b w:val="0"/>
                 <w:i w:val="0"/>
                 <w:color w:val="101E2E"/>
                 <w:sz w:val="18"/>
                 <w:szCs w:val="18"/>
-                <w:rFonts w:cs="Arial"/>
                 <w:rtl w:val="1"/>
               </w:rPr>
               <w:t>الأول</w:t>
@@ -3176,19 +3176,19 @@
           </w:tcPr>
           <w:p>
             <w:pPr>
+              <w:bidi w:val="1"/>
               <w:spacing w:after="20" w:line="276" w:lineRule="auto"/>
-              <w:bidi w:val="1"/>
               <w:jc w:val="right"/>
             </w:pPr>
             <w:r/>
             <w:r>
               <w:rPr>
+                <w:rFonts w:cs="Arial"/>
                 <w:b w:val="0"/>
                 <w:i w:val="0"/>
                 <w:color w:val="101E2E"/>
                 <w:sz w:val="18"/>
                 <w:szCs w:val="18"/>
-                <w:rFonts w:cs="Arial"/>
                 <w:rtl w:val="1"/>
               </w:rPr>
               <w:t>50,000 جنيه</w:t>
@@ -3201,19 +3201,19 @@
           </w:tcPr>
           <w:p>
             <w:pPr>
+              <w:bidi w:val="1"/>
               <w:spacing w:after="20" w:line="276" w:lineRule="auto"/>
-              <w:bidi w:val="1"/>
               <w:jc w:val="right"/>
             </w:pPr>
             <w:r/>
             <w:r>
               <w:rPr>
+                <w:rFonts w:cs="Arial"/>
                 <w:b w:val="0"/>
                 <w:i w:val="0"/>
                 <w:color w:val="101E2E"/>
                 <w:sz w:val="18"/>
                 <w:szCs w:val="18"/>
-                <w:rFonts w:cs="Arial"/>
                 <w:rtl w:val="1"/>
               </w:rPr>
               <w:t>مقعد في دفعة الاحتضان القادمة لدى GrowthLabs · دخول مضمون لمسار المنافسة في تكني سميت 2027 · مساحة عرض في قمة 2027 · ست جلسات إرشاد</w:t>
@@ -3228,19 +3228,19 @@
           </w:tcPr>
           <w:p>
             <w:pPr>
+              <w:bidi w:val="1"/>
               <w:spacing w:after="20" w:line="276" w:lineRule="auto"/>
-              <w:bidi w:val="1"/>
               <w:jc w:val="right"/>
             </w:pPr>
             <w:r/>
             <w:r>
               <w:rPr>
+                <w:rFonts w:cs="Arial"/>
                 <w:b w:val="0"/>
                 <w:i w:val="0"/>
                 <w:color w:val="101E2E"/>
                 <w:sz w:val="18"/>
                 <w:szCs w:val="18"/>
-                <w:rFonts w:cs="Arial"/>
                 <w:rtl w:val="1"/>
               </w:rPr>
               <w:t>الثاني</w:t>
@@ -3253,19 +3253,19 @@
           </w:tcPr>
           <w:p>
             <w:pPr>
+              <w:bidi w:val="1"/>
               <w:spacing w:after="20" w:line="276" w:lineRule="auto"/>
-              <w:bidi w:val="1"/>
               <w:jc w:val="right"/>
             </w:pPr>
             <w:r/>
             <w:r>
               <w:rPr>
+                <w:rFonts w:cs="Arial"/>
                 <w:b w:val="0"/>
                 <w:i w:val="0"/>
                 <w:color w:val="101E2E"/>
                 <w:sz w:val="18"/>
                 <w:szCs w:val="18"/>
-                <w:rFonts w:cs="Arial"/>
                 <w:rtl w:val="1"/>
               </w:rPr>
               <w:t>30,000 جنيه</w:t>
@@ -3278,19 +3278,19 @@
           </w:tcPr>
           <w:p>
             <w:pPr>
+              <w:bidi w:val="1"/>
               <w:spacing w:after="20" w:line="276" w:lineRule="auto"/>
-              <w:bidi w:val="1"/>
               <w:jc w:val="right"/>
             </w:pPr>
             <w:r/>
             <w:r>
               <w:rPr>
+                <w:rFonts w:cs="Arial"/>
                 <w:b w:val="0"/>
                 <w:i w:val="0"/>
                 <w:color w:val="101E2E"/>
                 <w:sz w:val="18"/>
                 <w:szCs w:val="18"/>
-                <w:rFonts w:cs="Arial"/>
                 <w:rtl w:val="1"/>
               </w:rPr>
               <w:t>دخول مضمون لمسار المنافسة 2027 · أربع جلسات إرشاد · تذاكر قمة 2027</w:t>
@@ -3305,19 +3305,19 @@
           </w:tcPr>
           <w:p>
             <w:pPr>
+              <w:bidi w:val="1"/>
               <w:spacing w:after="20" w:line="276" w:lineRule="auto"/>
-              <w:bidi w:val="1"/>
               <w:jc w:val="right"/>
             </w:pPr>
             <w:r/>
             <w:r>
               <w:rPr>
+                <w:rFonts w:cs="Arial"/>
                 <w:b w:val="0"/>
                 <w:i w:val="0"/>
                 <w:color w:val="101E2E"/>
                 <w:sz w:val="18"/>
                 <w:szCs w:val="18"/>
-                <w:rFonts w:cs="Arial"/>
                 <w:rtl w:val="1"/>
               </w:rPr>
               <w:t>الثالث</w:t>
@@ -3330,19 +3330,19 @@
           </w:tcPr>
           <w:p>
             <w:pPr>
+              <w:bidi w:val="1"/>
               <w:spacing w:after="20" w:line="276" w:lineRule="auto"/>
-              <w:bidi w:val="1"/>
               <w:jc w:val="right"/>
             </w:pPr>
             <w:r/>
             <w:r>
               <w:rPr>
+                <w:rFonts w:cs="Arial"/>
                 <w:b w:val="0"/>
                 <w:i w:val="0"/>
                 <w:color w:val="101E2E"/>
                 <w:sz w:val="18"/>
                 <w:szCs w:val="18"/>
-                <w:rFonts w:cs="Arial"/>
                 <w:rtl w:val="1"/>
               </w:rPr>
               <w:t>20,000 جنيه</w:t>
@@ -3355,19 +3355,19 @@
           </w:tcPr>
           <w:p>
             <w:pPr>
+              <w:bidi w:val="1"/>
               <w:spacing w:after="20" w:line="276" w:lineRule="auto"/>
-              <w:bidi w:val="1"/>
               <w:jc w:val="right"/>
             </w:pPr>
             <w:r/>
             <w:r>
               <w:rPr>
+                <w:rFonts w:cs="Arial"/>
                 <w:b w:val="0"/>
                 <w:i w:val="0"/>
                 <w:color w:val="101E2E"/>
                 <w:sz w:val="18"/>
                 <w:szCs w:val="18"/>
-                <w:rFonts w:cs="Arial"/>
                 <w:rtl w:val="1"/>
               </w:rPr>
               <w:t>أربع جلسات إرشاد · تذاكر قمة 2027</w:t>
@@ -3382,19 +3382,19 @@
           </w:tcPr>
           <w:p>
             <w:pPr>
+              <w:bidi w:val="1"/>
               <w:spacing w:after="20" w:line="276" w:lineRule="auto"/>
-              <w:bidi w:val="1"/>
               <w:jc w:val="right"/>
             </w:pPr>
             <w:r/>
             <w:r>
               <w:rPr>
+                <w:rFonts w:cs="Arial"/>
                 <w:b w:val="0"/>
                 <w:i w:val="0"/>
                 <w:color w:val="101E2E"/>
                 <w:sz w:val="18"/>
                 <w:szCs w:val="18"/>
-                <w:rFonts w:cs="Arial"/>
                 <w:rtl w:val="1"/>
               </w:rPr>
               <w:t>العشرة الأوائل</w:t>
@@ -3407,19 +3407,19 @@
           </w:tcPr>
           <w:p>
             <w:pPr>
+              <w:bidi w:val="1"/>
               <w:spacing w:after="20" w:line="276" w:lineRule="auto"/>
-              <w:bidi w:val="1"/>
               <w:jc w:val="right"/>
             </w:pPr>
             <w:r/>
             <w:r>
               <w:rPr>
+                <w:rFonts w:cs="Arial"/>
                 <w:b w:val="0"/>
                 <w:i w:val="0"/>
                 <w:color w:val="101E2E"/>
                 <w:sz w:val="18"/>
                 <w:szCs w:val="18"/>
-                <w:rFonts w:cs="Arial"/>
                 <w:rtl w:val="1"/>
               </w:rPr>
               <w:t>—</w:t>
@@ -3432,19 +3432,19 @@
           </w:tcPr>
           <w:p>
             <w:pPr>
+              <w:bidi w:val="1"/>
               <w:spacing w:after="20" w:line="276" w:lineRule="auto"/>
-              <w:bidi w:val="1"/>
               <w:jc w:val="right"/>
             </w:pPr>
             <w:r/>
             <w:r>
               <w:rPr>
+                <w:rFonts w:cs="Arial"/>
                 <w:b w:val="0"/>
                 <w:i w:val="0"/>
                 <w:color w:val="101E2E"/>
                 <w:sz w:val="18"/>
                 <w:szCs w:val="18"/>
-                <w:rFonts w:cs="Arial"/>
                 <w:rtl w:val="1"/>
               </w:rPr>
               <w:t>العرض على مسرح تكني · ملف موثَّق على Startup Gate · جلسة إرشاد</w:t>
@@ -3459,19 +3459,19 @@
           </w:tcPr>
           <w:p>
             <w:pPr>
+              <w:bidi w:val="1"/>
               <w:spacing w:after="20" w:line="276" w:lineRule="auto"/>
-              <w:bidi w:val="1"/>
               <w:jc w:val="right"/>
             </w:pPr>
             <w:r/>
             <w:r>
               <w:rPr>
+                <w:rFonts w:cs="Arial"/>
                 <w:b w:val="0"/>
                 <w:i w:val="0"/>
                 <w:color w:val="101E2E"/>
                 <w:sz w:val="18"/>
                 <w:szCs w:val="18"/>
-                <w:rFonts w:cs="Arial"/>
                 <w:rtl w:val="1"/>
               </w:rPr>
               <w:t>كل من أكمل المهام</w:t>
@@ -3484,19 +3484,19 @@
           </w:tcPr>
           <w:p>
             <w:pPr>
+              <w:bidi w:val="1"/>
               <w:spacing w:after="20" w:line="276" w:lineRule="auto"/>
-              <w:bidi w:val="1"/>
               <w:jc w:val="right"/>
             </w:pPr>
             <w:r/>
             <w:r>
               <w:rPr>
+                <w:rFonts w:cs="Arial"/>
                 <w:b w:val="0"/>
                 <w:i w:val="0"/>
                 <w:color w:val="101E2E"/>
                 <w:sz w:val="18"/>
                 <w:szCs w:val="18"/>
-                <w:rFonts w:cs="Arial"/>
                 <w:rtl w:val="1"/>
               </w:rPr>
               <w:t>—</w:t>
@@ -3509,19 +3509,19 @@
           </w:tcPr>
           <w:p>
             <w:pPr>
+              <w:bidi w:val="1"/>
               <w:spacing w:after="20" w:line="276" w:lineRule="auto"/>
-              <w:bidi w:val="1"/>
               <w:jc w:val="right"/>
             </w:pPr>
             <w:r/>
             <w:r>
               <w:rPr>
+                <w:rFonts w:cs="Arial"/>
                 <w:b w:val="0"/>
                 <w:i w:val="0"/>
                 <w:color w:val="101E2E"/>
                 <w:sz w:val="18"/>
                 <w:szCs w:val="18"/>
-                <w:rFonts w:cs="Arial"/>
                 <w:rtl w:val="1"/>
               </w:rPr>
               <w:t>شهادة موقَّعة من تكني وStartPad، وملف أدلة موثَّق دائم</w:t>
@@ -3537,18 +3537,18 @@
     </w:p>
     <w:p>
       <w:pPr>
+        <w:bidi w:val="1"/>
         <w:spacing w:before="0" w:after="140" w:line="300" w:lineRule="auto"/>
-        <w:bidi w:val="1"/>
         <w:jc w:val="right"/>
       </w:pPr>
       <w:r>
         <w:rPr>
+          <w:rFonts w:cs="Arial"/>
           <w:b w:val="0"/>
           <w:i w:val="0"/>
           <w:color w:val="101E2E"/>
           <w:sz w:val="21"/>
           <w:szCs w:val="21"/>
-          <w:rFonts w:cs="Arial"/>
           <w:rtl w:val="1"/>
         </w:rPr>
         <w:t>تُدفع الجوائز النقدية بتحويل بنكي لقائد الفريق المُسمّى، مقابل بطاقة رقم قومي سارية وإيصال موقَّع. توزيع الجائزة داخل الفريق مسؤولية الفريق وحده. وقد تخضع الجوائز لأي استقطاعات يفرضها القانون المصري.</w:t>
@@ -3556,18 +3556,18 @@
     </w:p>
     <w:p>
       <w:pPr>
+        <w:bidi w:val="1"/>
         <w:spacing w:before="0" w:after="140" w:line="300" w:lineRule="auto"/>
-        <w:bidi w:val="1"/>
         <w:jc w:val="right"/>
       </w:pPr>
       <w:r>
         <w:rPr>
+          <w:rFonts w:cs="Arial"/>
           <w:b w:val="0"/>
           <w:i w:val="0"/>
           <w:color w:val="101E2E"/>
           <w:sz w:val="21"/>
           <w:szCs w:val="21"/>
-          <w:rFonts w:cs="Arial"/>
           <w:rtl w:val="1"/>
         </w:rPr>
         <w:t>تُمنح كذلك جائزتان تقديريتان: «أفضل جامعة» و«أفضل محافظة»، وتُحتسبان بنسبة الإكمال لا بعدد الفائزين.</w:t>
@@ -3575,18 +3575,18 @@
     </w:p>
     <w:p>
       <w:pPr>
+        <w:bidi w:val="1"/>
         <w:spacing w:before="280" w:after="100" w:line="300" w:lineRule="auto"/>
-        <w:bidi w:val="1"/>
         <w:jc w:val="right"/>
       </w:pPr>
       <w:r>
         <w:rPr>
+          <w:rFonts w:cs="Arial"/>
           <w:b/>
           <w:i w:val="0"/>
           <w:color w:val="0E7C86"/>
           <w:sz w:val="27"/>
           <w:szCs w:val="27"/>
-          <w:rFonts w:cs="Arial"/>
           <w:rtl w:val="1"/>
         </w:rPr>
         <w:t>فكرتك ملكك — دائمًا</w:t>
@@ -3594,18 +3594,18 @@
     </w:p>
     <w:p>
       <w:pPr>
+        <w:bidi w:val="1"/>
         <w:spacing w:before="0" w:after="140" w:line="300" w:lineRule="auto"/>
-        <w:bidi w:val="1"/>
         <w:jc w:val="right"/>
       </w:pPr>
       <w:r>
         <w:rPr>
+          <w:rFonts w:cs="Arial"/>
           <w:b w:val="0"/>
           <w:i w:val="0"/>
           <w:color w:val="101E2E"/>
           <w:sz w:val="21"/>
           <w:szCs w:val="21"/>
-          <w:rFonts w:cs="Arial"/>
           <w:rtl w:val="1"/>
         </w:rPr>
         <w:t>كل ما ترفعه على المنصة يظل ملكك أنت. لا تتنازل عن أي حق من حقوق الملكية الفكرية بمشاركتك، ولا يوجد في هذه القواعد حق أولوية أو أفضلية لنا أو لشركائنا في الاستثمار في مشروعك أو الحصول على حصة فيه.</w:t>
@@ -3613,18 +3613,18 @@
     </w:p>
     <w:p>
       <w:pPr>
+        <w:bidi w:val="1"/>
         <w:spacing w:before="0" w:after="140" w:line="300" w:lineRule="auto"/>
-        <w:bidi w:val="1"/>
         <w:jc w:val="right"/>
       </w:pPr>
       <w:r>
         <w:rPr>
+          <w:rFonts w:cs="Arial"/>
           <w:b w:val="0"/>
           <w:i w:val="0"/>
           <w:color w:val="101E2E"/>
           <w:sz w:val="21"/>
           <w:szCs w:val="21"/>
-          <w:rFonts w:cs="Arial"/>
           <w:rtl w:val="1"/>
         </w:rPr>
         <w:t>ما نطلبه فقط هو إذن باستخدام اسمك وصورتك واسم مشروعك ووصفه العام في التغطية الإعلامية للتحدي ونتائجه. ولا نشارك بيانات تواصلك مع أي راعٍ أو طرف ثالث.</w:t>
@@ -3632,18 +3632,18 @@
     </w:p>
     <w:p>
       <w:pPr>
+        <w:bidi w:val="1"/>
         <w:spacing w:before="280" w:after="100" w:line="300" w:lineRule="auto"/>
-        <w:bidi w:val="1"/>
         <w:jc w:val="right"/>
       </w:pPr>
       <w:r>
         <w:rPr>
+          <w:rFonts w:cs="Arial"/>
           <w:b/>
           <w:i w:val="0"/>
           <w:color w:val="0E7C86"/>
           <w:sz w:val="27"/>
           <w:szCs w:val="27"/>
-          <w:rFonts w:cs="Arial"/>
           <w:rtl w:val="1"/>
         </w:rPr>
         <w:t>بياناتك</w:t>
@@ -3651,18 +3651,18 @@
     </w:p>
     <w:p>
       <w:pPr>
+        <w:bidi w:val="1"/>
         <w:spacing w:before="0" w:after="140" w:line="300" w:lineRule="auto"/>
-        <w:bidi w:val="1"/>
         <w:jc w:val="right"/>
       </w:pPr>
       <w:r>
         <w:rPr>
+          <w:rFonts w:cs="Arial"/>
           <w:b w:val="0"/>
           <w:i w:val="0"/>
           <w:color w:val="101E2E"/>
           <w:sz w:val="21"/>
           <w:szCs w:val="21"/>
-          <w:rFonts w:cs="Arial"/>
           <w:rtl w:val="1"/>
         </w:rPr>
         <w:t>نجمع الاسم وتاريخ الميلاد والبريد الإلكتروني ورقم الهاتف والمحافظة والجامعة (اختياري)، وإجاباتك على المهام. تخضع المعالجة لقانون حماية البيانات الشخصية المصري رقم 151 لسنة 2020.</w:t>
@@ -3670,19 +3670,19 @@
     </w:p>
     <w:p>
       <w:pPr>
+        <w:bidi w:val="1"/>
         <w:spacing w:before="0" w:after="60" w:line="300" w:lineRule="auto"/>
         <w:ind w:right="340"/>
-        <w:bidi w:val="1"/>
         <w:jc w:val="right"/>
       </w:pPr>
       <w:r>
         <w:rPr>
+          <w:rFonts w:cs="Arial"/>
           <w:b w:val="0"/>
           <w:i w:val="0"/>
           <w:color w:val="101E2E"/>
           <w:sz w:val="20"/>
           <w:szCs w:val="20"/>
-          <w:rFonts w:cs="Arial"/>
           <w:rtl w:val="1"/>
         </w:rPr>
         <w:t>•  الغرض: إدارة التحدي، والتواصل معك، والتقييم، وإعلان النتائج.</w:t>
@@ -3690,19 +3690,19 @@
     </w:p>
     <w:p>
       <w:pPr>
+        <w:bidi w:val="1"/>
         <w:spacing w:before="0" w:after="60" w:line="300" w:lineRule="auto"/>
         <w:ind w:right="340"/>
-        <w:bidi w:val="1"/>
         <w:jc w:val="right"/>
       </w:pPr>
       <w:r>
         <w:rPr>
+          <w:rFonts w:cs="Arial"/>
           <w:b w:val="0"/>
           <w:i w:val="0"/>
           <w:color w:val="101E2E"/>
           <w:sz w:val="20"/>
           <w:szCs w:val="20"/>
-          <w:rFonts w:cs="Arial"/>
           <w:rtl w:val="1"/>
         </w:rPr>
         <w:t>•  مدة الاحتفاظ: 24 شهرًا من تاريخ يوم العرض، ثم تُحذف بيانات التواصل.</w:t>
@@ -3710,19 +3710,19 @@
     </w:p>
     <w:p>
       <w:pPr>
+        <w:bidi w:val="1"/>
         <w:spacing w:before="0" w:after="60" w:line="300" w:lineRule="auto"/>
         <w:ind w:right="340"/>
-        <w:bidi w:val="1"/>
         <w:jc w:val="right"/>
       </w:pPr>
       <w:r>
         <w:rPr>
+          <w:rFonts w:cs="Arial"/>
           <w:b w:val="0"/>
           <w:i w:val="0"/>
           <w:color w:val="101E2E"/>
           <w:sz w:val="20"/>
           <w:szCs w:val="20"/>
-          <w:rFonts w:cs="Arial"/>
           <w:rtl w:val="1"/>
         </w:rPr>
         <w:t>•  بيانات من قابلتهم: تُستخدم للتحقق فقط، ولا تُستخدم للتسويق إطلاقًا — ويجب أن تحصل على موافقتهم قبل تسجيل بياناتهم.</w:t>
@@ -3730,19 +3730,19 @@
     </w:p>
     <w:p>
       <w:pPr>
+        <w:bidi w:val="1"/>
         <w:spacing w:before="0" w:after="60" w:line="300" w:lineRule="auto"/>
         <w:ind w:right="340"/>
-        <w:bidi w:val="1"/>
         <w:jc w:val="right"/>
       </w:pPr>
       <w:r>
         <w:rPr>
+          <w:rFonts w:cs="Arial"/>
           <w:b w:val="0"/>
           <w:i w:val="0"/>
           <w:color w:val="101E2E"/>
           <w:sz w:val="20"/>
           <w:szCs w:val="20"/>
-          <w:rFonts w:cs="Arial"/>
           <w:rtl w:val="1"/>
         </w:rPr>
         <w:t>•  حقوقك: الاطلاع والتصحيح والحذف وسحب الموافقة، عبر بريد التحدي.</w:t>
@@ -3750,18 +3750,18 @@
     </w:p>
     <w:p>
       <w:pPr>
+        <w:bidi w:val="1"/>
         <w:spacing w:before="280" w:after="100" w:line="300" w:lineRule="auto"/>
-        <w:bidi w:val="1"/>
         <w:jc w:val="right"/>
       </w:pPr>
       <w:r>
         <w:rPr>
+          <w:rFonts w:cs="Arial"/>
           <w:b/>
           <w:i w:val="0"/>
           <w:color w:val="0E7C86"/>
           <w:sz w:val="27"/>
           <w:szCs w:val="27"/>
-          <w:rFonts w:cs="Arial"/>
           <w:rtl w:val="1"/>
         </w:rPr>
         <w:t>أسباب الاستبعاد</w:t>
@@ -3769,19 +3769,19 @@
     </w:p>
     <w:p>
       <w:pPr>
+        <w:bidi w:val="1"/>
         <w:spacing w:before="0" w:after="60" w:line="300" w:lineRule="auto"/>
         <w:ind w:right="340"/>
-        <w:bidi w:val="1"/>
         <w:jc w:val="right"/>
       </w:pPr>
       <w:r>
         <w:rPr>
+          <w:rFonts w:cs="Arial"/>
           <w:b w:val="0"/>
           <w:i w:val="0"/>
           <w:color w:val="101E2E"/>
           <w:sz w:val="20"/>
           <w:szCs w:val="20"/>
-          <w:rFonts w:cs="Arial"/>
           <w:rtl w:val="1"/>
         </w:rPr>
         <w:t>•  تقديم بيانات شخصية غير صحيحة، أو عدم استيفاء شروط الأهلية.</w:t>
@@ -3789,19 +3789,19 @@
     </w:p>
     <w:p>
       <w:pPr>
+        <w:bidi w:val="1"/>
         <w:spacing w:before="0" w:after="60" w:line="300" w:lineRule="auto"/>
         <w:ind w:right="340"/>
-        <w:bidi w:val="1"/>
         <w:jc w:val="right"/>
       </w:pPr>
       <w:r>
         <w:rPr>
+          <w:rFonts w:cs="Arial"/>
           <w:b w:val="0"/>
           <w:i w:val="0"/>
           <w:color w:val="101E2E"/>
           <w:sz w:val="20"/>
           <w:szCs w:val="20"/>
-          <w:rFonts w:cs="Arial"/>
           <w:rtl w:val="1"/>
         </w:rPr>
         <w:t>•  اختلاق مقابلات أو أدلة — وهذا هو السبب الأول والأخطر.</w:t>
@@ -3809,19 +3809,19 @@
     </w:p>
     <w:p>
       <w:pPr>
+        <w:bidi w:val="1"/>
         <w:spacing w:before="0" w:after="60" w:line="300" w:lineRule="auto"/>
         <w:ind w:right="340"/>
-        <w:bidi w:val="1"/>
         <w:jc w:val="right"/>
       </w:pPr>
       <w:r>
         <w:rPr>
+          <w:rFonts w:cs="Arial"/>
           <w:b w:val="0"/>
           <w:i w:val="0"/>
           <w:color w:val="101E2E"/>
           <w:sz w:val="20"/>
           <w:szCs w:val="20"/>
-          <w:rFonts w:cs="Arial"/>
           <w:rtl w:val="1"/>
         </w:rPr>
         <w:t>•  نسخ مشاركة أخرى أو محتوى منشورًا دون إسناد.</w:t>
@@ -3829,19 +3829,19 @@
     </w:p>
     <w:p>
       <w:pPr>
+        <w:bidi w:val="1"/>
         <w:spacing w:before="0" w:after="60" w:line="300" w:lineRule="auto"/>
         <w:ind w:right="340"/>
-        <w:bidi w:val="1"/>
         <w:jc w:val="right"/>
       </w:pPr>
       <w:r>
         <w:rPr>
+          <w:rFonts w:cs="Arial"/>
           <w:b w:val="0"/>
           <w:i w:val="0"/>
           <w:color w:val="101E2E"/>
           <w:sz w:val="20"/>
           <w:szCs w:val="20"/>
-          <w:rFonts w:cs="Arial"/>
           <w:rtl w:val="1"/>
         </w:rPr>
         <w:t>•  أكثر من مشاركة واحدة للشخص نفسه.</w:t>
@@ -3849,19 +3849,19 @@
     </w:p>
     <w:p>
       <w:pPr>
+        <w:bidi w:val="1"/>
         <w:spacing w:before="0" w:after="60" w:line="300" w:lineRule="auto"/>
         <w:ind w:right="340"/>
-        <w:bidi w:val="1"/>
         <w:jc w:val="right"/>
       </w:pPr>
       <w:r>
         <w:rPr>
+          <w:rFonts w:cs="Arial"/>
           <w:b w:val="0"/>
           <w:i w:val="0"/>
           <w:color w:val="101E2E"/>
           <w:sz w:val="20"/>
           <w:szCs w:val="20"/>
-          <w:rFonts w:cs="Arial"/>
           <w:rtl w:val="1"/>
         </w:rPr>
         <w:t>•  إساءة معاملة المشاركين الآخرين أو فريق التحدي أو لجنة التحكيم.</w:t>
@@ -3869,18 +3869,18 @@
     </w:p>
     <w:p>
       <w:pPr>
+        <w:bidi w:val="1"/>
         <w:spacing w:before="0" w:after="140" w:line="300" w:lineRule="auto"/>
-        <w:bidi w:val="1"/>
         <w:jc w:val="right"/>
       </w:pPr>
       <w:r>
         <w:rPr>
+          <w:rFonts w:cs="Arial"/>
           <w:b w:val="0"/>
           <w:i w:val="0"/>
           <w:color w:val="101E2E"/>
           <w:sz w:val="21"/>
           <w:szCs w:val="21"/>
-          <w:rFonts w:cs="Arial"/>
           <w:rtl w:val="1"/>
         </w:rPr>
         <w:t>قرار الاستبعاد يُبلَّغ كتابةً مع السبب، ويخضع لحق التظلّم أدناه.</w:t>
@@ -3888,18 +3888,18 @@
     </w:p>
     <w:p>
       <w:pPr>
+        <w:bidi w:val="1"/>
         <w:spacing w:before="280" w:after="100" w:line="300" w:lineRule="auto"/>
-        <w:bidi w:val="1"/>
         <w:jc w:val="right"/>
       </w:pPr>
       <w:r>
         <w:rPr>
+          <w:rFonts w:cs="Arial"/>
           <w:b/>
           <w:i w:val="0"/>
           <w:color w:val="0E7C86"/>
           <w:sz w:val="27"/>
           <w:szCs w:val="27"/>
-          <w:rFonts w:cs="Arial"/>
           <w:rtl w:val="1"/>
         </w:rPr>
         <w:t>التظلّم</w:t>
@@ -3907,18 +3907,18 @@
     </w:p>
     <w:p>
       <w:pPr>
+        <w:bidi w:val="1"/>
         <w:spacing w:before="0" w:after="140" w:line="300" w:lineRule="auto"/>
-        <w:bidi w:val="1"/>
         <w:jc w:val="right"/>
       </w:pPr>
       <w:r>
         <w:rPr>
+          <w:rFonts w:cs="Arial"/>
           <w:b w:val="0"/>
           <w:i w:val="0"/>
           <w:color w:val="101E2E"/>
           <w:sz w:val="21"/>
           <w:szCs w:val="21"/>
-          <w:rFonts w:cs="Arial"/>
           <w:rtl w:val="1"/>
         </w:rPr>
         <w:t>لك أن تتظلّم من النتيجة أو من قرار الاستبعاد خلال 72 ساعة من إعلانه، برسالة إلى بريد التحدي تشرح الأساس. يُنظر التظلّم من شخص لم يشارك في القرار الأصلي، ويُرد عليه خلال 7 أيام. قرار لجنة التحكيم في الجولة النهائية نهائي.</w:t>
@@ -3926,18 +3926,18 @@
     </w:p>
     <w:p>
       <w:pPr>
+        <w:bidi w:val="1"/>
         <w:spacing w:before="280" w:after="100" w:line="300" w:lineRule="auto"/>
-        <w:bidi w:val="1"/>
         <w:jc w:val="right"/>
       </w:pPr>
       <w:r>
         <w:rPr>
+          <w:rFonts w:cs="Arial"/>
           <w:b/>
           <w:i w:val="0"/>
           <w:color w:val="0E7C86"/>
           <w:sz w:val="27"/>
           <w:szCs w:val="27"/>
-          <w:rFonts w:cs="Arial"/>
           <w:rtl w:val="1"/>
         </w:rPr>
         <w:t>تعديل القواعد</w:t>
@@ -3945,18 +3945,18 @@
     </w:p>
     <w:p>
       <w:pPr>
+        <w:bidi w:val="1"/>
         <w:spacing w:before="0" w:after="140" w:line="300" w:lineRule="auto"/>
-        <w:bidi w:val="1"/>
         <w:jc w:val="right"/>
       </w:pPr>
       <w:r>
         <w:rPr>
+          <w:rFonts w:cs="Arial"/>
           <w:b w:val="0"/>
           <w:i w:val="0"/>
           <w:color w:val="101E2E"/>
           <w:sz w:val="21"/>
           <w:szCs w:val="21"/>
-          <w:rFonts w:cs="Arial"/>
           <w:rtl w:val="1"/>
         </w:rPr>
         <w:t>قد نضطر لتعديل هذه القواعد. أي تعديل يُنشر على الصفحة نفسها مع تاريخه ويُرسل إلى كل المسجَّلين. ولن يُعدَّل معيار تقييم أو شرط إكمال بعد بدء التقييم — وإن اقتضى الأمر تخفيف شرط الإكمال، يُعلن ذلك مبكرًا وللجميع، لا عند التحكيم.</w:t>
@@ -3964,18 +3964,18 @@
     </w:p>
     <w:p>
       <w:pPr>
+        <w:bidi w:val="1"/>
         <w:spacing w:before="280" w:after="100" w:line="300" w:lineRule="auto"/>
-        <w:bidi w:val="1"/>
         <w:jc w:val="right"/>
       </w:pPr>
       <w:r>
         <w:rPr>
+          <w:rFonts w:cs="Arial"/>
           <w:b/>
           <w:i w:val="0"/>
           <w:color w:val="0E7C86"/>
           <w:sz w:val="27"/>
           <w:szCs w:val="27"/>
-          <w:rFonts w:cs="Arial"/>
           <w:rtl w:val="1"/>
         </w:rPr>
         <w:t>أسئلة متكررة</w:t>
@@ -3983,9 +3983,9 @@
     </w:p>
     <w:tbl>
       <w:tblPr>
+        <w:bidiVisual w:val="1"/>
         <w:tblW w:type="auto" w:w="0"/>
         <w:jc w:val="center"/>
-        <w:tblLook w:firstColumn="1" w:firstRow="1" w:lastColumn="0" w:lastRow="0" w:noHBand="0" w:noVBand="1" w:val="04A0"/>
         <w:tblBorders>
           <w:top w:val="single" w:sz="4" w:color="D9DBD3"/>
           <w:left w:val="single" w:sz="4" w:color="D9DBD3"/>
@@ -3994,7 +3994,7 @@
           <w:insideH w:val="single" w:sz="4" w:color="D9DBD3"/>
           <w:insideV w:val="single" w:sz="4" w:color="D9DBD3"/>
         </w:tblBorders>
-        <w:bidiVisual w:val="1"/>
+        <w:tblLook w:firstColumn="1" w:firstRow="1" w:lastColumn="0" w:lastRow="0" w:noHBand="0" w:noVBand="1" w:val="04A0"/>
       </w:tblPr>
       <w:tblGrid>
         <w:gridCol w:w="4986"/>
@@ -4008,19 +4008,19 @@
           </w:tcPr>
           <w:p>
             <w:pPr>
+              <w:bidi w:val="1"/>
               <w:spacing w:after="20" w:line="276" w:lineRule="auto"/>
-              <w:bidi w:val="1"/>
               <w:jc w:val="right"/>
             </w:pPr>
             <w:r/>
             <w:r>
               <w:rPr>
+                <w:rFonts w:cs="Arial"/>
                 <w:b/>
                 <w:i w:val="0"/>
                 <w:color w:val="0E7C86"/>
                 <w:sz w:val="17"/>
                 <w:szCs w:val="17"/>
-                <w:rFonts w:cs="Arial"/>
                 <w:rtl w:val="1"/>
               </w:rPr>
               <w:t>السؤال</w:t>
@@ -4034,19 +4034,19 @@
           </w:tcPr>
           <w:p>
             <w:pPr>
+              <w:bidi w:val="1"/>
               <w:spacing w:after="20" w:line="276" w:lineRule="auto"/>
-              <w:bidi w:val="1"/>
               <w:jc w:val="right"/>
             </w:pPr>
             <w:r/>
             <w:r>
               <w:rPr>
+                <w:rFonts w:cs="Arial"/>
                 <w:b/>
                 <w:i w:val="0"/>
                 <w:color w:val="0E7C86"/>
                 <w:sz w:val="17"/>
                 <w:szCs w:val="17"/>
-                <w:rFonts w:cs="Arial"/>
                 <w:rtl w:val="1"/>
               </w:rPr>
               <w:t>الإجابة</w:t>
@@ -4061,19 +4061,19 @@
           </w:tcPr>
           <w:p>
             <w:pPr>
+              <w:bidi w:val="1"/>
               <w:spacing w:after="20" w:line="276" w:lineRule="auto"/>
-              <w:bidi w:val="1"/>
               <w:jc w:val="right"/>
             </w:pPr>
             <w:r/>
             <w:r>
               <w:rPr>
+                <w:rFonts w:cs="Arial"/>
                 <w:b w:val="0"/>
                 <w:i w:val="0"/>
                 <w:color w:val="101E2E"/>
                 <w:sz w:val="18"/>
                 <w:szCs w:val="18"/>
-                <w:rFonts w:cs="Arial"/>
                 <w:rtl w:val="1"/>
               </w:rPr>
               <w:t>هل أحتاج فكرة جاهزة قبل التسجيل؟</w:t>
@@ -4086,19 +4086,19 @@
           </w:tcPr>
           <w:p>
             <w:pPr>
+              <w:bidi w:val="1"/>
               <w:spacing w:after="20" w:line="276" w:lineRule="auto"/>
-              <w:bidi w:val="1"/>
               <w:jc w:val="right"/>
             </w:pPr>
             <w:r/>
             <w:r>
               <w:rPr>
+                <w:rFonts w:cs="Arial"/>
                 <w:b w:val="0"/>
                 <w:i w:val="0"/>
                 <w:color w:val="101E2E"/>
                 <w:sz w:val="18"/>
                 <w:szCs w:val="18"/>
-                <w:rFonts w:cs="Arial"/>
                 <w:rtl w:val="1"/>
               </w:rPr>
               <w:t>لا. المهام من 1 إلى 5 مصمَّمة لمن يصل بلا فكرة محددة.</w:t>
@@ -4113,19 +4113,19 @@
           </w:tcPr>
           <w:p>
             <w:pPr>
+              <w:bidi w:val="1"/>
               <w:spacing w:after="20" w:line="276" w:lineRule="auto"/>
-              <w:bidi w:val="1"/>
               <w:jc w:val="right"/>
             </w:pPr>
             <w:r/>
             <w:r>
               <w:rPr>
+                <w:rFonts w:cs="Arial"/>
                 <w:b w:val="0"/>
                 <w:i w:val="0"/>
                 <w:color w:val="101E2E"/>
                 <w:sz w:val="18"/>
                 <w:szCs w:val="18"/>
-                <w:rFonts w:cs="Arial"/>
                 <w:rtl w:val="1"/>
               </w:rPr>
               <w:t>هل أحتاج أن أعرف البرمجة؟</w:t>
@@ -4138,19 +4138,19 @@
           </w:tcPr>
           <w:p>
             <w:pPr>
+              <w:bidi w:val="1"/>
               <w:spacing w:after="20" w:line="276" w:lineRule="auto"/>
-              <w:bidi w:val="1"/>
               <w:jc w:val="right"/>
             </w:pPr>
             <w:r/>
             <w:r>
               <w:rPr>
+                <w:rFonts w:cs="Arial"/>
                 <w:b w:val="0"/>
                 <w:i w:val="0"/>
                 <w:color w:val="101E2E"/>
                 <w:sz w:val="18"/>
                 <w:szCs w:val="18"/>
-                <w:rFonts w:cs="Arial"/>
                 <w:rtl w:val="1"/>
               </w:rPr>
               <w:t>لا. ولا سطر واحد. راجع «ما الذي يُحتسب إنجازًا».</w:t>
@@ -4165,19 +4165,19 @@
           </w:tcPr>
           <w:p>
             <w:pPr>
+              <w:bidi w:val="1"/>
               <w:spacing w:after="20" w:line="276" w:lineRule="auto"/>
-              <w:bidi w:val="1"/>
               <w:jc w:val="right"/>
             </w:pPr>
             <w:r/>
             <w:r>
               <w:rPr>
+                <w:rFonts w:cs="Arial"/>
                 <w:b w:val="0"/>
                 <w:i w:val="0"/>
                 <w:color w:val="101E2E"/>
                 <w:sz w:val="18"/>
                 <w:szCs w:val="18"/>
-                <w:rFonts w:cs="Arial"/>
                 <w:rtl w:val="1"/>
               </w:rPr>
               <w:t>هل يمكنني المشاركة وأنا طالب؟</w:t>
@@ -4190,19 +4190,19 @@
           </w:tcPr>
           <w:p>
             <w:pPr>
+              <w:bidi w:val="1"/>
               <w:spacing w:after="20" w:line="276" w:lineRule="auto"/>
-              <w:bidi w:val="1"/>
               <w:jc w:val="right"/>
             </w:pPr>
             <w:r/>
             <w:r>
               <w:rPr>
+                <w:rFonts w:cs="Arial"/>
                 <w:b w:val="0"/>
                 <w:i w:val="0"/>
                 <w:color w:val="101E2E"/>
                 <w:sz w:val="18"/>
                 <w:szCs w:val="18"/>
-                <w:rFonts w:cs="Arial"/>
                 <w:rtl w:val="1"/>
               </w:rPr>
               <w:t>نعم، وهذا هو الجمهور الأساسي للتحدي.</w:t>
@@ -4217,19 +4217,19 @@
           </w:tcPr>
           <w:p>
             <w:pPr>
+              <w:bidi w:val="1"/>
               <w:spacing w:after="20" w:line="276" w:lineRule="auto"/>
-              <w:bidi w:val="1"/>
               <w:jc w:val="right"/>
             </w:pPr>
             <w:r/>
             <w:r>
               <w:rPr>
+                <w:rFonts w:cs="Arial"/>
                 <w:b w:val="0"/>
                 <w:i w:val="0"/>
                 <w:color w:val="101E2E"/>
                 <w:sz w:val="18"/>
                 <w:szCs w:val="18"/>
-                <w:rFonts w:cs="Arial"/>
                 <w:rtl w:val="1"/>
               </w:rPr>
               <w:t>هل يمكن لفريقي أن يكون من محافظات مختلفة؟</w:t>
@@ -4242,19 +4242,19 @@
           </w:tcPr>
           <w:p>
             <w:pPr>
+              <w:bidi w:val="1"/>
               <w:spacing w:after="20" w:line="276" w:lineRule="auto"/>
-              <w:bidi w:val="1"/>
               <w:jc w:val="right"/>
             </w:pPr>
             <w:r/>
             <w:r>
               <w:rPr>
+                <w:rFonts w:cs="Arial"/>
                 <w:b w:val="0"/>
                 <w:i w:val="0"/>
                 <w:color w:val="101E2E"/>
                 <w:sz w:val="18"/>
                 <w:szCs w:val="18"/>
-                <w:rFonts w:cs="Arial"/>
                 <w:rtl w:val="1"/>
               </w:rPr>
               <w:t>نعم.</w:t>
@@ -4269,19 +4269,19 @@
           </w:tcPr>
           <w:p>
             <w:pPr>
+              <w:bidi w:val="1"/>
               <w:spacing w:after="20" w:line="276" w:lineRule="auto"/>
-              <w:bidi w:val="1"/>
               <w:jc w:val="right"/>
             </w:pPr>
             <w:r/>
             <w:r>
               <w:rPr>
+                <w:rFonts w:cs="Arial"/>
                 <w:b w:val="0"/>
                 <w:i w:val="0"/>
                 <w:color w:val="101E2E"/>
                 <w:sz w:val="18"/>
                 <w:szCs w:val="18"/>
-                <w:rFonts w:cs="Arial"/>
                 <w:rtl w:val="1"/>
               </w:rPr>
               <w:t>ماذا لو تأخرت أسبوعًا؟</w:t>
@@ -4294,19 +4294,19 @@
           </w:tcPr>
           <w:p>
             <w:pPr>
+              <w:bidi w:val="1"/>
               <w:spacing w:after="20" w:line="276" w:lineRule="auto"/>
-              <w:bidi w:val="1"/>
               <w:jc w:val="right"/>
             </w:pPr>
             <w:r/>
             <w:r>
               <w:rPr>
+                <w:rFonts w:cs="Arial"/>
                 <w:b w:val="0"/>
                 <w:i w:val="0"/>
                 <w:color w:val="101E2E"/>
                 <w:sz w:val="18"/>
                 <w:szCs w:val="18"/>
-                <w:rFonts w:cs="Arial"/>
                 <w:rtl w:val="1"/>
               </w:rPr>
               <w:t>تستطيع اللحاق. لا يوجد استبعاد قبل الموعد النهائي.</w:t>
@@ -4321,19 +4321,19 @@
           </w:tcPr>
           <w:p>
             <w:pPr>
+              <w:bidi w:val="1"/>
               <w:spacing w:after="20" w:line="276" w:lineRule="auto"/>
-              <w:bidi w:val="1"/>
               <w:jc w:val="right"/>
             </w:pPr>
             <w:r/>
             <w:r>
               <w:rPr>
+                <w:rFonts w:cs="Arial"/>
                 <w:b w:val="0"/>
                 <w:i w:val="0"/>
                 <w:color w:val="101E2E"/>
                 <w:sz w:val="18"/>
                 <w:szCs w:val="18"/>
-                <w:rFonts w:cs="Arial"/>
                 <w:rtl w:val="1"/>
               </w:rPr>
               <w:t>هل تأخذون حصة من شركتي؟</w:t>
@@ -4346,19 +4346,19 @@
           </w:tcPr>
           <w:p>
             <w:pPr>
+              <w:bidi w:val="1"/>
               <w:spacing w:after="20" w:line="276" w:lineRule="auto"/>
-              <w:bidi w:val="1"/>
               <w:jc w:val="right"/>
             </w:pPr>
             <w:r/>
             <w:r>
               <w:rPr>
+                <w:rFonts w:cs="Arial"/>
                 <w:b w:val="0"/>
                 <w:i w:val="0"/>
                 <w:color w:val="101E2E"/>
                 <w:sz w:val="18"/>
                 <w:szCs w:val="18"/>
-                <w:rFonts w:cs="Arial"/>
                 <w:rtl w:val="1"/>
               </w:rPr>
               <w:t>لا. لا حصة ولا حق أولوية ولا أي التزام.</w:t>
@@ -4373,19 +4373,19 @@
           </w:tcPr>
           <w:p>
             <w:pPr>
+              <w:bidi w:val="1"/>
               <w:spacing w:after="20" w:line="276" w:lineRule="auto"/>
-              <w:bidi w:val="1"/>
               <w:jc w:val="right"/>
             </w:pPr>
             <w:r/>
             <w:r>
               <w:rPr>
+                <w:rFonts w:cs="Arial"/>
                 <w:b w:val="0"/>
                 <w:i w:val="0"/>
                 <w:color w:val="101E2E"/>
                 <w:sz w:val="18"/>
                 <w:szCs w:val="18"/>
-                <w:rFonts w:cs="Arial"/>
                 <w:rtl w:val="1"/>
               </w:rPr>
               <w:t>هل التقييم بالذكاء الاصطناعي وحده؟</w:t>
@@ -4398,19 +4398,19 @@
           </w:tcPr>
           <w:p>
             <w:pPr>
+              <w:bidi w:val="1"/>
               <w:spacing w:after="20" w:line="276" w:lineRule="auto"/>
-              <w:bidi w:val="1"/>
               <w:jc w:val="right"/>
             </w:pPr>
             <w:r/>
             <w:r>
               <w:rPr>
+                <w:rFonts w:cs="Arial"/>
                 <w:b w:val="0"/>
                 <w:i w:val="0"/>
                 <w:color w:val="101E2E"/>
                 <w:sz w:val="18"/>
                 <w:szCs w:val="18"/>
-                <w:rFonts w:cs="Arial"/>
                 <w:rtl w:val="1"/>
               </w:rPr>
               <w:t>لا. التقييم الآلي يفرز فقط؛ لجنة بشرية تقيّم القائمة القصيرة، والعرض المباشر هو الفيصل.</w:t>
@@ -4426,18 +4426,18 @@
     </w:p>
     <w:p>
       <w:pPr>
+        <w:bidi w:val="1"/>
         <w:spacing w:before="280" w:after="100" w:line="300" w:lineRule="auto"/>
-        <w:bidi w:val="1"/>
         <w:jc w:val="right"/>
       </w:pPr>
       <w:r>
         <w:rPr>
+          <w:rFonts w:cs="Arial"/>
           <w:b/>
           <w:i w:val="0"/>
           <w:color w:val="0E7C86"/>
           <w:sz w:val="27"/>
           <w:szCs w:val="27"/>
-          <w:rFonts w:cs="Arial"/>
           <w:rtl w:val="1"/>
         </w:rPr>
         <w:t>التواصل</w:t>
@@ -4445,18 +4445,18 @@
     </w:p>
     <w:p>
       <w:pPr>
+        <w:bidi w:val="1"/>
         <w:spacing w:before="0" w:after="140" w:line="300" w:lineRule="auto"/>
-        <w:bidi w:val="1"/>
         <w:jc w:val="right"/>
       </w:pPr>
       <w:r>
         <w:rPr>
+          <w:rFonts w:cs="Arial"/>
           <w:b w:val="0"/>
           <w:i w:val="0"/>
           <w:color w:val="101E2E"/>
           <w:sz w:val="21"/>
           <w:szCs w:val="21"/>
-          <w:rFonts w:cs="Arial"/>
           <w:rtl w:val="1"/>
         </w:rPr>
         <w:t>بريد التحدي: [البريد الإلكتروني] · واتساب: [الرقم] · startpad.me</w:t>
@@ -4474,6 +4474,7 @@
       </w:pPr>
       <w:r>
         <w:rPr>
+          <w:rFonts w:cs="Calibri"/>
           <w:b/>
           <w:i w:val="0"/>
           <w:color w:val="101E2E"/>
@@ -4490,6 +4491,7 @@
       </w:pPr>
       <w:r>
         <w:rPr>
+          <w:rFonts w:cs="Calibri"/>
           <w:b w:val="0"/>
           <w:i/>
           <w:color w:val="63737F"/>
@@ -4506,6 +4508,7 @@
       </w:pPr>
       <w:r>
         <w:rPr>
+          <w:rFonts w:cs="Calibri"/>
           <w:b/>
           <w:i w:val="0"/>
           <w:color w:val="0E7C86"/>
@@ -4522,6 +4525,7 @@
       </w:pPr>
       <w:r>
         <w:rPr>
+          <w:rFonts w:cs="Calibri"/>
           <w:b w:val="0"/>
           <w:i w:val="0"/>
           <w:color w:val="63737F"/>
@@ -4538,6 +4542,7 @@
       </w:pPr>
       <w:r>
         <w:rPr>
+          <w:rFonts w:cs="Calibri"/>
           <w:b/>
           <w:i w:val="0"/>
           <w:color w:val="0E7C86"/>
@@ -4554,6 +4559,7 @@
       </w:pPr>
       <w:r>
         <w:rPr>
+          <w:rFonts w:cs="Calibri"/>
           <w:b w:val="0"/>
           <w:i w:val="0"/>
           <w:color w:val="101E2E"/>
@@ -4570,6 +4576,7 @@
       </w:pPr>
       <w:r>
         <w:rPr>
+          <w:rFonts w:cs="Calibri"/>
           <w:b w:val="0"/>
           <w:i w:val="0"/>
           <w:color w:val="101E2E"/>
@@ -4586,6 +4593,7 @@
       </w:pPr>
       <w:r>
         <w:rPr>
+          <w:rFonts w:cs="Calibri"/>
           <w:b/>
           <w:i w:val="0"/>
           <w:color w:val="0E7C86"/>
@@ -4599,7 +4607,6 @@
       <w:tblPr>
         <w:tblW w:type="auto" w:w="0"/>
         <w:jc w:val="center"/>
-        <w:tblLook w:firstColumn="1" w:firstRow="1" w:lastColumn="0" w:lastRow="0" w:noHBand="0" w:noVBand="1" w:val="04A0"/>
         <w:tblBorders>
           <w:top w:val="single" w:sz="4" w:color="D9DBD3"/>
           <w:left w:val="single" w:sz="4" w:color="D9DBD3"/>
@@ -4608,6 +4615,7 @@
           <w:insideH w:val="single" w:sz="4" w:color="D9DBD3"/>
           <w:insideV w:val="single" w:sz="4" w:color="D9DBD3"/>
         </w:tblBorders>
+        <w:tblLook w:firstColumn="1" w:firstRow="1" w:lastColumn="0" w:lastRow="0" w:noHBand="0" w:noVBand="1" w:val="04A0"/>
       </w:tblPr>
       <w:tblGrid>
         <w:gridCol w:w="3324"/>
@@ -4627,6 +4635,7 @@
             <w:r/>
             <w:r>
               <w:rPr>
+                <w:rFonts w:cs="Calibri"/>
                 <w:b/>
                 <w:i w:val="0"/>
                 <w:color w:val="0E7C86"/>
@@ -4649,6 +4658,7 @@
             <w:r/>
             <w:r>
               <w:rPr>
+                <w:rFonts w:cs="Calibri"/>
                 <w:b/>
                 <w:i w:val="0"/>
                 <w:color w:val="0E7C86"/>
@@ -4671,6 +4681,7 @@
             <w:r/>
             <w:r>
               <w:rPr>
+                <w:rFonts w:cs="Calibri"/>
                 <w:b/>
                 <w:i w:val="0"/>
                 <w:color w:val="0E7C86"/>
@@ -4694,6 +4705,7 @@
             <w:r/>
             <w:r>
               <w:rPr>
+                <w:rFonts w:cs="Calibri"/>
                 <w:b w:val="0"/>
                 <w:i w:val="0"/>
                 <w:color w:val="101E2E"/>
@@ -4715,6 +4727,7 @@
             <w:r/>
             <w:r>
               <w:rPr>
+                <w:rFonts w:cs="Calibri"/>
                 <w:b w:val="0"/>
                 <w:i w:val="0"/>
                 <w:color w:val="101E2E"/>
@@ -4736,6 +4749,7 @@
             <w:r/>
             <w:r>
               <w:rPr>
+                <w:rFonts w:cs="Calibri"/>
                 <w:b w:val="0"/>
                 <w:i w:val="0"/>
                 <w:color w:val="101E2E"/>
@@ -4759,6 +4773,7 @@
             <w:r/>
             <w:r>
               <w:rPr>
+                <w:rFonts w:cs="Calibri"/>
                 <w:b w:val="0"/>
                 <w:i w:val="0"/>
                 <w:color w:val="101E2E"/>
@@ -4780,6 +4795,7 @@
             <w:r/>
             <w:r>
               <w:rPr>
+                <w:rFonts w:cs="Calibri"/>
                 <w:b w:val="0"/>
                 <w:i w:val="0"/>
                 <w:color w:val="101E2E"/>
@@ -4801,6 +4817,7 @@
             <w:r/>
             <w:r>
               <w:rPr>
+                <w:rFonts w:cs="Calibri"/>
                 <w:b w:val="0"/>
                 <w:i w:val="0"/>
                 <w:color w:val="101E2E"/>
@@ -4824,6 +4841,7 @@
             <w:r/>
             <w:r>
               <w:rPr>
+                <w:rFonts w:cs="Calibri"/>
                 <w:b w:val="0"/>
                 <w:i w:val="0"/>
                 <w:color w:val="101E2E"/>
@@ -4845,6 +4863,7 @@
             <w:r/>
             <w:r>
               <w:rPr>
+                <w:rFonts w:cs="Calibri"/>
                 <w:b w:val="0"/>
                 <w:i w:val="0"/>
                 <w:color w:val="101E2E"/>
@@ -4866,6 +4885,7 @@
             <w:r/>
             <w:r>
               <w:rPr>
+                <w:rFonts w:cs="Calibri"/>
                 <w:b w:val="0"/>
                 <w:i w:val="0"/>
                 <w:color w:val="101E2E"/>
@@ -4889,6 +4909,7 @@
             <w:r/>
             <w:r>
               <w:rPr>
+                <w:rFonts w:cs="Calibri"/>
                 <w:b w:val="0"/>
                 <w:i w:val="0"/>
                 <w:color w:val="101E2E"/>
@@ -4910,6 +4931,7 @@
             <w:r/>
             <w:r>
               <w:rPr>
+                <w:rFonts w:cs="Calibri"/>
                 <w:b w:val="0"/>
                 <w:i w:val="0"/>
                 <w:color w:val="101E2E"/>
@@ -4931,6 +4953,7 @@
             <w:r/>
             <w:r>
               <w:rPr>
+                <w:rFonts w:cs="Calibri"/>
                 <w:b w:val="0"/>
                 <w:i w:val="0"/>
                 <w:color w:val="101E2E"/>
@@ -4954,6 +4977,7 @@
             <w:r/>
             <w:r>
               <w:rPr>
+                <w:rFonts w:cs="Calibri"/>
                 <w:b w:val="0"/>
                 <w:i w:val="0"/>
                 <w:color w:val="101E2E"/>
@@ -4975,6 +4999,7 @@
             <w:r/>
             <w:r>
               <w:rPr>
+                <w:rFonts w:cs="Calibri"/>
                 <w:b w:val="0"/>
                 <w:i w:val="0"/>
                 <w:color w:val="101E2E"/>
@@ -4996,6 +5021,7 @@
             <w:r/>
             <w:r>
               <w:rPr>
+                <w:rFonts w:cs="Calibri"/>
                 <w:b w:val="0"/>
                 <w:i w:val="0"/>
                 <w:color w:val="101E2E"/>
@@ -5019,6 +5045,7 @@
             <w:r/>
             <w:r>
               <w:rPr>
+                <w:rFonts w:cs="Calibri"/>
                 <w:b w:val="0"/>
                 <w:i w:val="0"/>
                 <w:color w:val="101E2E"/>
@@ -5040,6 +5067,7 @@
             <w:r/>
             <w:r>
               <w:rPr>
+                <w:rFonts w:cs="Calibri"/>
                 <w:b w:val="0"/>
                 <w:i w:val="0"/>
                 <w:color w:val="101E2E"/>
@@ -5061,6 +5089,7 @@
             <w:r/>
             <w:r>
               <w:rPr>
+                <w:rFonts w:cs="Calibri"/>
                 <w:b w:val="0"/>
                 <w:i w:val="0"/>
                 <w:color w:val="101E2E"/>
@@ -5085,6 +5114,7 @@
       </w:pPr>
       <w:r>
         <w:rPr>
+          <w:rFonts w:cs="Calibri"/>
           <w:b/>
           <w:i w:val="0"/>
           <w:color w:val="0E7C86"/>
@@ -5098,7 +5128,6 @@
       <w:tblPr>
         <w:tblW w:type="auto" w:w="0"/>
         <w:jc w:val="center"/>
-        <w:tblLook w:firstColumn="1" w:firstRow="1" w:lastColumn="0" w:lastRow="0" w:noHBand="0" w:noVBand="1" w:val="04A0"/>
         <w:tblBorders>
           <w:top w:val="single" w:sz="4" w:color="D9DBD3"/>
           <w:left w:val="single" w:sz="4" w:color="D9DBD3"/>
@@ -5107,6 +5136,7 @@
           <w:insideH w:val="single" w:sz="4" w:color="D9DBD3"/>
           <w:insideV w:val="single" w:sz="4" w:color="D9DBD3"/>
         </w:tblBorders>
+        <w:tblLook w:firstColumn="1" w:firstRow="1" w:lastColumn="0" w:lastRow="0" w:noHBand="0" w:noVBand="1" w:val="04A0"/>
       </w:tblPr>
       <w:tblGrid>
         <w:gridCol w:w="4986"/>
@@ -5125,6 +5155,7 @@
             <w:r/>
             <w:r>
               <w:rPr>
+                <w:rFonts w:cs="Calibri"/>
                 <w:b/>
                 <w:i w:val="0"/>
                 <w:color w:val="0E7C86"/>
@@ -5147,6 +5178,7 @@
             <w:r/>
             <w:r>
               <w:rPr>
+                <w:rFonts w:cs="Calibri"/>
                 <w:b/>
                 <w:i w:val="0"/>
                 <w:color w:val="0E7C86"/>
@@ -5170,6 +5202,7 @@
             <w:r/>
             <w:r>
               <w:rPr>
+                <w:rFonts w:cs="Calibri"/>
                 <w:b w:val="0"/>
                 <w:i w:val="0"/>
                 <w:color w:val="101E2E"/>
@@ -5191,6 +5224,7 @@
             <w:r/>
             <w:r>
               <w:rPr>
+                <w:rFonts w:cs="Calibri"/>
                 <w:b w:val="0"/>
                 <w:i w:val="0"/>
                 <w:color w:val="101E2E"/>
@@ -5214,6 +5248,7 @@
             <w:r/>
             <w:r>
               <w:rPr>
+                <w:rFonts w:cs="Calibri"/>
                 <w:b w:val="0"/>
                 <w:i w:val="0"/>
                 <w:color w:val="101E2E"/>
@@ -5235,6 +5270,7 @@
             <w:r/>
             <w:r>
               <w:rPr>
+                <w:rFonts w:cs="Calibri"/>
                 <w:b w:val="0"/>
                 <w:i w:val="0"/>
                 <w:color w:val="101E2E"/>
@@ -5258,6 +5294,7 @@
             <w:r/>
             <w:r>
               <w:rPr>
+                <w:rFonts w:cs="Calibri"/>
                 <w:b w:val="0"/>
                 <w:i w:val="0"/>
                 <w:color w:val="101E2E"/>
@@ -5279,6 +5316,7 @@
             <w:r/>
             <w:r>
               <w:rPr>
+                <w:rFonts w:cs="Calibri"/>
                 <w:b w:val="0"/>
                 <w:i w:val="0"/>
                 <w:color w:val="101E2E"/>
@@ -5302,6 +5340,7 @@
             <w:r/>
             <w:r>
               <w:rPr>
+                <w:rFonts w:cs="Calibri"/>
                 <w:b w:val="0"/>
                 <w:i w:val="0"/>
                 <w:color w:val="101E2E"/>
@@ -5323,6 +5362,7 @@
             <w:r/>
             <w:r>
               <w:rPr>
+                <w:rFonts w:cs="Calibri"/>
                 <w:b w:val="0"/>
                 <w:i w:val="0"/>
                 <w:color w:val="101E2E"/>
@@ -5346,6 +5386,7 @@
             <w:r/>
             <w:r>
               <w:rPr>
+                <w:rFonts w:cs="Calibri"/>
                 <w:b w:val="0"/>
                 <w:i w:val="0"/>
                 <w:color w:val="101E2E"/>
@@ -5367,6 +5408,7 @@
             <w:r/>
             <w:r>
               <w:rPr>
+                <w:rFonts w:cs="Calibri"/>
                 <w:b w:val="0"/>
                 <w:i w:val="0"/>
                 <w:color w:val="101E2E"/>
@@ -5390,6 +5432,7 @@
             <w:r/>
             <w:r>
               <w:rPr>
+                <w:rFonts w:cs="Calibri"/>
                 <w:b w:val="0"/>
                 <w:i w:val="0"/>
                 <w:color w:val="101E2E"/>
@@ -5411,6 +5454,7 @@
             <w:r/>
             <w:r>
               <w:rPr>
+                <w:rFonts w:cs="Calibri"/>
                 <w:b w:val="0"/>
                 <w:i w:val="0"/>
                 <w:color w:val="101E2E"/>
@@ -5435,6 +5479,7 @@
       </w:pPr>
       <w:r>
         <w:rPr>
+          <w:rFonts w:cs="Calibri"/>
           <w:b w:val="0"/>
           <w:i w:val="0"/>
           <w:color w:val="101E2E"/>
@@ -5451,6 +5496,7 @@
       </w:pPr>
       <w:r>
         <w:rPr>
+          <w:rFonts w:cs="Calibri"/>
           <w:b/>
           <w:i w:val="0"/>
           <w:color w:val="0E7C86"/>
@@ -5468,6 +5514,7 @@
       </w:pPr>
       <w:r>
         <w:rPr>
+          <w:rFonts w:cs="Calibri"/>
           <w:b w:val="0"/>
           <w:i w:val="0"/>
           <w:color w:val="101E2E"/>
@@ -5485,6 +5532,7 @@
       </w:pPr>
       <w:r>
         <w:rPr>
+          <w:rFonts w:cs="Calibri"/>
           <w:b w:val="0"/>
           <w:i w:val="0"/>
           <w:color w:val="101E2E"/>
@@ -5502,6 +5550,7 @@
       </w:pPr>
       <w:r>
         <w:rPr>
+          <w:rFonts w:cs="Calibri"/>
           <w:b w:val="0"/>
           <w:i w:val="0"/>
           <w:color w:val="101E2E"/>
@@ -5519,6 +5568,7 @@
       </w:pPr>
       <w:r>
         <w:rPr>
+          <w:rFonts w:cs="Calibri"/>
           <w:b w:val="0"/>
           <w:i w:val="0"/>
           <w:color w:val="101E2E"/>
@@ -5535,6 +5585,7 @@
       </w:pPr>
       <w:r>
         <w:rPr>
+          <w:rFonts w:cs="Calibri"/>
           <w:b/>
           <w:i w:val="0"/>
           <w:color w:val="0E7C86"/>
@@ -5548,7 +5599,6 @@
       <w:tblPr>
         <w:tblW w:type="auto" w:w="0"/>
         <w:jc w:val="center"/>
-        <w:tblLook w:firstColumn="1" w:firstRow="1" w:lastColumn="0" w:lastRow="0" w:noHBand="0" w:noVBand="1" w:val="04A0"/>
         <w:tblBorders>
           <w:top w:val="single" w:sz="4" w:color="D9DBD3"/>
           <w:left w:val="single" w:sz="4" w:color="D9DBD3"/>
@@ -5557,6 +5607,7 @@
           <w:insideH w:val="single" w:sz="4" w:color="D9DBD3"/>
           <w:insideV w:val="single" w:sz="4" w:color="D9DBD3"/>
         </w:tblBorders>
+        <w:tblLook w:firstColumn="1" w:firstRow="1" w:lastColumn="0" w:lastRow="0" w:noHBand="0" w:noVBand="1" w:val="04A0"/>
       </w:tblPr>
       <w:tblGrid>
         <w:gridCol w:w="2493"/>
@@ -5577,6 +5628,7 @@
             <w:r/>
             <w:r>
               <w:rPr>
+                <w:rFonts w:cs="Calibri"/>
                 <w:b/>
                 <w:i w:val="0"/>
                 <w:color w:val="0E7C86"/>
@@ -5599,6 +5651,7 @@
             <w:r/>
             <w:r>
               <w:rPr>
+                <w:rFonts w:cs="Calibri"/>
                 <w:b/>
                 <w:i w:val="0"/>
                 <w:color w:val="0E7C86"/>
@@ -5621,6 +5674,7 @@
             <w:r/>
             <w:r>
               <w:rPr>
+                <w:rFonts w:cs="Calibri"/>
                 <w:b/>
                 <w:i w:val="0"/>
                 <w:color w:val="0E7C86"/>
@@ -5643,6 +5697,7 @@
             <w:r/>
             <w:r>
               <w:rPr>
+                <w:rFonts w:cs="Calibri"/>
                 <w:b/>
                 <w:i w:val="0"/>
                 <w:color w:val="0E7C86"/>
@@ -5666,6 +5721,7 @@
             <w:r/>
             <w:r>
               <w:rPr>
+                <w:rFonts w:cs="Calibri"/>
                 <w:b w:val="0"/>
                 <w:i w:val="0"/>
                 <w:color w:val="101E2E"/>
@@ -5681,6 +5737,7 @@
             </w:pPr>
             <w:r>
               <w:rPr>
+                <w:rFonts w:cs="Calibri"/>
                 <w:b w:val="0"/>
                 <w:i w:val="0"/>
                 <w:color w:val="101E2E"/>
@@ -5702,6 +5759,7 @@
             <w:r/>
             <w:r>
               <w:rPr>
+                <w:rFonts w:cs="Calibri"/>
                 <w:b w:val="0"/>
                 <w:i w:val="0"/>
                 <w:color w:val="101E2E"/>
@@ -5723,6 +5781,7 @@
             <w:r/>
             <w:r>
               <w:rPr>
+                <w:rFonts w:cs="Calibri"/>
                 <w:b w:val="0"/>
                 <w:i w:val="0"/>
                 <w:color w:val="101E2E"/>
@@ -5744,6 +5803,7 @@
             <w:r/>
             <w:r>
               <w:rPr>
+                <w:rFonts w:cs="Calibri"/>
                 <w:b w:val="0"/>
                 <w:i w:val="0"/>
                 <w:color w:val="101E2E"/>
@@ -5767,6 +5827,7 @@
             <w:r/>
             <w:r>
               <w:rPr>
+                <w:rFonts w:cs="Calibri"/>
                 <w:b w:val="0"/>
                 <w:i w:val="0"/>
                 <w:color w:val="101E2E"/>
@@ -5782,6 +5843,7 @@
             </w:pPr>
             <w:r>
               <w:rPr>
+                <w:rFonts w:cs="Calibri"/>
                 <w:b w:val="0"/>
                 <w:i w:val="0"/>
                 <w:color w:val="101E2E"/>
@@ -5803,6 +5865,7 @@
             <w:r/>
             <w:r>
               <w:rPr>
+                <w:rFonts w:cs="Calibri"/>
                 <w:b w:val="0"/>
                 <w:i w:val="0"/>
                 <w:color w:val="101E2E"/>
@@ -5824,6 +5887,7 @@
             <w:r/>
             <w:r>
               <w:rPr>
+                <w:rFonts w:cs="Calibri"/>
                 <w:b w:val="0"/>
                 <w:i w:val="0"/>
                 <w:color w:val="101E2E"/>
@@ -5845,6 +5909,7 @@
             <w:r/>
             <w:r>
               <w:rPr>
+                <w:rFonts w:cs="Calibri"/>
                 <w:b w:val="0"/>
                 <w:i w:val="0"/>
                 <w:color w:val="101E2E"/>
@@ -5868,6 +5933,7 @@
             <w:r/>
             <w:r>
               <w:rPr>
+                <w:rFonts w:cs="Calibri"/>
                 <w:b w:val="0"/>
                 <w:i w:val="0"/>
                 <w:color w:val="101E2E"/>
@@ -5883,6 +5949,7 @@
             </w:pPr>
             <w:r>
               <w:rPr>
+                <w:rFonts w:cs="Calibri"/>
                 <w:b w:val="0"/>
                 <w:i w:val="0"/>
                 <w:color w:val="101E2E"/>
@@ -5904,6 +5971,7 @@
             <w:r/>
             <w:r>
               <w:rPr>
+                <w:rFonts w:cs="Calibri"/>
                 <w:b w:val="0"/>
                 <w:i w:val="0"/>
                 <w:color w:val="101E2E"/>
@@ -5925,6 +5993,7 @@
             <w:r/>
             <w:r>
               <w:rPr>
+                <w:rFonts w:cs="Calibri"/>
                 <w:b w:val="0"/>
                 <w:i w:val="0"/>
                 <w:color w:val="101E2E"/>
@@ -5946,6 +6015,7 @@
             <w:r/>
             <w:r>
               <w:rPr>
+                <w:rFonts w:cs="Calibri"/>
                 <w:b w:val="0"/>
                 <w:i w:val="0"/>
                 <w:color w:val="101E2E"/>
@@ -5969,6 +6039,7 @@
             <w:r/>
             <w:r>
               <w:rPr>
+                <w:rFonts w:cs="Calibri"/>
                 <w:b w:val="0"/>
                 <w:i w:val="0"/>
                 <w:color w:val="101E2E"/>
@@ -5984,6 +6055,7 @@
             </w:pPr>
             <w:r>
               <w:rPr>
+                <w:rFonts w:cs="Calibri"/>
                 <w:b w:val="0"/>
                 <w:i w:val="0"/>
                 <w:color w:val="101E2E"/>
@@ -6005,6 +6077,7 @@
             <w:r/>
             <w:r>
               <w:rPr>
+                <w:rFonts w:cs="Calibri"/>
                 <w:b w:val="0"/>
                 <w:i w:val="0"/>
                 <w:color w:val="101E2E"/>
@@ -6026,6 +6099,7 @@
             <w:r/>
             <w:r>
               <w:rPr>
+                <w:rFonts w:cs="Calibri"/>
                 <w:b w:val="0"/>
                 <w:i w:val="0"/>
                 <w:color w:val="101E2E"/>
@@ -6047,6 +6121,7 @@
             <w:r/>
             <w:r>
               <w:rPr>
+                <w:rFonts w:cs="Calibri"/>
                 <w:b w:val="0"/>
                 <w:i w:val="0"/>
                 <w:color w:val="101E2E"/>
@@ -6071,6 +6146,7 @@
       </w:pPr>
       <w:r>
         <w:rPr>
+          <w:rFonts w:cs="Calibri"/>
           <w:b w:val="0"/>
           <w:i w:val="0"/>
           <w:color w:val="101E2E"/>
@@ -6087,6 +6163,7 @@
       </w:pPr>
       <w:r>
         <w:rPr>
+          <w:rFonts w:cs="Calibri"/>
           <w:b/>
           <w:i w:val="0"/>
           <w:color w:val="0E7C86"/>
@@ -6103,6 +6180,7 @@
       </w:pPr>
       <w:r>
         <w:rPr>
+          <w:rFonts w:cs="Calibri"/>
           <w:b w:val="0"/>
           <w:i w:val="0"/>
           <w:color w:val="101E2E"/>
@@ -6116,7 +6194,6 @@
       <w:tblPr>
         <w:tblW w:type="auto" w:w="0"/>
         <w:jc w:val="center"/>
-        <w:tblLook w:firstColumn="1" w:firstRow="1" w:lastColumn="0" w:lastRow="0" w:noHBand="0" w:noVBand="1" w:val="04A0"/>
         <w:tblBorders>
           <w:top w:val="single" w:sz="4" w:color="D9DBD3"/>
           <w:left w:val="single" w:sz="4" w:color="D9DBD3"/>
@@ -6125,6 +6202,7 @@
           <w:insideH w:val="single" w:sz="4" w:color="D9DBD3"/>
           <w:insideV w:val="single" w:sz="4" w:color="D9DBD3"/>
         </w:tblBorders>
+        <w:tblLook w:firstColumn="1" w:firstRow="1" w:lastColumn="0" w:lastRow="0" w:noHBand="0" w:noVBand="1" w:val="04A0"/>
       </w:tblPr>
       <w:tblGrid>
         <w:gridCol w:w="3324"/>
@@ -6144,6 +6222,7 @@
             <w:r/>
             <w:r>
               <w:rPr>
+                <w:rFonts w:cs="Calibri"/>
                 <w:b/>
                 <w:i w:val="0"/>
                 <w:color w:val="0E7C86"/>
@@ -6166,6 +6245,7 @@
             <w:r/>
             <w:r>
               <w:rPr>
+                <w:rFonts w:cs="Calibri"/>
                 <w:b/>
                 <w:i w:val="0"/>
                 <w:color w:val="0E7C86"/>
@@ -6188,6 +6268,7 @@
             <w:r/>
             <w:r>
               <w:rPr>
+                <w:rFonts w:cs="Calibri"/>
                 <w:b/>
                 <w:i w:val="0"/>
                 <w:color w:val="0E7C86"/>
@@ -6211,6 +6292,7 @@
             <w:r/>
             <w:r>
               <w:rPr>
+                <w:rFonts w:cs="Calibri"/>
                 <w:b w:val="0"/>
                 <w:i w:val="0"/>
                 <w:color w:val="101E2E"/>
@@ -6232,6 +6314,7 @@
             <w:r/>
             <w:r>
               <w:rPr>
+                <w:rFonts w:cs="Calibri"/>
                 <w:b w:val="0"/>
                 <w:i w:val="0"/>
                 <w:color w:val="101E2E"/>
@@ -6253,6 +6336,7 @@
             <w:r/>
             <w:r>
               <w:rPr>
+                <w:rFonts w:cs="Calibri"/>
                 <w:b w:val="0"/>
                 <w:i w:val="0"/>
                 <w:color w:val="101E2E"/>
@@ -6276,6 +6360,7 @@
             <w:r/>
             <w:r>
               <w:rPr>
+                <w:rFonts w:cs="Calibri"/>
                 <w:b w:val="0"/>
                 <w:i w:val="0"/>
                 <w:color w:val="101E2E"/>
@@ -6297,6 +6382,7 @@
             <w:r/>
             <w:r>
               <w:rPr>
+                <w:rFonts w:cs="Calibri"/>
                 <w:b w:val="0"/>
                 <w:i w:val="0"/>
                 <w:color w:val="101E2E"/>
@@ -6318,6 +6404,7 @@
             <w:r/>
             <w:r>
               <w:rPr>
+                <w:rFonts w:cs="Calibri"/>
                 <w:b w:val="0"/>
                 <w:i w:val="0"/>
                 <w:color w:val="101E2E"/>
@@ -6341,6 +6428,7 @@
             <w:r/>
             <w:r>
               <w:rPr>
+                <w:rFonts w:cs="Calibri"/>
                 <w:b w:val="0"/>
                 <w:i w:val="0"/>
                 <w:color w:val="101E2E"/>
@@ -6362,6 +6450,7 @@
             <w:r/>
             <w:r>
               <w:rPr>
+                <w:rFonts w:cs="Calibri"/>
                 <w:b w:val="0"/>
                 <w:i w:val="0"/>
                 <w:color w:val="101E2E"/>
@@ -6383,6 +6472,7 @@
             <w:r/>
             <w:r>
               <w:rPr>
+                <w:rFonts w:cs="Calibri"/>
                 <w:b w:val="0"/>
                 <w:i w:val="0"/>
                 <w:color w:val="101E2E"/>
@@ -6406,6 +6496,7 @@
             <w:r/>
             <w:r>
               <w:rPr>
+                <w:rFonts w:cs="Calibri"/>
                 <w:b w:val="0"/>
                 <w:i w:val="0"/>
                 <w:color w:val="101E2E"/>
@@ -6427,6 +6518,7 @@
             <w:r/>
             <w:r>
               <w:rPr>
+                <w:rFonts w:cs="Calibri"/>
                 <w:b w:val="0"/>
                 <w:i w:val="0"/>
                 <w:color w:val="101E2E"/>
@@ -6448,6 +6540,7 @@
             <w:r/>
             <w:r>
               <w:rPr>
+                <w:rFonts w:cs="Calibri"/>
                 <w:b w:val="0"/>
                 <w:i w:val="0"/>
                 <w:color w:val="101E2E"/>
@@ -6472,6 +6565,7 @@
       </w:pPr>
       <w:r>
         <w:rPr>
+          <w:rFonts w:cs="Calibri"/>
           <w:b/>
           <w:i w:val="0"/>
           <w:color w:val="0E7C86"/>
@@ -6488,6 +6582,7 @@
       </w:pPr>
       <w:r>
         <w:rPr>
+          <w:rFonts w:cs="Calibri"/>
           <w:b w:val="0"/>
           <w:i w:val="0"/>
           <w:color w:val="101E2E"/>
@@ -6505,6 +6600,7 @@
       </w:pPr>
       <w:r>
         <w:rPr>
+          <w:rFonts w:cs="Calibri"/>
           <w:b w:val="0"/>
           <w:i w:val="0"/>
           <w:color w:val="101E2E"/>
@@ -6522,6 +6618,7 @@
       </w:pPr>
       <w:r>
         <w:rPr>
+          <w:rFonts w:cs="Calibri"/>
           <w:b w:val="0"/>
           <w:i w:val="0"/>
           <w:color w:val="101E2E"/>
@@ -6539,6 +6636,7 @@
       </w:pPr>
       <w:r>
         <w:rPr>
+          <w:rFonts w:cs="Calibri"/>
           <w:b w:val="0"/>
           <w:i w:val="0"/>
           <w:color w:val="101E2E"/>
@@ -6556,6 +6654,7 @@
       </w:pPr>
       <w:r>
         <w:rPr>
+          <w:rFonts w:cs="Calibri"/>
           <w:b w:val="0"/>
           <w:i w:val="0"/>
           <w:color w:val="101E2E"/>
@@ -6573,6 +6672,7 @@
       </w:pPr>
       <w:r>
         <w:rPr>
+          <w:rFonts w:cs="Calibri"/>
           <w:b w:val="0"/>
           <w:i w:val="0"/>
           <w:color w:val="101E2E"/>
@@ -6590,6 +6690,7 @@
       </w:pPr>
       <w:r>
         <w:rPr>
+          <w:rFonts w:cs="Calibri"/>
           <w:b w:val="0"/>
           <w:i w:val="0"/>
           <w:color w:val="101E2E"/>
@@ -6606,6 +6707,7 @@
       </w:pPr>
       <w:r>
         <w:rPr>
+          <w:rFonts w:cs="Calibri"/>
           <w:b/>
           <w:i w:val="0"/>
           <w:color w:val="0E7C86"/>
@@ -6619,7 +6721,6 @@
       <w:tblPr>
         <w:tblW w:type="auto" w:w="0"/>
         <w:jc w:val="center"/>
-        <w:tblLook w:firstColumn="1" w:firstRow="1" w:lastColumn="0" w:lastRow="0" w:noHBand="0" w:noVBand="1" w:val="04A0"/>
         <w:tblBorders>
           <w:top w:val="single" w:sz="4" w:color="D9DBD3"/>
           <w:left w:val="single" w:sz="4" w:color="D9DBD3"/>
@@ -6628,6 +6729,7 @@
           <w:insideH w:val="single" w:sz="4" w:color="D9DBD3"/>
           <w:insideV w:val="single" w:sz="4" w:color="D9DBD3"/>
         </w:tblBorders>
+        <w:tblLook w:firstColumn="1" w:firstRow="1" w:lastColumn="0" w:lastRow="0" w:noHBand="0" w:noVBand="1" w:val="04A0"/>
       </w:tblPr>
       <w:tblGrid>
         <w:gridCol w:w="3324"/>
@@ -6647,6 +6749,7 @@
             <w:r/>
             <w:r>
               <w:rPr>
+                <w:rFonts w:cs="Calibri"/>
                 <w:b/>
                 <w:i w:val="0"/>
                 <w:color w:val="0E7C86"/>
@@ -6669,6 +6772,7 @@
             <w:r/>
             <w:r>
               <w:rPr>
+                <w:rFonts w:cs="Calibri"/>
                 <w:b/>
                 <w:i w:val="0"/>
                 <w:color w:val="0E7C86"/>
@@ -6691,6 +6795,7 @@
             <w:r/>
             <w:r>
               <w:rPr>
+                <w:rFonts w:cs="Calibri"/>
                 <w:b/>
                 <w:i w:val="0"/>
                 <w:color w:val="0E7C86"/>
@@ -6714,6 +6819,7 @@
             <w:r/>
             <w:r>
               <w:rPr>
+                <w:rFonts w:cs="Calibri"/>
                 <w:b w:val="0"/>
                 <w:i w:val="0"/>
                 <w:color w:val="101E2E"/>
@@ -6735,6 +6841,7 @@
             <w:r/>
             <w:r>
               <w:rPr>
+                <w:rFonts w:cs="Calibri"/>
                 <w:b w:val="0"/>
                 <w:i w:val="0"/>
                 <w:color w:val="101E2E"/>
@@ -6756,6 +6863,7 @@
             <w:r/>
             <w:r>
               <w:rPr>
+                <w:rFonts w:cs="Calibri"/>
                 <w:b w:val="0"/>
                 <w:i w:val="0"/>
                 <w:color w:val="101E2E"/>
@@ -6779,6 +6887,7 @@
             <w:r/>
             <w:r>
               <w:rPr>
+                <w:rFonts w:cs="Calibri"/>
                 <w:b w:val="0"/>
                 <w:i w:val="0"/>
                 <w:color w:val="101E2E"/>
@@ -6800,6 +6909,7 @@
             <w:r/>
             <w:r>
               <w:rPr>
+                <w:rFonts w:cs="Calibri"/>
                 <w:b w:val="0"/>
                 <w:i w:val="0"/>
                 <w:color w:val="101E2E"/>
@@ -6821,6 +6931,7 @@
             <w:r/>
             <w:r>
               <w:rPr>
+                <w:rFonts w:cs="Calibri"/>
                 <w:b w:val="0"/>
                 <w:i w:val="0"/>
                 <w:color w:val="101E2E"/>
@@ -6844,6 +6955,7 @@
             <w:r/>
             <w:r>
               <w:rPr>
+                <w:rFonts w:cs="Calibri"/>
                 <w:b w:val="0"/>
                 <w:i w:val="0"/>
                 <w:color w:val="101E2E"/>
@@ -6865,6 +6977,7 @@
             <w:r/>
             <w:r>
               <w:rPr>
+                <w:rFonts w:cs="Calibri"/>
                 <w:b w:val="0"/>
                 <w:i w:val="0"/>
                 <w:color w:val="101E2E"/>
@@ -6886,6 +6999,7 @@
             <w:r/>
             <w:r>
               <w:rPr>
+                <w:rFonts w:cs="Calibri"/>
                 <w:b w:val="0"/>
                 <w:i w:val="0"/>
                 <w:color w:val="101E2E"/>
@@ -6909,6 +7023,7 @@
             <w:r/>
             <w:r>
               <w:rPr>
+                <w:rFonts w:cs="Calibri"/>
                 <w:b w:val="0"/>
                 <w:i w:val="0"/>
                 <w:color w:val="101E2E"/>
@@ -6930,6 +7045,7 @@
             <w:r/>
             <w:r>
               <w:rPr>
+                <w:rFonts w:cs="Calibri"/>
                 <w:b w:val="0"/>
                 <w:i w:val="0"/>
                 <w:color w:val="101E2E"/>
@@ -6951,6 +7067,7 @@
             <w:r/>
             <w:r>
               <w:rPr>
+                <w:rFonts w:cs="Calibri"/>
                 <w:b w:val="0"/>
                 <w:i w:val="0"/>
                 <w:color w:val="101E2E"/>
@@ -6974,6 +7091,7 @@
             <w:r/>
             <w:r>
               <w:rPr>
+                <w:rFonts w:cs="Calibri"/>
                 <w:b w:val="0"/>
                 <w:i w:val="0"/>
                 <w:color w:val="101E2E"/>
@@ -6995,6 +7113,7 @@
             <w:r/>
             <w:r>
               <w:rPr>
+                <w:rFonts w:cs="Calibri"/>
                 <w:b w:val="0"/>
                 <w:i w:val="0"/>
                 <w:color w:val="101E2E"/>
@@ -7016,6 +7135,7 @@
             <w:r/>
             <w:r>
               <w:rPr>
+                <w:rFonts w:cs="Calibri"/>
                 <w:b w:val="0"/>
                 <w:i w:val="0"/>
                 <w:color w:val="101E2E"/>
@@ -7040,6 +7160,7 @@
       </w:pPr>
       <w:r>
         <w:rPr>
+          <w:rFonts w:cs="Calibri"/>
           <w:b/>
           <w:i w:val="0"/>
           <w:color w:val="0E7C86"/>
@@ -7053,7 +7174,6 @@
       <w:tblPr>
         <w:tblW w:type="auto" w:w="0"/>
         <w:jc w:val="center"/>
-        <w:tblLook w:firstColumn="1" w:firstRow="1" w:lastColumn="0" w:lastRow="0" w:noHBand="0" w:noVBand="1" w:val="04A0"/>
         <w:tblBorders>
           <w:top w:val="single" w:sz="4" w:color="D9DBD3"/>
           <w:left w:val="single" w:sz="4" w:color="D9DBD3"/>
@@ -7062,6 +7182,7 @@
           <w:insideH w:val="single" w:sz="4" w:color="D9DBD3"/>
           <w:insideV w:val="single" w:sz="4" w:color="D9DBD3"/>
         </w:tblBorders>
+        <w:tblLook w:firstColumn="1" w:firstRow="1" w:lastColumn="0" w:lastRow="0" w:noHBand="0" w:noVBand="1" w:val="04A0"/>
       </w:tblPr>
       <w:tblGrid>
         <w:gridCol w:w="3324"/>
@@ -7081,6 +7202,7 @@
             <w:r/>
             <w:r>
               <w:rPr>
+                <w:rFonts w:cs="Calibri"/>
                 <w:b/>
                 <w:i w:val="0"/>
                 <w:color w:val="0E7C86"/>
@@ -7103,6 +7225,7 @@
             <w:r/>
             <w:r>
               <w:rPr>
+                <w:rFonts w:cs="Calibri"/>
                 <w:b/>
                 <w:i w:val="0"/>
                 <w:color w:val="0E7C86"/>
@@ -7125,6 +7248,7 @@
             <w:r/>
             <w:r>
               <w:rPr>
+                <w:rFonts w:cs="Calibri"/>
                 <w:b/>
                 <w:i w:val="0"/>
                 <w:color w:val="0E7C86"/>
@@ -7148,6 +7272,7 @@
             <w:r/>
             <w:r>
               <w:rPr>
+                <w:rFonts w:cs="Calibri"/>
                 <w:b w:val="0"/>
                 <w:i w:val="0"/>
                 <w:color w:val="101E2E"/>
@@ -7169,6 +7294,7 @@
             <w:r/>
             <w:r>
               <w:rPr>
+                <w:rFonts w:cs="Calibri"/>
                 <w:b w:val="0"/>
                 <w:i w:val="0"/>
                 <w:color w:val="101E2E"/>
@@ -7190,6 +7316,7 @@
             <w:r/>
             <w:r>
               <w:rPr>
+                <w:rFonts w:cs="Calibri"/>
                 <w:b w:val="0"/>
                 <w:i w:val="0"/>
                 <w:color w:val="101E2E"/>
@@ -7213,6 +7340,7 @@
             <w:r/>
             <w:r>
               <w:rPr>
+                <w:rFonts w:cs="Calibri"/>
                 <w:b w:val="0"/>
                 <w:i w:val="0"/>
                 <w:color w:val="101E2E"/>
@@ -7234,6 +7362,7 @@
             <w:r/>
             <w:r>
               <w:rPr>
+                <w:rFonts w:cs="Calibri"/>
                 <w:b w:val="0"/>
                 <w:i w:val="0"/>
                 <w:color w:val="101E2E"/>
@@ -7255,6 +7384,7 @@
             <w:r/>
             <w:r>
               <w:rPr>
+                <w:rFonts w:cs="Calibri"/>
                 <w:b w:val="0"/>
                 <w:i w:val="0"/>
                 <w:color w:val="101E2E"/>
@@ -7278,6 +7408,7 @@
             <w:r/>
             <w:r>
               <w:rPr>
+                <w:rFonts w:cs="Calibri"/>
                 <w:b w:val="0"/>
                 <w:i w:val="0"/>
                 <w:color w:val="101E2E"/>
@@ -7299,6 +7430,7 @@
             <w:r/>
             <w:r>
               <w:rPr>
+                <w:rFonts w:cs="Calibri"/>
                 <w:b w:val="0"/>
                 <w:i w:val="0"/>
                 <w:color w:val="101E2E"/>
@@ -7320,6 +7452,7 @@
             <w:r/>
             <w:r>
               <w:rPr>
+                <w:rFonts w:cs="Calibri"/>
                 <w:b w:val="0"/>
                 <w:i w:val="0"/>
                 <w:color w:val="101E2E"/>
@@ -7343,6 +7476,7 @@
             <w:r/>
             <w:r>
               <w:rPr>
+                <w:rFonts w:cs="Calibri"/>
                 <w:b w:val="0"/>
                 <w:i w:val="0"/>
                 <w:color w:val="101E2E"/>
@@ -7364,6 +7498,7 @@
             <w:r/>
             <w:r>
               <w:rPr>
+                <w:rFonts w:cs="Calibri"/>
                 <w:b w:val="0"/>
                 <w:i w:val="0"/>
                 <w:color w:val="101E2E"/>
@@ -7385,6 +7520,7 @@
             <w:r/>
             <w:r>
               <w:rPr>
+                <w:rFonts w:cs="Calibri"/>
                 <w:b w:val="0"/>
                 <w:i w:val="0"/>
                 <w:color w:val="101E2E"/>
@@ -7408,6 +7544,7 @@
             <w:r/>
             <w:r>
               <w:rPr>
+                <w:rFonts w:cs="Calibri"/>
                 <w:b w:val="0"/>
                 <w:i w:val="0"/>
                 <w:color w:val="101E2E"/>
@@ -7429,6 +7566,7 @@
             <w:r/>
             <w:r>
               <w:rPr>
+                <w:rFonts w:cs="Calibri"/>
                 <w:b w:val="0"/>
                 <w:i w:val="0"/>
                 <w:color w:val="101E2E"/>
@@ -7450,6 +7588,7 @@
             <w:r/>
             <w:r>
               <w:rPr>
+                <w:rFonts w:cs="Calibri"/>
                 <w:b w:val="0"/>
                 <w:i w:val="0"/>
                 <w:color w:val="101E2E"/>
@@ -7474,6 +7613,7 @@
       </w:pPr>
       <w:r>
         <w:rPr>
+          <w:rFonts w:cs="Calibri"/>
           <w:b w:val="0"/>
           <w:i w:val="0"/>
           <w:color w:val="101E2E"/>
@@ -7490,6 +7630,7 @@
       </w:pPr>
       <w:r>
         <w:rPr>
+          <w:rFonts w:cs="Calibri"/>
           <w:b w:val="0"/>
           <w:i w:val="0"/>
           <w:color w:val="101E2E"/>
@@ -7506,6 +7647,7 @@
       </w:pPr>
       <w:r>
         <w:rPr>
+          <w:rFonts w:cs="Calibri"/>
           <w:b/>
           <w:i w:val="0"/>
           <w:color w:val="0E7C86"/>
@@ -7522,6 +7664,7 @@
       </w:pPr>
       <w:r>
         <w:rPr>
+          <w:rFonts w:cs="Calibri"/>
           <w:b w:val="0"/>
           <w:i w:val="0"/>
           <w:color w:val="101E2E"/>
@@ -7538,6 +7681,7 @@
       </w:pPr>
       <w:r>
         <w:rPr>
+          <w:rFonts w:cs="Calibri"/>
           <w:b w:val="0"/>
           <w:i w:val="0"/>
           <w:color w:val="101E2E"/>
@@ -7554,6 +7698,7 @@
       </w:pPr>
       <w:r>
         <w:rPr>
+          <w:rFonts w:cs="Calibri"/>
           <w:b/>
           <w:i w:val="0"/>
           <w:color w:val="0E7C86"/>
@@ -7570,6 +7715,7 @@
       </w:pPr>
       <w:r>
         <w:rPr>
+          <w:rFonts w:cs="Calibri"/>
           <w:b w:val="0"/>
           <w:i w:val="0"/>
           <w:color w:val="101E2E"/>
@@ -7587,6 +7733,7 @@
       </w:pPr>
       <w:r>
         <w:rPr>
+          <w:rFonts w:cs="Calibri"/>
           <w:b w:val="0"/>
           <w:i w:val="0"/>
           <w:color w:val="101E2E"/>
@@ -7604,6 +7751,7 @@
       </w:pPr>
       <w:r>
         <w:rPr>
+          <w:rFonts w:cs="Calibri"/>
           <w:b w:val="0"/>
           <w:i w:val="0"/>
           <w:color w:val="101E2E"/>
@@ -7621,6 +7769,7 @@
       </w:pPr>
       <w:r>
         <w:rPr>
+          <w:rFonts w:cs="Calibri"/>
           <w:b w:val="0"/>
           <w:i w:val="0"/>
           <w:color w:val="101E2E"/>
@@ -7638,6 +7787,7 @@
       </w:pPr>
       <w:r>
         <w:rPr>
+          <w:rFonts w:cs="Calibri"/>
           <w:b w:val="0"/>
           <w:i w:val="0"/>
           <w:color w:val="101E2E"/>
@@ -7654,6 +7804,7 @@
       </w:pPr>
       <w:r>
         <w:rPr>
+          <w:rFonts w:cs="Calibri"/>
           <w:b/>
           <w:i w:val="0"/>
           <w:color w:val="0E7C86"/>
@@ -7671,6 +7822,7 @@
       </w:pPr>
       <w:r>
         <w:rPr>
+          <w:rFonts w:cs="Calibri"/>
           <w:b w:val="0"/>
           <w:i w:val="0"/>
           <w:color w:val="101E2E"/>
@@ -7688,6 +7840,7 @@
       </w:pPr>
       <w:r>
         <w:rPr>
+          <w:rFonts w:cs="Calibri"/>
           <w:b w:val="0"/>
           <w:i w:val="0"/>
           <w:color w:val="101E2E"/>
@@ -7705,6 +7858,7 @@
       </w:pPr>
       <w:r>
         <w:rPr>
+          <w:rFonts w:cs="Calibri"/>
           <w:b w:val="0"/>
           <w:i w:val="0"/>
           <w:color w:val="101E2E"/>
@@ -7722,6 +7876,7 @@
       </w:pPr>
       <w:r>
         <w:rPr>
+          <w:rFonts w:cs="Calibri"/>
           <w:b w:val="0"/>
           <w:i w:val="0"/>
           <w:color w:val="101E2E"/>
@@ -7739,6 +7894,7 @@
       </w:pPr>
       <w:r>
         <w:rPr>
+          <w:rFonts w:cs="Calibri"/>
           <w:b w:val="0"/>
           <w:i w:val="0"/>
           <w:color w:val="101E2E"/>
@@ -7755,6 +7911,7 @@
       </w:pPr>
       <w:r>
         <w:rPr>
+          <w:rFonts w:cs="Calibri"/>
           <w:b w:val="0"/>
           <w:i w:val="0"/>
           <w:color w:val="101E2E"/>
@@ -7771,6 +7928,7 @@
       </w:pPr>
       <w:r>
         <w:rPr>
+          <w:rFonts w:cs="Calibri"/>
           <w:b/>
           <w:i w:val="0"/>
           <w:color w:val="0E7C86"/>
@@ -7787,6 +7945,7 @@
       </w:pPr>
       <w:r>
         <w:rPr>
+          <w:rFonts w:cs="Calibri"/>
           <w:b w:val="0"/>
           <w:i w:val="0"/>
           <w:color w:val="101E2E"/>
@@ -7803,6 +7962,7 @@
       </w:pPr>
       <w:r>
         <w:rPr>
+          <w:rFonts w:cs="Calibri"/>
           <w:b/>
           <w:i w:val="0"/>
           <w:color w:val="0E7C86"/>
@@ -7819,6 +7979,7 @@
       </w:pPr>
       <w:r>
         <w:rPr>
+          <w:rFonts w:cs="Calibri"/>
           <w:b w:val="0"/>
           <w:i w:val="0"/>
           <w:color w:val="101E2E"/>
@@ -7835,6 +7996,7 @@
       </w:pPr>
       <w:r>
         <w:rPr>
+          <w:rFonts w:cs="Calibri"/>
           <w:b/>
           <w:i w:val="0"/>
           <w:color w:val="0E7C86"/>
@@ -7848,7 +8010,6 @@
       <w:tblPr>
         <w:tblW w:type="auto" w:w="0"/>
         <w:jc w:val="center"/>
-        <w:tblLook w:firstColumn="1" w:firstRow="1" w:lastColumn="0" w:lastRow="0" w:noHBand="0" w:noVBand="1" w:val="04A0"/>
         <w:tblBorders>
           <w:top w:val="single" w:sz="4" w:color="D9DBD3"/>
           <w:left w:val="single" w:sz="4" w:color="D9DBD3"/>
@@ -7857,6 +8018,7 @@
           <w:insideH w:val="single" w:sz="4" w:color="D9DBD3"/>
           <w:insideV w:val="single" w:sz="4" w:color="D9DBD3"/>
         </w:tblBorders>
+        <w:tblLook w:firstColumn="1" w:firstRow="1" w:lastColumn="0" w:lastRow="0" w:noHBand="0" w:noVBand="1" w:val="04A0"/>
       </w:tblPr>
       <w:tblGrid>
         <w:gridCol w:w="4986"/>
@@ -7875,6 +8037,7 @@
             <w:r/>
             <w:r>
               <w:rPr>
+                <w:rFonts w:cs="Calibri"/>
                 <w:b/>
                 <w:i w:val="0"/>
                 <w:color w:val="0E7C86"/>
@@ -7897,6 +8060,7 @@
             <w:r/>
             <w:r>
               <w:rPr>
+                <w:rFonts w:cs="Calibri"/>
                 <w:b/>
                 <w:i w:val="0"/>
                 <w:color w:val="0E7C86"/>
@@ -7920,6 +8084,7 @@
             <w:r/>
             <w:r>
               <w:rPr>
+                <w:rFonts w:cs="Calibri"/>
                 <w:b w:val="0"/>
                 <w:i w:val="0"/>
                 <w:color w:val="101E2E"/>
@@ -7941,6 +8106,7 @@
             <w:r/>
             <w:r>
               <w:rPr>
+                <w:rFonts w:cs="Calibri"/>
                 <w:b w:val="0"/>
                 <w:i w:val="0"/>
                 <w:color w:val="101E2E"/>
@@ -7964,6 +8130,7 @@
             <w:r/>
             <w:r>
               <w:rPr>
+                <w:rFonts w:cs="Calibri"/>
                 <w:b w:val="0"/>
                 <w:i w:val="0"/>
                 <w:color w:val="101E2E"/>
@@ -7985,6 +8152,7 @@
             <w:r/>
             <w:r>
               <w:rPr>
+                <w:rFonts w:cs="Calibri"/>
                 <w:b w:val="0"/>
                 <w:i w:val="0"/>
                 <w:color w:val="101E2E"/>
@@ -8008,6 +8176,7 @@
             <w:r/>
             <w:r>
               <w:rPr>
+                <w:rFonts w:cs="Calibri"/>
                 <w:b w:val="0"/>
                 <w:i w:val="0"/>
                 <w:color w:val="101E2E"/>
@@ -8029,6 +8198,7 @@
             <w:r/>
             <w:r>
               <w:rPr>
+                <w:rFonts w:cs="Calibri"/>
                 <w:b w:val="0"/>
                 <w:i w:val="0"/>
                 <w:color w:val="101E2E"/>
@@ -8052,6 +8222,7 @@
             <w:r/>
             <w:r>
               <w:rPr>
+                <w:rFonts w:cs="Calibri"/>
                 <w:b w:val="0"/>
                 <w:i w:val="0"/>
                 <w:color w:val="101E2E"/>
@@ -8073,6 +8244,7 @@
             <w:r/>
             <w:r>
               <w:rPr>
+                <w:rFonts w:cs="Calibri"/>
                 <w:b w:val="0"/>
                 <w:i w:val="0"/>
                 <w:color w:val="101E2E"/>
@@ -8096,6 +8268,7 @@
             <w:r/>
             <w:r>
               <w:rPr>
+                <w:rFonts w:cs="Calibri"/>
                 <w:b w:val="0"/>
                 <w:i w:val="0"/>
                 <w:color w:val="101E2E"/>
@@ -8117,6 +8290,7 @@
             <w:r/>
             <w:r>
               <w:rPr>
+                <w:rFonts w:cs="Calibri"/>
                 <w:b w:val="0"/>
                 <w:i w:val="0"/>
                 <w:color w:val="101E2E"/>
@@ -8140,6 +8314,7 @@
             <w:r/>
             <w:r>
               <w:rPr>
+                <w:rFonts w:cs="Calibri"/>
                 <w:b w:val="0"/>
                 <w:i w:val="0"/>
                 <w:color w:val="101E2E"/>
@@ -8161,6 +8336,7 @@
             <w:r/>
             <w:r>
               <w:rPr>
+                <w:rFonts w:cs="Calibri"/>
                 <w:b w:val="0"/>
                 <w:i w:val="0"/>
                 <w:color w:val="101E2E"/>
@@ -8184,6 +8360,7 @@
             <w:r/>
             <w:r>
               <w:rPr>
+                <w:rFonts w:cs="Calibri"/>
                 <w:b w:val="0"/>
                 <w:i w:val="0"/>
                 <w:color w:val="101E2E"/>
@@ -8205,6 +8382,7 @@
             <w:r/>
             <w:r>
               <w:rPr>
+                <w:rFonts w:cs="Calibri"/>
                 <w:b w:val="0"/>
                 <w:i w:val="0"/>
                 <w:color w:val="101E2E"/>
@@ -8229,6 +8407,7 @@
       </w:pPr>
       <w:r>
         <w:rPr>
+          <w:rFonts w:cs="Calibri"/>
           <w:b/>
           <w:i w:val="0"/>
           <w:color w:val="0E7C86"/>
@@ -8245,6 +8424,7 @@
       </w:pPr>
       <w:r>
         <w:rPr>
+          <w:rFonts w:cs="Calibri"/>
           <w:b w:val="0"/>
           <w:i w:val="0"/>
           <w:color w:val="101E2E"/>
